--- a/AI4X-2027.docx
+++ b/AI4X-2027.docx
@@ -206,7 +206,7 @@
         <w:t xml:space="preserve">Olympus Academy of Mountaineering, Mytikas, Greece 402 00</w:t>
       </w:r>
       <w:r>
-        <w:t xml:space="preserve"> </w:t>
+        <w:br/>
       </w:r>
       <w:r>
         <w:rPr>
@@ -305,30 +305,6 @@
       </w:pPr>
       <w:r>
         <w:t xml:space="preserve">AI4X is non-archival: an accepted abstract is not a formal publication, so you are free to publish the work later in a journal or in conference proceedings.</w:t>
-      </w:r>
-    </w:p>
-    <w:p>
-      <w:pPr>
-        <w:pStyle w:val="Heading1"/>
-      </w:pPr>
-      <w:r>
-        <w:t xml:space="preserve">Working with the template</w:t>
-      </w:r>
-    </w:p>
-    <w:p>
-      <w:pPr>
-        <w:pStyle w:val="FirstParagraph"/>
-      </w:pPr>
-      <w:r>
-        <w:t xml:space="preserve">Use the styles of the template: Heading 1 and Heading 2 number the sections, Unnumbered Heading is for the acknowledgments and references, and Appendix Heading for the appendices. The numbers of the figures, tables, and equations, and the references to them, are fields: after moving things around, select all (Ctrl+A) and press F9 to update them.</w:t>
-      </w:r>
-    </w:p>
-    <w:p>
-      <w:pPr>
-        <w:pStyle w:val="BodyText"/>
-      </w:pPr>
-      <w:r>
-        <w:t xml:space="preserve">The template embeds its font, Source Serif 4, so it looks the same on computers that do not have the font installed. Please submit a PDF, and check in it that the bold and italic text and the equations look right. Fill the title, the authors, and the keywords in File → Info → Properties: they become the PDF metadata, which improves search discoverability.</w:t>
       </w:r>
     </w:p>
     <w:p>
@@ -733,6 +709,7 @@
       <w:pPr>
         <w:pStyle w:val="Caption"/>
         <w:keepNext/>
+        <w:keepLines/>
       </w:pPr>
       <w:bookmarkStart w:id="3" w:name="_Ref270000002"/>
       <w:r>
@@ -789,6 +766,7 @@
       </w:tblGrid>
       <w:tr>
         <w:trPr>
+          <w:cantSplit/>
           <w:tblHeader/>
         </w:trPr>
         <w:tc>
@@ -806,6 +784,8 @@
           <w:p>
             <w:pPr>
               <w:pStyle w:val="TableText"/>
+              <w:keepNext/>
+              <w:keepLines/>
             </w:pPr>
             <w:r>
               <w:t xml:space="preserve">Model</w:t>
@@ -827,6 +807,8 @@
           <w:p>
             <w:pPr>
               <w:pStyle w:val="TableText"/>
+              <w:keepNext/>
+              <w:keepLines/>
               <w:jc w:val="center"/>
             </w:pPr>
             <w:r>
@@ -855,6 +837,8 @@
           <w:p>
             <w:pPr>
               <w:pStyle w:val="TableText"/>
+              <w:keepNext/>
+              <w:keepLines/>
               <w:jc w:val="center"/>
             </w:pPr>
             <w:r>
@@ -890,6 +874,8 @@
           <w:p>
             <w:pPr>
               <w:pStyle w:val="TableText"/>
+              <w:keepNext/>
+              <w:keepLines/>
               <w:jc w:val="center"/>
             </w:pPr>
             <w:r>
@@ -905,6 +891,9 @@
         </w:tc>
       </w:tr>
       <w:tr>
+        <w:trPr>
+          <w:cantSplit/>
+        </w:trPr>
         <w:tc>
           <w:tcPr>
             <w:tcW w:w="1572" w:type="dxa"/>
@@ -915,6 +904,8 @@
           <w:p>
             <w:pPr>
               <w:pStyle w:val="TableText"/>
+              <w:keepNext/>
+              <w:keepLines/>
             </w:pPr>
             <w:r>
               <w:t xml:space="preserve">Random forest</w:t>
@@ -931,6 +922,8 @@
           <w:p>
             <w:pPr>
               <w:pStyle w:val="TableText"/>
+              <w:keepNext/>
+              <w:keepLines/>
               <w:jc w:val="center"/>
             </w:pPr>
             <w:r>
@@ -948,6 +941,8 @@
           <w:p>
             <w:pPr>
               <w:pStyle w:val="TableText"/>
+              <w:keepNext/>
+              <w:keepLines/>
               <w:jc w:val="center"/>
             </w:pPr>
             <w:r>
@@ -965,6 +960,8 @@
           <w:p>
             <w:pPr>
               <w:pStyle w:val="TableText"/>
+              <w:keepNext/>
+              <w:keepLines/>
               <w:jc w:val="center"/>
             </w:pPr>
             <w:r>
@@ -978,6 +975,9 @@
         </w:tc>
       </w:tr>
       <w:tr>
+        <w:trPr>
+          <w:cantSplit/>
+        </w:trPr>
         <w:tc>
           <w:tcPr>
             <w:tcW w:w="1572" w:type="dxa"/>
@@ -985,6 +985,8 @@
           <w:p>
             <w:pPr>
               <w:pStyle w:val="TableText"/>
+              <w:keepNext/>
+              <w:keepLines/>
             </w:pPr>
             <w:r>
               <w:t xml:space="preserve">GNN</w:t>
@@ -998,6 +1000,8 @@
           <w:p>
             <w:pPr>
               <w:pStyle w:val="TableText"/>
+              <w:keepNext/>
+              <w:keepLines/>
               <w:jc w:val="center"/>
             </w:pPr>
             <w:r>
@@ -1012,6 +1016,8 @@
           <w:p>
             <w:pPr>
               <w:pStyle w:val="TableText"/>
+              <w:keepNext/>
+              <w:keepLines/>
               <w:jc w:val="center"/>
             </w:pPr>
             <w:r>
@@ -1026,6 +1032,8 @@
           <w:p>
             <w:pPr>
               <w:pStyle w:val="TableText"/>
+              <w:keepNext/>
+              <w:keepLines/>
               <w:jc w:val="center"/>
             </w:pPr>
             <w:r>
@@ -1035,6 +1043,9 @@
         </w:tc>
       </w:tr>
       <w:tr>
+        <w:trPr>
+          <w:cantSplit/>
+        </w:trPr>
         <w:tc>
           <w:tcPr>
             <w:tcW w:w="1572" w:type="dxa"/>
@@ -1048,6 +1059,7 @@
           <w:p>
             <w:pPr>
               <w:pStyle w:val="TableText"/>
+              <w:keepLines/>
             </w:pPr>
             <w:r>
               <w:t xml:space="preserve">Ours</w:t>
@@ -1067,6 +1079,7 @@
           <w:p>
             <w:pPr>
               <w:pStyle w:val="TableText"/>
+              <w:keepLines/>
               <w:jc w:val="center"/>
             </w:pPr>
             <w:r>
@@ -1091,6 +1104,7 @@
           <w:p>
             <w:pPr>
               <w:pStyle w:val="TableText"/>
+              <w:keepLines/>
               <w:jc w:val="center"/>
             </w:pPr>
             <w:r>
@@ -1115,6 +1129,7 @@
           <w:p>
             <w:pPr>
               <w:pStyle w:val="TableText"/>
+              <w:keepLines/>
               <w:jc w:val="center"/>
             </w:pPr>
             <w:r>
@@ -1124,6 +1139,30 @@
         </w:tc>
       </w:tr>
     </w:tbl>
+    <w:p>
+      <w:pPr>
+        <w:pStyle w:val="Heading1"/>
+      </w:pPr>
+      <w:r>
+        <w:t xml:space="preserve">Working with the template</w:t>
+      </w:r>
+    </w:p>
+    <w:p>
+      <w:pPr>
+        <w:pStyle w:val="FirstParagraph"/>
+      </w:pPr>
+      <w:r>
+        <w:t xml:space="preserve">Use the styles of the template: Heading 1 and Heading 2 number the sections, Unnumbered Heading is for the acknowledgments and references. Use Appendix Heading for appendices, and Appendix Heading 2 and Appendix Heading 3 for their subsections. The numbers of the figures, tables, and equations, and the references to them, are fields: after moving things around, select all (Ctrl+A) and press F9 to update them.</w:t>
+      </w:r>
+    </w:p>
+    <w:p>
+      <w:pPr>
+        <w:pStyle w:val="BodyText"/>
+      </w:pPr>
+      <w:r>
+        <w:t xml:space="preserve">The template embeds its font, Source Serif 4, so it looks the same on computers that do not have the font installed. Please submit a PDF, and check in it that the bold and italic text and the equations look right. Fill the title, the authors, and the keywords in File → Info → Properties: they become the PDF metadata, which improves search discoverability.</w:t>
+      </w:r>
+    </w:p>
     <w:p>
       <w:pPr>
         <w:pStyle w:val="UnnumberedHeading"/>
@@ -1613,13 +1652,35 @@
     </w:lvl>
   </w:abstractNum>
   <w:abstractNum w:abstractNumId="1">
-    <w:multiLevelType w:val="singleLevel"/>
+    <w:multiLevelType w:val="multilevel"/>
     <w:lvl w:ilvl="0">
       <w:start w:val="1"/>
       <w:numFmt w:val="upperLetter"/>
       <w:pStyle w:val="AppendixHeading"/>
       <w:suff w:val="space"/>
       <w:lvlText w:val="Appendix %1."/>
+      <w:lvlJc w:val="left"/>
+      <w:pPr>
+        <w:ind w:left="0" w:firstLine="0"/>
+      </w:pPr>
+    </w:lvl>
+    <w:lvl w:ilvl="1">
+      <w:start w:val="1"/>
+      <w:numFmt w:val="decimal"/>
+      <w:pStyle w:val="AppendixHeading2"/>
+      <w:suff w:val="space"/>
+      <w:lvlText w:val="%1.%2."/>
+      <w:lvlJc w:val="left"/>
+      <w:pPr>
+        <w:ind w:left="0" w:firstLine="0"/>
+      </w:pPr>
+    </w:lvl>
+    <w:lvl w:ilvl="2">
+      <w:start w:val="1"/>
+      <w:numFmt w:val="decimal"/>
+      <w:pStyle w:val="AppendixHeading3"/>
+      <w:suff w:val="space"/>
+      <w:lvlText w:val="%1.%2.%3."/>
       <w:lvlJc w:val="left"/>
       <w:pPr>
         <w:ind w:left="0" w:firstLine="0"/>
@@ -1728,6 +1789,7 @@
     <w:qFormat/>
     <w:pPr>
       <w:keepNext/>
+      <w:suppressAutoHyphens/>
       <w:spacing w:before="0" w:after="0" w:line="214" w:lineRule="auto"/>
       <w:jc w:val="center"/>
     </w:pPr>
@@ -1851,6 +1913,48 @@
     <w:rPr>
       <w:b/>
       <w:bCs/>
+    </w:rPr>
+  </w:style>
+  <w:style w:type="paragraph" w:customStyle="1" w:styleId="AppendixHeading2">
+    <w:name w:val="Appendix Heading 2"/>
+    <w:basedOn w:val="Normal"/>
+    <w:next w:val="FirstParagraph"/>
+    <w:qFormat/>
+    <w:pPr>
+      <w:keepNext/>
+      <w:keepLines/>
+      <w:numPr>
+        <w:ilvl w:val="1"/>
+        <w:numId w:val="2"/>
+      </w:numPr>
+      <w:spacing w:before="300" w:after="20" w:line="210" w:lineRule="auto"/>
+      <w:jc w:val="left"/>
+      <w:outlineLvl w:val="1"/>
+    </w:pPr>
+    <w:rPr>
+      <w:i/>
+      <w:iCs/>
+    </w:rPr>
+  </w:style>
+  <w:style w:type="paragraph" w:customStyle="1" w:styleId="AppendixHeading3">
+    <w:name w:val="Appendix Heading 3"/>
+    <w:basedOn w:val="Normal"/>
+    <w:next w:val="FirstParagraph"/>
+    <w:qFormat/>
+    <w:pPr>
+      <w:keepNext/>
+      <w:keepLines/>
+      <w:numPr>
+        <w:ilvl w:val="2"/>
+        <w:numId w:val="2"/>
+      </w:numPr>
+      <w:spacing w:before="300" w:after="20" w:line="210" w:lineRule="auto"/>
+      <w:jc w:val="left"/>
+      <w:outlineLvl w:val="2"/>
+    </w:pPr>
+    <w:rPr>
+      <w:i/>
+      <w:iCs/>
     </w:rPr>
   </w:style>
   <w:style w:type="paragraph" w:styleId="Caption">

--- a/AI4X-2027.docx
+++ b/AI4X-2027.docx
@@ -1,13 +1,13 @@
 
 <file path=word/document.xml><?xml version="1.0" encoding="utf-8"?>
-<w:document xmlns:w="http://schemas.openxmlformats.org/wordprocessingml/2006/main" xmlns:r="http://schemas.openxmlformats.org/officeDocument/2006/relationships" xmlns:m="http://schemas.openxmlformats.org/officeDocument/2006/math" xmlns:wp="http://schemas.openxmlformats.org/drawingml/2006/wordprocessingDrawing" xmlns:a="http://schemas.openxmlformats.org/drawingml/2006/main" xmlns:pic="http://schemas.openxmlformats.org/drawingml/2006/picture">
+<w:document xmlns:wpc="http://schemas.microsoft.com/office/word/2010/wordprocessingCanvas" xmlns:cx="http://schemas.microsoft.com/office/drawing/2014/chartex" xmlns:cx1="http://schemas.microsoft.com/office/drawing/2015/9/8/chartex" xmlns:cx2="http://schemas.microsoft.com/office/drawing/2015/10/21/chartex" xmlns:cx3="http://schemas.microsoft.com/office/drawing/2016/5/9/chartex" xmlns:cx4="http://schemas.microsoft.com/office/drawing/2016/5/10/chartex" xmlns:cx5="http://schemas.microsoft.com/office/drawing/2016/5/11/chartex" xmlns:cx6="http://schemas.microsoft.com/office/drawing/2016/5/12/chartex" xmlns:cx7="http://schemas.microsoft.com/office/drawing/2016/5/13/chartex" xmlns:cx8="http://schemas.microsoft.com/office/drawing/2016/5/14/chartex" xmlns:mc="http://schemas.openxmlformats.org/markup-compatibility/2006" xmlns:aink="http://schemas.microsoft.com/office/drawing/2016/ink" xmlns:am3d="http://schemas.microsoft.com/office/drawing/2017/model3d" xmlns:o="urn:schemas-microsoft-com:office:office" xmlns:oel="http://schemas.microsoft.com/office/2019/extlst" xmlns:r="http://schemas.openxmlformats.org/officeDocument/2006/relationships" xmlns:m="http://schemas.openxmlformats.org/officeDocument/2006/math" xmlns:v="urn:schemas-microsoft-com:vml" xmlns:wp14="http://schemas.microsoft.com/office/word/2010/wordprocessingDrawing" xmlns:wp="http://schemas.openxmlformats.org/drawingml/2006/wordprocessingDrawing" xmlns:w10="urn:schemas-microsoft-com:office:word" xmlns:w="http://schemas.openxmlformats.org/wordprocessingml/2006/main" xmlns:w14="http://schemas.microsoft.com/office/word/2010/wordml" xmlns:w15="http://schemas.microsoft.com/office/word/2012/wordml" xmlns:w16cex="http://schemas.microsoft.com/office/word/2018/wordml/cex" xmlns:w16cid="http://schemas.microsoft.com/office/word/2016/wordml/cid" xmlns:w16="http://schemas.microsoft.com/office/word/2018/wordml" xmlns:w16du="http://schemas.microsoft.com/office/word/2023/wordml/word16du" xmlns:w16sdtdh="http://schemas.microsoft.com/office/word/2020/wordml/sdtdatahash" xmlns:w16sdtfl="http://schemas.microsoft.com/office/word/2024/wordml/sdtformatlock" xmlns:w16se="http://schemas.microsoft.com/office/word/2015/wordml/symex" xmlns:wpg="http://schemas.microsoft.com/office/word/2010/wordprocessingGroup" xmlns:wpi="http://schemas.microsoft.com/office/word/2010/wordprocessingInk" xmlns:wne="http://schemas.microsoft.com/office/word/2006/wordml" xmlns:wps="http://schemas.microsoft.com/office/word/2010/wordprocessingShape" mc:Ignorable="w14 w15 w16se w16cid w16 w16cex w16sdtdh w16sdtfl w16du wp14">
   <w:body>
     <w:p>
       <w:pPr>
         <w:pStyle w:val="Title"/>
       </w:pPr>
       <w:r>
-        <w:t xml:space="preserve">AI4X Conference 2027 abstract template and formatting guidelines</w:t>
+        <w:t>AI4X Conference 2027 abstract template and formatting guidelines</w:t>
       </w:r>
     </w:p>
     <w:p>
@@ -19,10 +19,10 @@
           <w:b/>
           <w:bCs/>
         </w:rPr>
-        <w:t xml:space="preserve">First Author</w:t>
-      </w:r>
-      <w:r>
-        <w:t xml:space="preserve"> </w:t>
+        <w:t>First Author</w:t>
+      </w:r>
+      <w:r>
+        <w:t> </w:t>
       </w:r>
       <w:r>
         <w:rPr>
@@ -30,18 +30,18 @@
           <w:position w:val="6"/>
         </w:rPr>
         <w:drawing>
-          <wp:inline distT="0" distB="0" distL="0" distR="0">
+          <wp:inline distT="0" distB="0" distL="0" distR="0" wp14:anchorId="4D229FF5" wp14:editId="445F6826">
             <wp:extent cx="59000" cy="59000"/>
             <wp:effectExtent l="0" t="0" r="0" b="0"/>
             <wp:docPr id="1" name="ORCID iD" descr="ORCID iD 0000-0000-0000-0000">
-              <a:hlinkClick r:id="rId18"/>
+              <a:hlinkClick xmlns:a="http://schemas.openxmlformats.org/drawingml/2006/main" r:id="rId8"/>
             </wp:docPr>
             <wp:cNvGraphicFramePr>
-              <a:graphicFrameLocks noChangeAspect="1"/>
+              <a:graphicFrameLocks xmlns:a="http://schemas.openxmlformats.org/drawingml/2006/main" noChangeAspect="1"/>
             </wp:cNvGraphicFramePr>
-            <a:graphic>
+            <a:graphic xmlns:a="http://schemas.openxmlformats.org/drawingml/2006/main">
               <a:graphicData uri="http://schemas.openxmlformats.org/drawingml/2006/picture">
-                <pic:pic>
+                <pic:pic xmlns:pic="http://schemas.openxmlformats.org/drawingml/2006/picture">
                   <pic:nvPicPr>
                     <pic:cNvPr id="1" name="ORCID iD"/>
                     <pic:cNvPicPr>
@@ -49,7 +49,7 @@
                     </pic:cNvPicPr>
                   </pic:nvPicPr>
                   <pic:blipFill>
-                    <a:blip r:embed="rId7"/>
+                    <a:blip r:embed="rId9"/>
                     <a:stretch>
                       <a:fillRect/>
                     </a:stretch>
@@ -73,7 +73,7 @@
         <w:rPr>
           <w:vertAlign w:val="superscript"/>
         </w:rPr>
-        <w:t xml:space="preserve">* 1</w:t>
+        <w:t>* 1</w:t>
       </w:r>
       <w:r>
         <w:t xml:space="preserve"> </w:t>
@@ -84,16 +84,16 @@
           <w:bCs/>
           <w:u w:val="single"/>
         </w:rPr>
-        <w:t xml:space="preserve">Presenting Author</w:t>
-      </w:r>
-      <w:r>
-        <w:t xml:space="preserve"> </w:t>
+        <w:t>Presenting Author</w:t>
+      </w:r>
+      <w:r>
+        <w:t> </w:t>
       </w:r>
       <w:r>
         <w:rPr>
           <w:vertAlign w:val="superscript"/>
         </w:rPr>
-        <w:t xml:space="preserve">* 2</w:t>
+        <w:t>* 2</w:t>
       </w:r>
       <w:r>
         <w:t xml:space="preserve"> </w:t>
@@ -103,10 +103,10 @@
           <w:b/>
           <w:bCs/>
         </w:rPr>
-        <w:t xml:space="preserve">Middle Author</w:t>
-      </w:r>
-      <w:r>
-        <w:t xml:space="preserve"> </w:t>
+        <w:t>Middle Author</w:t>
+      </w:r>
+      <w:r>
+        <w:t> </w:t>
       </w:r>
       <w:r>
         <w:rPr>
@@ -114,18 +114,18 @@
           <w:position w:val="6"/>
         </w:rPr>
         <w:drawing>
-          <wp:inline distT="0" distB="0" distL="0" distR="0">
+          <wp:inline distT="0" distB="0" distL="0" distR="0" wp14:anchorId="1B2B5419" wp14:editId="6845F1D6">
             <wp:extent cx="59000" cy="59000"/>
             <wp:effectExtent l="0" t="0" r="0" b="0"/>
             <wp:docPr id="2" name="ORCID iD" descr="ORCID iD 0000-0000-0000-0000">
-              <a:hlinkClick r:id="rId19"/>
+              <a:hlinkClick xmlns:a="http://schemas.openxmlformats.org/drawingml/2006/main" r:id="rId8"/>
             </wp:docPr>
             <wp:cNvGraphicFramePr>
-              <a:graphicFrameLocks noChangeAspect="1"/>
+              <a:graphicFrameLocks xmlns:a="http://schemas.openxmlformats.org/drawingml/2006/main" noChangeAspect="1"/>
             </wp:cNvGraphicFramePr>
-            <a:graphic>
+            <a:graphic xmlns:a="http://schemas.openxmlformats.org/drawingml/2006/main">
               <a:graphicData uri="http://schemas.openxmlformats.org/drawingml/2006/picture">
-                <pic:pic>
+                <pic:pic xmlns:pic="http://schemas.openxmlformats.org/drawingml/2006/picture">
                   <pic:nvPicPr>
                     <pic:cNvPr id="2" name="ORCID iD"/>
                     <pic:cNvPicPr>
@@ -133,7 +133,7 @@
                     </pic:cNvPicPr>
                   </pic:nvPicPr>
                   <pic:blipFill>
-                    <a:blip r:embed="rId7"/>
+                    <a:blip r:embed="rId9"/>
                     <a:stretch>
                       <a:fillRect/>
                     </a:stretch>
@@ -157,7 +157,7 @@
         <w:rPr>
           <w:vertAlign w:val="superscript"/>
         </w:rPr>
-        <w:t xml:space="preserve">2 1</w:t>
+        <w:t>2 1</w:t>
       </w:r>
       <w:r>
         <w:t xml:space="preserve"> </w:t>
@@ -167,16 +167,16 @@
           <w:b/>
           <w:bCs/>
         </w:rPr>
-        <w:t xml:space="preserve">Last Author</w:t>
-      </w:r>
-      <w:r>
-        <w:t xml:space="preserve"> </w:t>
+        <w:t>Last Author</w:t>
+      </w:r>
+      <w:r>
+        <w:t> </w:t>
       </w:r>
       <w:r>
         <w:rPr>
           <w:vertAlign w:val="superscript"/>
         </w:rPr>
-        <w:t xml:space="preserve">3</w:t>
+        <w:t>3</w:t>
       </w:r>
     </w:p>
     <w:p>
@@ -187,23 +187,23 @@
         <w:rPr>
           <w:vertAlign w:val="superscript"/>
         </w:rPr>
-        <w:t xml:space="preserve">*</w:t>
-      </w:r>
-      <w:r>
-        <w:t xml:space="preserve">Equal contribution </w:t>
+        <w:t>*</w:t>
+      </w:r>
+      <w:r>
+        <w:t>Equal contribution </w:t>
       </w:r>
       <w:r>
         <w:rPr>
           <w:vertAlign w:val="superscript"/>
         </w:rPr>
-        <w:t xml:space="preserve">1</w:t>
+        <w:t>1</w:t>
       </w:r>
       <w:r>
         <w:rPr>
           <w:i/>
           <w:iCs/>
         </w:rPr>
-        <w:t xml:space="preserve">Olympus Academy of Mountaineering, Mytikas, Greece 402 00</w:t>
+        <w:t>Olympus Academy of Mountaineering, Mytikas, Greece 402 00</w:t>
       </w:r>
       <w:r>
         <w:br/>
@@ -212,38 +212,38 @@
         <w:rPr>
           <w:vertAlign w:val="superscript"/>
         </w:rPr>
-        <w:t xml:space="preserve">2</w:t>
+        <w:t>2</w:t>
       </w:r>
       <w:r>
         <w:rPr>
           <w:i/>
           <w:iCs/>
         </w:rPr>
-        <w:t xml:space="preserve">University of Underwater Studies, Atlantis 341</w:t>
-      </w:r>
-      <w:r>
-        <w:t xml:space="preserve"> </w:t>
+        <w:t>University of Underwater Studies, Atlantis 341</w:t>
+      </w:r>
+      <w:r>
+        <w:t> </w:t>
       </w:r>
       <w:r>
         <w:rPr>
           <w:vertAlign w:val="superscript"/>
         </w:rPr>
-        <w:t xml:space="preserve">3</w:t>
+        <w:t>3</w:t>
       </w:r>
       <w:r>
         <w:rPr>
           <w:i/>
           <w:iCs/>
         </w:rPr>
-        <w:t xml:space="preserve">University of Nowhere</w:t>
+        <w:t>University of Nowhere</w:t>
       </w:r>
     </w:p>
     <w:p>
       <w:pPr>
         <w:pStyle w:val="Affiliations"/>
         <w:sectPr>
-          <w:headerReference w:type="default" r:id="rId5"/>
-          <w:footerReference w:type="default" r:id="rId6"/>
+          <w:headerReference w:type="default" r:id="rId10"/>
+          <w:footerReference w:type="default" r:id="rId11"/>
           <w:pgSz w:w="11906" w:h="16838"/>
           <w:pgMar w:top="1134" w:right="1134" w:bottom="1134" w:left="1134" w:header="550" w:footer="500" w:gutter="0"/>
           <w:cols w:space="720"/>
@@ -253,25 +253,25 @@
       <w:r>
         <w:t xml:space="preserve">Correspondence to: Last Author </w:t>
       </w:r>
-      <w:hyperlink r:id="rId20" w:history="1">
+      <w:hyperlink r:id="rId12" w:history="1">
         <w:r>
           <w:rPr>
             <w:rStyle w:val="Hyperlink"/>
             <w:u w:val="single"/>
           </w:rPr>
-          <w:t xml:space="preserve">dropides@void.ai</w:t>
+          <w:t>dropides@void.ai</w:t>
         </w:r>
       </w:hyperlink>
       <w:r>
         <w:t xml:space="preserve">, Middle Author </w:t>
       </w:r>
-      <w:hyperlink r:id="rId21" w:history="1">
+      <w:hyperlink r:id="rId13" w:history="1">
         <w:r>
           <w:rPr>
             <w:rStyle w:val="Hyperlink"/>
             <w:u w:val="single"/>
           </w:rPr>
-          <w:t xml:space="preserve">boss@underworld.ai</w:t>
+          <w:t>boss@underworld.ai</w:t>
         </w:r>
       </w:hyperlink>
     </w:p>
@@ -280,7 +280,7 @@
         <w:pStyle w:val="Heading1"/>
       </w:pPr>
       <w:r>
-        <w:t xml:space="preserve">Introduction</w:t>
+        <w:t>Introduction</w:t>
       </w:r>
     </w:p>
     <w:p>
@@ -288,7 +288,7 @@
         <w:pStyle w:val="FirstParagraph"/>
       </w:pPr>
       <w:r>
-        <w:t xml:space="preserve">The page limit is two pages, not counting the acknowledgments, references, and appendices. Please do not change the font sizes, margins or line spacing to squeeze more text.</w:t>
+        <w:t>The page limit is two pages, not counting the acknowledgments, references, and appendices. Please do not change the font sizes, margins or line spacing to squeeze more text.</w:t>
       </w:r>
     </w:p>
     <w:p>
@@ -296,7 +296,31 @@
         <w:pStyle w:val="BodyText"/>
       </w:pPr>
       <w:r>
-        <w:t xml:space="preserve">The review is single-blind: the reviewers see the author names, so do not anonymize your submission. At least one author must be listed after “Correspondence to”. ORCID links for the authors will make it easier for the readers to find you, but are not mandatory; to link an iD icon to your record, right-click it and choose Link.</w:t>
+        <w:t xml:space="preserve">The review is single-blind: the reviewers see the </w:t>
+      </w:r>
+      <w:proofErr w:type="gramStart"/>
+      <w:r>
+        <w:t>author</w:t>
+      </w:r>
+      <w:proofErr w:type="gramEnd"/>
+      <w:r>
+        <w:t xml:space="preserve"> names, so do not anonymize your submission. At least one author must be listed after “Correspondence to”. ORCID links for the authors will make it easier for the readers to find </w:t>
+      </w:r>
+      <w:proofErr w:type="gramStart"/>
+      <w:r>
+        <w:t>you, but</w:t>
+      </w:r>
+      <w:proofErr w:type="gramEnd"/>
+      <w:r>
+        <w:t xml:space="preserve"> are not mandatory; to link an </w:t>
+      </w:r>
+      <w:proofErr w:type="spellStart"/>
+      <w:r>
+        <w:t>iD</w:t>
+      </w:r>
+      <w:proofErr w:type="spellEnd"/>
+      <w:r>
+        <w:t xml:space="preserve"> icon to your record, right-click it and choose Link.</w:t>
       </w:r>
     </w:p>
     <w:p>
@@ -304,7 +328,7 @@
         <w:pStyle w:val="BodyText"/>
       </w:pPr>
       <w:r>
-        <w:t xml:space="preserve">AI4X is non-archival: an accepted abstract is not a formal publication, so you are free to publish the work later in a journal or in conference proceedings.</w:t>
+        <w:t>AI4X is non-archival: an accepted abstract is not a formal publication, so you are free to publish the work later in a journal or in conference proceedings.</w:t>
       </w:r>
     </w:p>
     <w:p>
@@ -312,7 +336,7 @@
         <w:pStyle w:val="Heading1"/>
       </w:pPr>
       <w:r>
-        <w:t xml:space="preserve">Substantial section</w:t>
+        <w:t>Substantial section</w:t>
       </w:r>
     </w:p>
     <w:p>
@@ -320,7 +344,7 @@
         <w:pStyle w:val="FirstParagraph"/>
       </w:pPr>
       <w:r>
-        <w:t xml:space="preserve">If you want to, you can split the text into sections. An AI4X abstract is not a journal paper, so there is no hard requirement for the work to be reproducible from the text. At the same time, the reviewers and, ultimately, your fellow attendees look for novelty, significance, and soundness – the abstract must convey what was done, why, and the validation results. It can include equations, such as Equation (</w:t>
+        <w:t>If you want to, you can split the text into sections. An AI4X abstract is not a journal paper, so there is no hard requirement for the work to be reproducible from the text. At the same time, the reviewers and, ultimately, your fellow attendees look for novelty, significance, and soundness – the abstract must convey what was done, why, and the validation results. It can include equations, such as Equation (</w:t>
       </w:r>
       <w:r>
         <w:fldChar w:fldCharType="begin"/>
@@ -332,13 +356,13 @@
         <w:fldChar w:fldCharType="separate"/>
       </w:r>
       <w:r>
-        <w:t xml:space="preserve">1</w:t>
+        <w:t>1</w:t>
       </w:r>
       <w:r>
         <w:fldChar w:fldCharType="end"/>
       </w:r>
       <w:r>
-        <w:t xml:space="preserve">). If the abstract is based on your previously published work, it should be clearly stated and cited.</w:t>
+        <w:t>). If the abstract is based on your previously published work, it should be clearly stated and cited.</w:t>
       </w:r>
     </w:p>
     <w:p>
@@ -350,10 +374,31 @@
       </w:r>
       <m:oMath>
         <m:d>
+          <m:dPr>
+            <m:ctrlPr>
+              <w:rPr>
+                <w:rFonts w:ascii="Cambria Math" w:hAnsi="Cambria Math"/>
+              </w:rPr>
+            </m:ctrlPr>
+          </m:dPr>
           <m:e>
             <m:func>
+              <m:funcPr>
+                <m:ctrlPr>
+                  <w:rPr>
+                    <w:rFonts w:ascii="Cambria Math" w:hAnsi="Cambria Math"/>
+                  </w:rPr>
+                </m:ctrlPr>
+              </m:funcPr>
               <m:fName>
                 <m:limLow>
+                  <m:limLowPr>
+                    <m:ctrlPr>
+                      <w:rPr>
+                        <w:rFonts w:ascii="Cambria Math" w:hAnsi="Cambria Math"/>
+                      </w:rPr>
+                    </m:ctrlPr>
+                  </m:limLowPr>
                   <m:e>
                     <m:r>
                       <m:rPr>
@@ -373,6 +418,13 @@
                       <m:t>x→</m:t>
                     </m:r>
                     <m:sSup>
+                      <m:sSupPr>
+                        <m:ctrlPr>
+                          <w:rPr>
+                            <w:rFonts w:ascii="Cambria Math" w:hAnsi="Cambria Math"/>
+                          </w:rPr>
+                        </m:ctrlPr>
+                      </m:sSupPr>
                       <m:e>
                         <m:r>
                           <w:rPr>
@@ -398,6 +450,13 @@
               </m:fName>
               <m:e>
                 <m:f>
+                  <m:fPr>
+                    <m:ctrlPr>
+                      <w:rPr>
+                        <w:rFonts w:ascii="Cambria Math" w:hAnsi="Cambria Math"/>
+                      </w:rPr>
+                    </m:ctrlPr>
+                  </m:fPr>
                   <m:num>
                     <m:r>
                       <w:rPr>
@@ -411,7 +470,7 @@
                       <w:rPr>
                         <w:rFonts w:ascii="Cambria Math" w:hAnsi="Cambria Math"/>
                       </w:rPr>
-                      <m:t>x−8</m:t>
+                      <m:t>x-8</m:t>
                     </m:r>
                   </m:den>
                 </m:f>
@@ -432,10 +491,31 @@
           <m:t>⇒</m:t>
         </m:r>
         <m:d>
+          <m:dPr>
+            <m:ctrlPr>
+              <w:rPr>
+                <w:rFonts w:ascii="Cambria Math" w:hAnsi="Cambria Math"/>
+              </w:rPr>
+            </m:ctrlPr>
+          </m:dPr>
           <m:e>
             <m:func>
+              <m:funcPr>
+                <m:ctrlPr>
+                  <w:rPr>
+                    <w:rFonts w:ascii="Cambria Math" w:hAnsi="Cambria Math"/>
+                  </w:rPr>
+                </m:ctrlPr>
+              </m:funcPr>
               <m:fName>
                 <m:limLow>
+                  <m:limLowPr>
+                    <m:ctrlPr>
+                      <w:rPr>
+                        <w:rFonts w:ascii="Cambria Math" w:hAnsi="Cambria Math"/>
+                      </w:rPr>
+                    </m:ctrlPr>
+                  </m:limLowPr>
                   <m:e>
                     <m:r>
                       <m:rPr>
@@ -455,6 +535,13 @@
                       <m:t>x→</m:t>
                     </m:r>
                     <m:sSup>
+                      <m:sSupPr>
+                        <m:ctrlPr>
+                          <w:rPr>
+                            <w:rFonts w:ascii="Cambria Math" w:hAnsi="Cambria Math"/>
+                          </w:rPr>
+                        </m:ctrlPr>
+                      </m:sSupPr>
                       <m:e>
                         <m:r>
                           <w:rPr>
@@ -480,6 +567,13 @@
               </m:fName>
               <m:e>
                 <m:f>
+                  <m:fPr>
+                    <m:ctrlPr>
+                      <w:rPr>
+                        <w:rFonts w:ascii="Cambria Math" w:hAnsi="Cambria Math"/>
+                      </w:rPr>
+                    </m:ctrlPr>
+                  </m:fPr>
                   <m:num>
                     <m:r>
                       <w:rPr>
@@ -493,7 +587,7 @@
                       <w:rPr>
                         <w:rFonts w:ascii="Cambria Math" w:hAnsi="Cambria Math"/>
                       </w:rPr>
-                      <m:t>x−3</m:t>
+                      <m:t>x-3</m:t>
                     </m:r>
                   </m:den>
                 </m:f>
@@ -510,11 +604,9 @@
       </m:oMath>
       <w:r>
         <w:tab/>
-      </w:r>
-      <w:r>
-        <w:t xml:space="preserve">(</w:t>
-      </w:r>
-      <w:bookmarkStart w:id="1" w:name="_Ref270000003"/>
+        <w:t>(</w:t>
+      </w:r>
+      <w:bookmarkStart w:id="0" w:name="_Ref270000003"/>
       <w:r>
         <w:fldChar w:fldCharType="begin"/>
       </w:r>
@@ -525,14 +617,14 @@
         <w:fldChar w:fldCharType="separate"/>
       </w:r>
       <w:r>
-        <w:t xml:space="preserve">1</w:t>
+        <w:t>1</w:t>
       </w:r>
       <w:r>
         <w:fldChar w:fldCharType="end"/>
       </w:r>
-      <w:bookmarkEnd w:id="1"/>
-      <w:r>
-        <w:t xml:space="preserve">)</w:t>
+      <w:bookmarkEnd w:id="0"/>
+      <w:r>
+        <w:t>)</w:t>
       </w:r>
     </w:p>
     <w:p>
@@ -540,7 +632,7 @@
         <w:pStyle w:val="Heading2"/>
       </w:pPr>
       <w:r>
-        <w:t xml:space="preserve">Related work</w:t>
+        <w:t>Related work</w:t>
       </w:r>
     </w:p>
     <w:p>
@@ -550,35 +642,153 @@
       <w:r>
         <w:t xml:space="preserve">A good way to show novelty is to state the difference from the related work, for example, on protein structure prediction </w:t>
       </w:r>
-      <w:r>
-        <w:t xml:space="preserve">[1]</w:t>
-      </w:r>
+      <w:sdt>
+        <w:sdtPr>
+          <w:id w:val="1693179937"/>
+          <w:citation/>
+        </w:sdtPr>
+        <w:sdtContent>
+          <w:r>
+            <w:fldChar w:fldCharType="begin"/>
+          </w:r>
+          <w:r>
+            <w:instrText xml:space="preserve"> CITATION AI4X_Jumper2021 \l 1033 \* MERGEFORMAT </w:instrText>
+          </w:r>
+          <w:r>
+            <w:fldChar w:fldCharType="separate"/>
+          </w:r>
+          <w:r>
+            <w:rPr>
+              <w:rFonts w:ascii="Times New Roman" w:hAnsi="Times New Roman"/>
+              <w:b/>
+              <w:bCs/>
+              <w:noProof/>
+            </w:rPr>
+            <w:t>[1]</w:t>
+          </w:r>
+          <w:r>
+            <w:fldChar w:fldCharType="end"/>
+          </w:r>
+        </w:sdtContent>
+      </w:sdt>
       <w:r>
         <w:t xml:space="preserve">, graph neural networks (GNNs) for molecules and materials </w:t>
       </w:r>
-      <w:r>
-        <w:t xml:space="preserve">[2, 3]</w:t>
-      </w:r>
+      <w:sdt>
+        <w:sdtPr>
+          <w:id w:val="552510234"/>
+          <w:citation/>
+        </w:sdtPr>
+        <w:sdtContent>
+          <w:r>
+            <w:fldChar w:fldCharType="begin"/>
+          </w:r>
+          <w:r>
+            <w:instrText xml:space="preserve"> CITATION AI4X_Schutt2017 \m AI4X_Xie2018 \l 1033 \* MERGEFORMAT </w:instrText>
+          </w:r>
+          <w:r>
+            <w:fldChar w:fldCharType="separate"/>
+          </w:r>
+          <w:r>
+            <w:rPr>
+              <w:noProof/>
+            </w:rPr>
+            <w:t>[2, 3]</w:t>
+          </w:r>
+          <w:r>
+            <w:fldChar w:fldCharType="end"/>
+          </w:r>
+        </w:sdtContent>
+      </w:sdt>
       <w:r>
         <w:t xml:space="preserve">, materials discovery at scale </w:t>
       </w:r>
-      <w:r>
-        <w:t xml:space="preserve">[4]</w:t>
-      </w:r>
+      <w:sdt>
+        <w:sdtPr>
+          <w:id w:val="1960373899"/>
+          <w:citation/>
+        </w:sdtPr>
+        <w:sdtContent>
+          <w:r>
+            <w:fldChar w:fldCharType="begin"/>
+          </w:r>
+          <w:r>
+            <w:instrText xml:space="preserve"> CITATION AI4X_Merchant2023 \l 1033 \* MERGEFORMAT </w:instrText>
+          </w:r>
+          <w:r>
+            <w:fldChar w:fldCharType="separate"/>
+          </w:r>
+          <w:r>
+            <w:rPr>
+              <w:noProof/>
+            </w:rPr>
+            <w:t>[4]</w:t>
+          </w:r>
+          <w:r>
+            <w:fldChar w:fldCharType="end"/>
+          </w:r>
+        </w:sdtContent>
+      </w:sdt>
       <w:r>
         <w:t xml:space="preserve">, or autonomous laboratories </w:t>
       </w:r>
-      <w:r>
-        <w:t xml:space="preserve">[5]</w:t>
-      </w:r>
+      <w:sdt>
+        <w:sdtPr>
+          <w:id w:val="-1820031139"/>
+          <w:citation/>
+        </w:sdtPr>
+        <w:sdtContent>
+          <w:r>
+            <w:fldChar w:fldCharType="begin"/>
+          </w:r>
+          <w:r>
+            <w:instrText xml:space="preserve"> CITATION AI4X_Burger2020_Complete \l 1033 \* MERGEFORMAT \* MERGEFORMAT </w:instrText>
+          </w:r>
+          <w:r>
+            <w:fldChar w:fldCharType="separate"/>
+          </w:r>
+          <w:r>
+            <w:rPr>
+              <w:noProof/>
+            </w:rPr>
+            <w:t>[5]</w:t>
+          </w:r>
+          <w:r>
+            <w:fldChar w:fldCharType="end"/>
+          </w:r>
+        </w:sdtContent>
+      </w:sdt>
       <w:r>
         <w:t xml:space="preserve">. An overview of the previous state of the field can be found in the AI4X Roadmap from a previous conference edition </w:t>
       </w:r>
-      <w:r>
-        <w:t xml:space="preserve">[6]</w:t>
-      </w:r>
-      <w:r>
-        <w:t xml:space="preserve">.</w:t>
+      <w:sdt>
+        <w:sdtPr>
+          <w:id w:val="-156459740"/>
+          <w:citation/>
+        </w:sdtPr>
+        <w:sdtContent>
+          <w:r>
+            <w:fldChar w:fldCharType="begin"/>
+          </w:r>
+          <w:r>
+            <w:instrText xml:space="preserve"> CITATION AI4X_Roadmap2025 \l 1033 \* MERGEFORMAT </w:instrText>
+          </w:r>
+          <w:r>
+            <w:fldChar w:fldCharType="separate"/>
+          </w:r>
+          <w:r>
+            <w:rPr>
+              <w:noProof/>
+            </w:rPr>
+            <w:t>[6]</w:t>
+          </w:r>
+          <w:r>
+            <w:fldChar w:fldCharType="end"/>
+          </w:r>
+        </w:sdtContent>
+      </w:sdt>
+      <w:r>
+        <w:t>.</w:t>
       </w:r>
     </w:p>
     <w:p>
@@ -586,7 +796,7 @@
         <w:pStyle w:val="Heading2"/>
       </w:pPr>
       <w:r>
-        <w:t xml:space="preserve">Figures and tables</w:t>
+        <w:t>Figures and tables</w:t>
       </w:r>
     </w:p>
     <w:p>
@@ -603,7 +813,7 @@
         <w:fldChar w:fldCharType="separate"/>
       </w:r>
       <w:r>
-        <w:t xml:space="preserve">Figure 1</w:t>
+        <w:t>Figure 1</w:t>
       </w:r>
       <w:r>
         <w:fldChar w:fldCharType="end"/>
@@ -621,7 +831,7 @@
         <w:fldChar w:fldCharType="separate"/>
       </w:r>
       <w:r>
-        <w:t xml:space="preserve">Table 1</w:t>
+        <w:t>Table 1</w:t>
       </w:r>
       <w:r>
         <w:fldChar w:fldCharType="end"/>
@@ -639,16 +849,16 @@
           <w:noProof/>
         </w:rPr>
         <w:drawing>
-          <wp:inline distT="0" distB="0" distL="0" distR="0">
+          <wp:inline distT="0" distB="0" distL="0" distR="0" wp14:anchorId="5E5B85C4" wp14:editId="7827A709">
             <wp:extent cx="2915920" cy="2915920"/>
             <wp:effectExtent l="0" t="0" r="0" b="0"/>
             <wp:docPr id="3" name="Figure 1" descr="The Bremen Town Musicians, a donkey, a dog, a cat, and a rooster, operating an automated laboratory"/>
             <wp:cNvGraphicFramePr>
-              <a:graphicFrameLocks noChangeAspect="1"/>
+              <a:graphicFrameLocks xmlns:a="http://schemas.openxmlformats.org/drawingml/2006/main" noChangeAspect="1"/>
             </wp:cNvGraphicFramePr>
-            <a:graphic>
+            <a:graphic xmlns:a="http://schemas.openxmlformats.org/drawingml/2006/main">
               <a:graphicData uri="http://schemas.openxmlformats.org/drawingml/2006/picture">
-                <pic:pic>
+                <pic:pic xmlns:pic="http://schemas.openxmlformats.org/drawingml/2006/picture">
                   <pic:nvPicPr>
                     <pic:cNvPr id="3" name="Figure 1"/>
                     <pic:cNvPicPr>
@@ -656,7 +866,7 @@
                     </pic:cNvPicPr>
                   </pic:nvPicPr>
                   <pic:blipFill>
-                    <a:blip r:embed="rId8"/>
+                    <a:blip r:embed="rId14"/>
                     <a:stretch>
                       <a:fillRect/>
                     </a:stretch>
@@ -681,28 +891,66 @@
       <w:pPr>
         <w:pStyle w:val="Caption"/>
       </w:pPr>
-      <w:bookmarkStart w:id="2" w:name="_Ref270000001"/>
+      <w:bookmarkStart w:id="1" w:name="_Ref270000001"/>
       <w:r>
         <w:t xml:space="preserve">Figure </w:t>
       </w:r>
-      <w:r>
-        <w:fldChar w:fldCharType="begin"/>
-      </w:r>
-      <w:r>
-        <w:instrText xml:space="preserve"> SEQ Figure \* ARABIC </w:instrText>
-      </w:r>
-      <w:r>
-        <w:fldChar w:fldCharType="separate"/>
-      </w:r>
-      <w:r>
-        <w:t xml:space="preserve">1</w:t>
-      </w:r>
-      <w:r>
-        <w:fldChar w:fldCharType="end"/>
-      </w:r>
-      <w:bookmarkEnd w:id="2"/>
-      <w:r>
-        <w:t xml:space="preserve">: Collaboration was just as important to the success of the study as automation. The illustration was generated with Google Gemini (Nano Banana), and its defects are kept on purpose.</w:t>
+      <w:fldSimple w:instr=" SEQ Figure \* ARABIC ">
+        <w:r>
+          <w:t>1</w:t>
+        </w:r>
+      </w:fldSimple>
+      <w:bookmarkEnd w:id="1"/>
+      <w:r>
+        <w:t xml:space="preserve">: Collaboration was just as important to the success of the study as </w:t>
+      </w:r>
+      <w:proofErr w:type="spellStart"/>
+      <w:proofErr w:type="gramStart"/>
+      <w:r>
+        <w:t>auto</w:t>
+      </w:r>
+      <w:r>
+        <w:t>.</w:t>
+      </w:r>
+      <w:r>
+        <w:t>mation</w:t>
+      </w:r>
+      <w:proofErr w:type="spellEnd"/>
+      <w:proofErr w:type="gramEnd"/>
+      <w:r>
+        <w:t>. The illustration was generated with Google Gemini (Nano Banana), and its defects are kept on purpose</w:t>
+      </w:r>
+      <w:r>
+        <w:t xml:space="preserve"> </w:t>
+      </w:r>
+      <w:sdt>
+        <w:sdtPr>
+          <w:id w:val="-1691595734"/>
+          <w:citation/>
+        </w:sdtPr>
+        <w:sdtContent>
+          <w:r>
+            <w:fldChar w:fldCharType="begin"/>
+          </w:r>
+          <w:r>
+            <w:instrText xml:space="preserve"> CITATION AI4X_Committee2028 \l 1033 \* MERGEFORMAT </w:instrText>
+          </w:r>
+          <w:r>
+            <w:fldChar w:fldCharType="separate"/>
+          </w:r>
+          <w:r>
+            <w:rPr>
+              <w:noProof/>
+            </w:rPr>
+            <w:t>[7]</w:t>
+          </w:r>
+          <w:r>
+            <w:fldChar w:fldCharType="end"/>
+          </w:r>
+        </w:sdtContent>
+      </w:sdt>
+      <w:r>
+        <w:t>.</w:t>
       </w:r>
     </w:p>
     <w:p>
@@ -711,26 +959,16 @@
         <w:keepNext/>
         <w:keepLines/>
       </w:pPr>
-      <w:bookmarkStart w:id="3" w:name="_Ref270000002"/>
+      <w:bookmarkStart w:id="2" w:name="_Ref270000002"/>
       <w:r>
         <w:t xml:space="preserve">Table </w:t>
       </w:r>
-      <w:r>
-        <w:fldChar w:fldCharType="begin"/>
-      </w:r>
-      <w:r>
-        <w:instrText xml:space="preserve"> SEQ Table \* ARABIC </w:instrText>
-      </w:r>
-      <w:r>
-        <w:fldChar w:fldCharType="separate"/>
-      </w:r>
-      <w:r>
-        <w:t xml:space="preserve">1</w:t>
-      </w:r>
-      <w:r>
-        <w:fldChar w:fldCharType="end"/>
-      </w:r>
-      <w:bookmarkEnd w:id="3"/>
+      <w:fldSimple w:instr=" SEQ Table \* ARABIC ">
+        <w:r>
+          <w:t>1</w:t>
+        </w:r>
+      </w:fldSimple>
+      <w:bookmarkEnd w:id="2"/>
       <w:r>
         <w:t xml:space="preserve">: Formation energy prediction on a held-out test set: mean absolute error (MAE, mean ± standard deviation over five random seeds), </w:t>
       </w:r>
@@ -739,16 +977,24 @@
           <w:i/>
           <w:iCs/>
         </w:rPr>
-        <w:t xml:space="preserve">R</w:t>
+        <w:t>R</w:t>
       </w:r>
       <w:r>
         <w:rPr>
           <w:vertAlign w:val="superscript"/>
         </w:rPr>
-        <w:t xml:space="preserve">2</w:t>
-      </w:r>
-      <w:r>
-        <w:t xml:space="preserve">, and inference time per structure. The best values are in bold; the numbers are illustrative.</w:t>
+        <w:t>2</w:t>
+      </w:r>
+      <w:r>
+        <w:t xml:space="preserve">, and inference time per structure. The best values </w:t>
+      </w:r>
+      <w:proofErr w:type="gramStart"/>
+      <w:r>
+        <w:t>are in</w:t>
+      </w:r>
+      <w:proofErr w:type="gramEnd"/>
+      <w:r>
+        <w:t xml:space="preserve"> bold; the numbers are illustrative.</w:t>
       </w:r>
     </w:p>
     <w:tbl>
@@ -756,7 +1002,7 @@
         <w:tblStyle w:val="Booktabs"/>
         <w:tblW w:w="4592" w:type="dxa"/>
         <w:tblLayout w:type="fixed"/>
-        <w:tblLook w:val="0420" w:firstRow="1" w:lastRow="0" w:firstColumn="0" w:lastColumn="0" w:noHBand="1" w:noVBand="1"/>
+        <w:tblLook w:val="0620" w:firstRow="1" w:lastRow="0" w:firstColumn="0" w:lastColumn="0" w:noHBand="1" w:noVBand="1"/>
       </w:tblPr>
       <w:tblGrid>
         <w:gridCol w:w="1572"/>
@@ -766,6 +1012,7 @@
       </w:tblGrid>
       <w:tr>
         <w:trPr>
+          <w:cnfStyle w:val="100000000000" w:firstRow="1" w:lastRow="0" w:firstColumn="0" w:lastColumn="0" w:oddVBand="0" w:evenVBand="0" w:oddHBand="0" w:evenHBand="0" w:firstRowFirstColumn="0" w:firstRowLastColumn="0" w:lastRowFirstColumn="0" w:lastRowLastColumn="0"/>
           <w:cantSplit/>
           <w:tblHeader/>
         </w:trPr>
@@ -774,7 +1021,6 @@
             <w:tcW w:w="1572" w:type="dxa"/>
             <w:tcBorders>
               <w:top w:val="single" w:sz="6" w:space="0" w:color="000000"/>
-              <w:bottom w:val="single" w:sz="4" w:space="0" w:color="000000"/>
             </w:tcBorders>
             <w:tcMar>
               <w:top w:w="57" w:type="dxa"/>
@@ -788,7 +1034,7 @@
               <w:keepLines/>
             </w:pPr>
             <w:r>
-              <w:t xml:space="preserve">Model</w:t>
+              <w:t>Model</w:t>
             </w:r>
           </w:p>
         </w:tc>
@@ -797,7 +1043,6 @@
             <w:tcW w:w="1220" w:type="dxa"/>
             <w:tcBorders>
               <w:top w:val="single" w:sz="6" w:space="0" w:color="000000"/>
-              <w:bottom w:val="single" w:sz="4" w:space="0" w:color="000000"/>
             </w:tcBorders>
             <w:tcMar>
               <w:top w:w="57" w:type="dxa"/>
@@ -812,13 +1057,18 @@
               <w:jc w:val="center"/>
             </w:pPr>
             <w:r>
-              <w:t xml:space="preserve">MAE ↓</w:t>
+              <w:t>MAE ↓</w:t>
             </w:r>
             <w:r>
               <w:br/>
             </w:r>
-            <w:r>
-              <w:t xml:space="preserve">meV/atom</w:t>
+            <w:proofErr w:type="spellStart"/>
+            <w:r>
+              <w:t>meV</w:t>
+            </w:r>
+            <w:proofErr w:type="spellEnd"/>
+            <w:r>
+              <w:t>/atom</w:t>
             </w:r>
           </w:p>
         </w:tc>
@@ -827,7 +1077,6 @@
             <w:tcW w:w="800" w:type="dxa"/>
             <w:tcBorders>
               <w:top w:val="single" w:sz="6" w:space="0" w:color="000000"/>
-              <w:bottom w:val="single" w:sz="4" w:space="0" w:color="000000"/>
             </w:tcBorders>
             <w:tcMar>
               <w:top w:w="57" w:type="dxa"/>
@@ -846,13 +1095,13 @@
                 <w:i/>
                 <w:iCs/>
               </w:rPr>
-              <w:t xml:space="preserve">R</w:t>
+              <w:t>R</w:t>
             </w:r>
             <w:r>
               <w:rPr>
                 <w:vertAlign w:val="superscript"/>
               </w:rPr>
-              <w:t xml:space="preserve">2</w:t>
+              <w:t>2</w:t>
             </w:r>
             <w:r>
               <w:t xml:space="preserve"> ↑</w:t>
@@ -864,7 +1113,6 @@
             <w:tcW w:w="1000" w:type="dxa"/>
             <w:tcBorders>
               <w:top w:val="single" w:sz="6" w:space="0" w:color="000000"/>
-              <w:bottom w:val="single" w:sz="4" w:space="0" w:color="000000"/>
             </w:tcBorders>
             <w:tcMar>
               <w:top w:w="57" w:type="dxa"/>
@@ -879,14 +1127,16 @@
               <w:jc w:val="center"/>
             </w:pPr>
             <w:r>
-              <w:t xml:space="preserve">Time ↓</w:t>
+              <w:t>Time ↓</w:t>
             </w:r>
             <w:r>
               <w:br/>
             </w:r>
-            <w:r>
-              <w:t xml:space="preserve">ms</w:t>
-            </w:r>
+            <w:proofErr w:type="spellStart"/>
+            <w:r>
+              <w:t>ms</w:t>
+            </w:r>
+            <w:proofErr w:type="spellEnd"/>
           </w:p>
         </w:tc>
       </w:tr>
@@ -908,7 +1158,7 @@
               <w:keepLines/>
             </w:pPr>
             <w:r>
-              <w:t xml:space="preserve">Random forest</w:t>
+              <w:t>Random forest</w:t>
             </w:r>
           </w:p>
         </w:tc>
@@ -927,7 +1177,7 @@
               <w:jc w:val="center"/>
             </w:pPr>
             <w:r>
-              <w:t xml:space="preserve">85 ± 3</w:t>
+              <w:t>85 ± 3</w:t>
             </w:r>
           </w:p>
         </w:tc>
@@ -946,7 +1196,7 @@
               <w:jc w:val="center"/>
             </w:pPr>
             <w:r>
-              <w:t xml:space="preserve">0.91</w:t>
+              <w:t>0.91</w:t>
             </w:r>
           </w:p>
         </w:tc>
@@ -969,7 +1219,7 @@
                 <w:b/>
                 <w:bCs/>
               </w:rPr>
-              <w:t xml:space="preserve">0.4</w:t>
+              <w:t>0.4</w:t>
             </w:r>
           </w:p>
         </w:tc>
@@ -989,7 +1239,7 @@
               <w:keepLines/>
             </w:pPr>
             <w:r>
-              <w:t xml:space="preserve">GNN</w:t>
+              <w:t>GNN</w:t>
             </w:r>
           </w:p>
         </w:tc>
@@ -1005,7 +1255,7 @@
               <w:jc w:val="center"/>
             </w:pPr>
             <w:r>
-              <w:t xml:space="preserve">33 ± 2</w:t>
+              <w:t>33 ± 2</w:t>
             </w:r>
           </w:p>
         </w:tc>
@@ -1021,7 +1271,7 @@
               <w:jc w:val="center"/>
             </w:pPr>
             <w:r>
-              <w:t xml:space="preserve">0.98</w:t>
+              <w:t>0.98</w:t>
             </w:r>
           </w:p>
         </w:tc>
@@ -1037,7 +1287,7 @@
               <w:jc w:val="center"/>
             </w:pPr>
             <w:r>
-              <w:t xml:space="preserve">2.1</w:t>
+              <w:t>2.1</w:t>
             </w:r>
           </w:p>
         </w:tc>
@@ -1062,7 +1312,7 @@
               <w:keepLines/>
             </w:pPr>
             <w:r>
-              <w:t xml:space="preserve">Ours</w:t>
+              <w:t>Ours</w:t>
             </w:r>
           </w:p>
         </w:tc>
@@ -1087,7 +1337,7 @@
                 <w:b/>
                 <w:bCs/>
               </w:rPr>
-              <w:t xml:space="preserve">28 ± 1</w:t>
+              <w:t>28 ± 1</w:t>
             </w:r>
           </w:p>
         </w:tc>
@@ -1112,7 +1362,7 @@
                 <w:b/>
                 <w:bCs/>
               </w:rPr>
-              <w:t xml:space="preserve">0.99</w:t>
+              <w:t>0.99</w:t>
             </w:r>
           </w:p>
         </w:tc>
@@ -1133,7 +1383,7 @@
               <w:jc w:val="center"/>
             </w:pPr>
             <w:r>
-              <w:t xml:space="preserve">1.5</w:t>
+              <w:t>1.5</w:t>
             </w:r>
           </w:p>
         </w:tc>
@@ -1144,7 +1394,7 @@
         <w:pStyle w:val="Heading1"/>
       </w:pPr>
       <w:r>
-        <w:t xml:space="preserve">Working with the template</w:t>
+        <w:t>Working with the template</w:t>
       </w:r>
     </w:p>
     <w:p>
@@ -1152,7 +1402,15 @@
         <w:pStyle w:val="FirstParagraph"/>
       </w:pPr>
       <w:r>
-        <w:t xml:space="preserve">Use the styles of the template: Heading 1 and Heading 2 number the sections, Unnumbered Heading is for the acknowledgments and references. Use Appendix Heading for appendices, and Appendix Heading 2 and Appendix Heading 3 for their subsections. The numbers of the figures, tables, and equations, and the references to them, are fields: after moving things around, select all (Ctrl+A) and press F9 to update them.</w:t>
+        <w:t>Use the styles of the template: Heading 1 and Heading 2 number the sections, Unnumbered Heading is for the acknowledgments and references. Use Appendix Heading for appendices, and Appendix Heading 2 and Appendix Heading 3 for their subsections. The numbers of the figures, tables, and equations, and the references to them, are fields: after moving things around, select all (</w:t>
+      </w:r>
+      <w:proofErr w:type="spellStart"/>
+      <w:r>
+        <w:t>Ctrl+A</w:t>
+      </w:r>
+      <w:proofErr w:type="spellEnd"/>
+      <w:r>
+        <w:t>) and press F9 to update them.</w:t>
       </w:r>
     </w:p>
     <w:p>
@@ -1160,7 +1418,19 @@
         <w:pStyle w:val="BodyText"/>
       </w:pPr>
       <w:r>
-        <w:t xml:space="preserve">The template embeds its font, Source Serif 4, so it looks the same on computers that do not have the font installed. Please submit a PDF, and check in it that the bold and italic text and the equations look right. Fill the title, the authors, and the keywords in File → Info → Properties: they become the PDF metadata, which improves search discoverability.</w:t>
+        <w:t xml:space="preserve">The template embeds its font, Source Serif 4, so it looks the same on computers that do not have the font installed. Please submit a </w:t>
+      </w:r>
+      <w:proofErr w:type="gramStart"/>
+      <w:r>
+        <w:t>PDF, and</w:t>
+      </w:r>
+      <w:proofErr w:type="gramEnd"/>
+      <w:r>
+        <w:t xml:space="preserve"> check in it that the bold and italic text and the equations look </w:t>
+      </w:r>
+      <w:r>
+        <w:lastRenderedPageBreak/>
+        <w:t>right. Fill the title, the authors, and the keywords in File → Info → Properties: they become the PDF metadata, which improves search discoverability.</w:t>
       </w:r>
     </w:p>
     <w:p>
@@ -1168,7 +1438,7 @@
         <w:pStyle w:val="UnnumberedHeading"/>
       </w:pPr>
       <w:r>
-        <w:t xml:space="preserve">AI Acknowledgments</w:t>
+        <w:t>AI Acknowledgments</w:t>
       </w:r>
     </w:p>
     <w:p>
@@ -1185,7 +1455,7 @@
         <w:fldChar w:fldCharType="separate"/>
       </w:r>
       <w:r>
-        <w:t xml:space="preserve">Figure 1</w:t>
+        <w:t>Figure 1</w:t>
       </w:r>
       <w:r>
         <w:fldChar w:fldCharType="end"/>
@@ -1193,9 +1463,32 @@
       <w:r>
         <w:t xml:space="preserve"> was generated with Google Gemini (Nano Banana), and this Word template was converted from the LaTeX template </w:t>
       </w:r>
-      <w:r>
-        <w:t xml:space="preserve">[8]</w:t>
-      </w:r>
+      <w:sdt>
+        <w:sdtPr>
+          <w:id w:val="1806423568"/>
+          <w:citation/>
+        </w:sdtPr>
+        <w:sdtContent>
+          <w:r>
+            <w:fldChar w:fldCharType="begin"/>
+          </w:r>
+          <w:r>
+            <w:instrText xml:space="preserve"> CITATION AI4X_Template2026 \l 1033 \* MERGEFORMAT </w:instrText>
+          </w:r>
+          <w:r>
+            <w:fldChar w:fldCharType="separate"/>
+          </w:r>
+          <w:r>
+            <w:rPr>
+              <w:noProof/>
+            </w:rPr>
+            <w:t>[8]</w:t>
+          </w:r>
+          <w:r>
+            <w:fldChar w:fldCharType="end"/>
+          </w:r>
+        </w:sdtContent>
+      </w:sdt>
       <w:r>
         <w:t xml:space="preserve"> with Claude Code (Claude Opus 5.5).</w:t>
       </w:r>
@@ -1207,18 +1500,41 @@
       <w:r>
         <w:t xml:space="preserve">At AI4X, we welcome the new AI age and believe that, used well, AI can do much more than produce “AI slop”. You are welcome to share how you used AI to prepare the work, be it grammar checking or doing the study end-to-end. This is not mandatory and is not included in the page limit. Whatever tools you use, the authors are fully responsible for the submission, including any text, code, figures, and references produced with AI; in particular, check that every cited work exists </w:t>
       </w:r>
-      <w:r>
-        <w:t xml:space="preserve">[7]</w:t>
-      </w:r>
+      <w:sdt>
+        <w:sdtPr>
+          <w:id w:val="-1428026154"/>
+          <w:citation/>
+        </w:sdtPr>
+        <w:sdtContent>
+          <w:r>
+            <w:fldChar w:fldCharType="begin"/>
+          </w:r>
+          <w:r>
+            <w:instrText xml:space="preserve"> CITATION AI4X_Committee2028 \l 1033 \* MERGEFORMAT </w:instrText>
+          </w:r>
+          <w:r>
+            <w:fldChar w:fldCharType="separate"/>
+          </w:r>
+          <w:r>
+            <w:rPr>
+              <w:noProof/>
+            </w:rPr>
+            <w:t>[7]</w:t>
+          </w:r>
+          <w:r>
+            <w:fldChar w:fldCharType="end"/>
+          </w:r>
+        </w:sdtContent>
+      </w:sdt>
       <w:r>
         <w:t xml:space="preserve">. You can use </w:t>
       </w:r>
-      <w:hyperlink r:id="rId22" w:history="1">
+      <w:hyperlink r:id="rId15" w:history="1">
         <w:r>
           <w:rPr>
             <w:rStyle w:val="Hyperlink"/>
           </w:rPr>
-          <w:t xml:space="preserve">reference-audit</w:t>
+          <w:t>reference-audit</w:t>
         </w:r>
       </w:hyperlink>
       <w:r>
@@ -1230,7 +1546,7 @@
         <w:pStyle w:val="UnnumberedHeading"/>
       </w:pPr>
       <w:r>
-        <w:t xml:space="preserve">Acknowledgments</w:t>
+        <w:t>Acknowledgments</w:t>
       </w:r>
     </w:p>
     <w:p>
@@ -1240,17 +1556,63 @@
       <w:r>
         <w:t xml:space="preserve">Acknowledgments and references are not numbered and not included in the page limit – feel free to give credit where it’s due. This Word template follows the AI4X 2027 LaTeX template </w:t>
       </w:r>
-      <w:r>
-        <w:t xml:space="preserve">[8]</w:t>
-      </w:r>
+      <w:sdt>
+        <w:sdtPr>
+          <w:id w:val="-1371139227"/>
+          <w:citation/>
+        </w:sdtPr>
+        <w:sdtContent>
+          <w:r>
+            <w:fldChar w:fldCharType="begin"/>
+          </w:r>
+          <w:r>
+            <w:instrText xml:space="preserve"> CITATION AI4X_Template2026 \l 1033 \* MERGEFORMAT </w:instrText>
+          </w:r>
+          <w:r>
+            <w:fldChar w:fldCharType="separate"/>
+          </w:r>
+          <w:r>
+            <w:rPr>
+              <w:noProof/>
+            </w:rPr>
+            <w:t>[8]</w:t>
+          </w:r>
+          <w:r>
+            <w:fldChar w:fldCharType="end"/>
+          </w:r>
+        </w:sdtContent>
+      </w:sdt>
       <w:r>
         <w:t xml:space="preserve">, which is based on the unofficial International Astronautical Congress template </w:t>
       </w:r>
-      <w:r>
-        <w:t xml:space="preserve">[9]</w:t>
-      </w:r>
-      <w:r>
-        <w:t xml:space="preserve">.</w:t>
+      <w:sdt>
+        <w:sdtPr>
+          <w:id w:val="1213379873"/>
+          <w:citation/>
+        </w:sdtPr>
+        <w:sdtContent>
+          <w:r>
+            <w:fldChar w:fldCharType="begin"/>
+          </w:r>
+          <w:r>
+            <w:instrText xml:space="preserve"> CITATION AI4X_IAC2025 \l 1033 \* MERGEFORMAT </w:instrText>
+          </w:r>
+          <w:r>
+            <w:fldChar w:fldCharType="separate"/>
+          </w:r>
+          <w:r>
+            <w:rPr>
+              <w:noProof/>
+            </w:rPr>
+            <w:t>[9]</w:t>
+          </w:r>
+          <w:r>
+            <w:fldChar w:fldCharType="end"/>
+          </w:r>
+        </w:sdtContent>
+      </w:sdt>
+      <w:r>
+        <w:t>.</w:t>
       </w:r>
     </w:p>
     <w:p>
@@ -1258,292 +1620,815 @@
         <w:pStyle w:val="UnnumberedHeading"/>
       </w:pPr>
       <w:r>
-        <w:t xml:space="preserve">References</w:t>
+        <w:t>References</w:t>
       </w:r>
     </w:p>
     <w:p>
       <w:pPr>
         <w:pStyle w:val="Bibliography"/>
+        <w:spacing w:after="0" w:line="20" w:lineRule="auto"/>
+        <w:rPr>
+          <w:noProof/>
+          <w:sz w:val="2"/>
+        </w:rPr>
       </w:pPr>
       <w:r>
-        <w:t xml:space="preserve">[1]</w:t>
-      </w:r>
-      <w:r>
-        <w:tab/>
-      </w:r>
-      <w:r>
-        <w:t xml:space="preserve">John Jumper et al. Highly accurate protein structure prediction with AlphaFold. </w:t>
-      </w:r>
-      <w:r>
         <w:rPr>
-          <w:i/>
-          <w:iCs/>
+          <w:sz w:val="2"/>
         </w:rPr>
-        <w:t xml:space="preserve">Nature</w:t>
-      </w:r>
-      <w:r>
-        <w:t xml:space="preserve">, 596(7873):583–589, 2021. </w:t>
-      </w:r>
-      <w:hyperlink r:id="rId9" w:history="1">
-        <w:r>
-          <w:rPr>
-            <w:rStyle w:val="Hyperlink"/>
-          </w:rPr>
-          <w:t xml:space="preserve">doi:10.1038/s41586-021-03819-2</w:t>
-        </w:r>
-      </w:hyperlink>
-      <w:r>
-        <w:t xml:space="preserve">.</w:t>
-      </w:r>
+        <w:fldChar w:fldCharType="begin"/>
+      </w:r>
+      <w:r>
+        <w:rPr>
+          <w:sz w:val="2"/>
+        </w:rPr>
+        <w:instrText xml:space="preserve"> BIBLIOGRAPHY \l 1033 \* MERGEFORMAT </w:instrText>
+      </w:r>
+      <w:r>
+        <w:rPr>
+          <w:sz w:val="2"/>
+        </w:rPr>
+        <w:fldChar w:fldCharType="separate"/>
+      </w:r>
+    </w:p>
+    <w:tbl>
+      <w:tblPr>
+        <w:tblW w:w="4592" w:type="dxa"/>
+        <w:tblCellSpacing w:w="15" w:type="dxa"/>
+        <w:tblLayout w:type="fixed"/>
+        <w:tblCellMar>
+          <w:left w:w="0" w:type="dxa"/>
+          <w:right w:w="0" w:type="dxa"/>
+        </w:tblCellMar>
+        <w:tblLook w:val="04A0" w:firstRow="1" w:lastRow="0" w:firstColumn="1" w:lastColumn="0" w:noHBand="0" w:noVBand="1"/>
+      </w:tblPr>
+      <w:tblGrid>
+        <w:gridCol w:w="360"/>
+        <w:gridCol w:w="4232"/>
+      </w:tblGrid>
+      <w:tr>
+        <w:trPr>
+          <w:divId w:val="2024670519"/>
+          <w:tblCellSpacing w:w="15" w:type="dxa"/>
+        </w:trPr>
+        <w:tc>
+          <w:tcPr>
+            <w:tcW w:w="315" w:type="dxa"/>
+            <w:tcMar>
+              <w:top w:w="15" w:type="dxa"/>
+              <w:left w:w="15" w:type="dxa"/>
+              <w:bottom w:w="15" w:type="dxa"/>
+              <w:right w:w="15" w:type="dxa"/>
+            </w:tcMar>
+            <w:hideMark/>
+          </w:tcPr>
+          <w:p>
+            <w:pPr>
+              <w:pStyle w:val="Bibliography"/>
+              <w:suppressAutoHyphens/>
+              <w:ind w:left="0" w:firstLine="0"/>
+              <w:rPr>
+                <w:sz w:val="24"/>
+                <w:szCs w:val="24"/>
+              </w:rPr>
+            </w:pPr>
+            <w:r>
+              <w:t xml:space="preserve">[1] </w:t>
+            </w:r>
+          </w:p>
+        </w:tc>
+        <w:tc>
+          <w:tcPr>
+            <w:tcW w:w="4187" w:type="dxa"/>
+            <w:tcMar>
+              <w:top w:w="15" w:type="dxa"/>
+              <w:left w:w="15" w:type="dxa"/>
+              <w:bottom w:w="15" w:type="dxa"/>
+              <w:right w:w="15" w:type="dxa"/>
+            </w:tcMar>
+            <w:hideMark/>
+          </w:tcPr>
+          <w:p>
+            <w:pPr>
+              <w:pStyle w:val="Bibliography"/>
+              <w:suppressAutoHyphens/>
+              <w:ind w:left="0" w:firstLine="0"/>
+            </w:pPr>
+            <w:r>
+              <w:t>J. Jumper, R. Evans, A. Pritzel, T. Green,</w:t>
+            </w:r>
+            <w:r>
+              <w:rPr>
+                <w:i/>
+                <w:iCs/>
+              </w:rPr>
+              <w:t xml:space="preserve"> M.</w:t>
+            </w:r>
+            <w:r>
+              <w:t xml:space="preserve"> Figurnov, O. Ronneberger, K. </w:t>
+            </w:r>
+            <w:proofErr w:type="spellStart"/>
+            <w:r>
+              <w:t>Tunyasuvunakool</w:t>
+            </w:r>
+            <w:proofErr w:type="spellEnd"/>
+            <w:r>
+              <w:t xml:space="preserve">, R. Bates, A. Žídek, A. Potapenko, A. </w:t>
+            </w:r>
+            <w:proofErr w:type="spellStart"/>
+            <w:r>
+              <w:t>Bridgland</w:t>
+            </w:r>
+            <w:proofErr w:type="spellEnd"/>
+            <w:r>
+              <w:t xml:space="preserve">, C. Meyer, S. A. A. Kohl, A. J. Ballard, A. Cowie, B. Romera-Paredes, S. Nikolov, R. Jain, J. Adler, T. Back, S. Petersen, D. Reiman, E. Clancy, M. Zielinski, M. Steinegger, M. Pacholska, T. Berghammer, S. Bodenstein, D. Silver, O. </w:t>
+            </w:r>
+            <w:proofErr w:type="spellStart"/>
+            <w:r>
+              <w:t>Vinyals</w:t>
+            </w:r>
+            <w:proofErr w:type="spellEnd"/>
+            <w:r>
+              <w:t xml:space="preserve">, A. W. Senior, K. </w:t>
+            </w:r>
+            <w:proofErr w:type="spellStart"/>
+            <w:r>
+              <w:t>Kavukcuoglu</w:t>
+            </w:r>
+            <w:proofErr w:type="spellEnd"/>
+            <w:r>
+              <w:t xml:space="preserve">, P. Kohli and D. Hassabis, "Highly accurate protein structure prediction with AlphaFold," </w:t>
+            </w:r>
+            <w:r>
+              <w:rPr>
+                <w:i/>
+                <w:iCs/>
+              </w:rPr>
+              <w:t xml:space="preserve">Nature, </w:t>
+            </w:r>
+            <w:r>
+              <w:t>vol. 596, no. 7873, p. 583–589, 2021.</w:t>
+            </w:r>
+            <w:r>
+              <w:t xml:space="preserve"> </w:t>
+            </w:r>
+            <w:proofErr w:type="spellStart"/>
+            <w:r>
+              <w:t>doi</w:t>
+            </w:r>
+            <w:proofErr w:type="spellEnd"/>
+            <w:r>
+              <w:t>: 10.1038/s41586-021-03819-2.</w:t>
+            </w:r>
+            <w:r>
+              <w:t xml:space="preserve"> </w:t>
+            </w:r>
+          </w:p>
+        </w:tc>
+      </w:tr>
+      <w:tr>
+        <w:trPr>
+          <w:divId w:val="2024670519"/>
+          <w:tblCellSpacing w:w="15" w:type="dxa"/>
+        </w:trPr>
+        <w:tc>
+          <w:tcPr>
+            <w:tcW w:w="315" w:type="dxa"/>
+            <w:tcMar>
+              <w:top w:w="15" w:type="dxa"/>
+              <w:left w:w="15" w:type="dxa"/>
+              <w:bottom w:w="15" w:type="dxa"/>
+              <w:right w:w="15" w:type="dxa"/>
+            </w:tcMar>
+            <w:hideMark/>
+          </w:tcPr>
+          <w:p>
+            <w:pPr>
+              <w:pStyle w:val="Bibliography"/>
+              <w:suppressAutoHyphens/>
+              <w:ind w:left="0" w:firstLine="0"/>
+            </w:pPr>
+            <w:r>
+              <w:t xml:space="preserve">[2] </w:t>
+            </w:r>
+          </w:p>
+        </w:tc>
+        <w:tc>
+          <w:tcPr>
+            <w:tcW w:w="4187" w:type="dxa"/>
+            <w:tcMar>
+              <w:top w:w="15" w:type="dxa"/>
+              <w:left w:w="15" w:type="dxa"/>
+              <w:bottom w:w="15" w:type="dxa"/>
+              <w:right w:w="15" w:type="dxa"/>
+            </w:tcMar>
+            <w:hideMark/>
+          </w:tcPr>
+          <w:p>
+            <w:pPr>
+              <w:pStyle w:val="Bibliography"/>
+              <w:suppressAutoHyphens/>
+              <w:ind w:left="0" w:firstLine="0"/>
+            </w:pPr>
+            <w:r>
+              <w:t xml:space="preserve">K. Schütt, P.-J. </w:t>
+            </w:r>
+            <w:proofErr w:type="spellStart"/>
+            <w:r>
+              <w:t>Kindermans</w:t>
+            </w:r>
+            <w:proofErr w:type="spellEnd"/>
+            <w:r>
+              <w:t xml:space="preserve">, H. E. Sauceda Felix, S. </w:t>
+            </w:r>
+            <w:proofErr w:type="spellStart"/>
+            <w:r>
+              <w:t>Chmiela</w:t>
+            </w:r>
+            <w:proofErr w:type="spellEnd"/>
+            <w:r>
+              <w:t xml:space="preserve">, A. </w:t>
+            </w:r>
+            <w:proofErr w:type="spellStart"/>
+            <w:r>
+              <w:t>Tkatchenko</w:t>
+            </w:r>
+            <w:proofErr w:type="spellEnd"/>
+            <w:r>
+              <w:t xml:space="preserve"> and K.-R. Müller, "</w:t>
+            </w:r>
+            <w:proofErr w:type="spellStart"/>
+            <w:r>
+              <w:t>SchNet</w:t>
+            </w:r>
+            <w:proofErr w:type="spellEnd"/>
+            <w:r>
+              <w:t xml:space="preserve">: A continuous-filter convolutional neural network for modeling quantum interactions," in </w:t>
+            </w:r>
+            <w:r>
+              <w:rPr>
+                <w:i/>
+                <w:iCs/>
+              </w:rPr>
+              <w:t>Advances in Neural Information Processing Systems</w:t>
+            </w:r>
+            <w:r>
+              <w:t>, 2017.</w:t>
+            </w:r>
+            <w:r>
+              <w:t xml:space="preserve"> [Online]. Available: https://proceedings.neurips.cc/paper_files/paper/2017/file/303ed4c69846ab36c2904d3ba8573050-Paper.pdf.</w:t>
+            </w:r>
+            <w:r>
+              <w:t xml:space="preserve"> </w:t>
+            </w:r>
+          </w:p>
+        </w:tc>
+      </w:tr>
+      <w:tr>
+        <w:trPr>
+          <w:divId w:val="2024670519"/>
+          <w:tblCellSpacing w:w="15" w:type="dxa"/>
+        </w:trPr>
+        <w:tc>
+          <w:tcPr>
+            <w:tcW w:w="315" w:type="dxa"/>
+            <w:tcMar>
+              <w:top w:w="15" w:type="dxa"/>
+              <w:left w:w="15" w:type="dxa"/>
+              <w:bottom w:w="15" w:type="dxa"/>
+              <w:right w:w="15" w:type="dxa"/>
+            </w:tcMar>
+            <w:hideMark/>
+          </w:tcPr>
+          <w:p>
+            <w:pPr>
+              <w:pStyle w:val="Bibliography"/>
+              <w:suppressAutoHyphens/>
+              <w:ind w:left="0" w:firstLine="0"/>
+            </w:pPr>
+            <w:r>
+              <w:t xml:space="preserve">[3] </w:t>
+            </w:r>
+          </w:p>
+        </w:tc>
+        <w:tc>
+          <w:tcPr>
+            <w:tcW w:w="4187" w:type="dxa"/>
+            <w:tcMar>
+              <w:top w:w="15" w:type="dxa"/>
+              <w:left w:w="15" w:type="dxa"/>
+              <w:bottom w:w="15" w:type="dxa"/>
+              <w:right w:w="15" w:type="dxa"/>
+            </w:tcMar>
+            <w:hideMark/>
+          </w:tcPr>
+          <w:p>
+            <w:pPr>
+              <w:pStyle w:val="Bibliography"/>
+              <w:suppressAutoHyphens/>
+              <w:ind w:left="0" w:firstLine="0"/>
+            </w:pPr>
+            <w:r>
+              <w:t xml:space="preserve">T. Xie and J. C. Grossman, "Crystal graph convolutional neural networks for an accurate and interpretable prediction of material </w:t>
+            </w:r>
+            <w:r>
+              <w:t xml:space="preserve">properties," </w:t>
+            </w:r>
+            <w:r>
+              <w:rPr>
+                <w:i/>
+                <w:iCs/>
+              </w:rPr>
+              <w:t xml:space="preserve">Physical Review Letters, </w:t>
+            </w:r>
+            <w:r>
+              <w:t>vol. 120, no. 14, p. 145301, 2018.</w:t>
+            </w:r>
+            <w:r>
+              <w:t xml:space="preserve"> </w:t>
+            </w:r>
+            <w:proofErr w:type="spellStart"/>
+            <w:r>
+              <w:t>doi</w:t>
+            </w:r>
+            <w:proofErr w:type="spellEnd"/>
+            <w:r>
+              <w:t>: 10.1103/PhysRevLett.120.145301.</w:t>
+            </w:r>
+            <w:r>
+              <w:t xml:space="preserve"> </w:t>
+            </w:r>
+          </w:p>
+        </w:tc>
+      </w:tr>
+      <w:tr>
+        <w:trPr>
+          <w:divId w:val="2024670519"/>
+          <w:tblCellSpacing w:w="15" w:type="dxa"/>
+        </w:trPr>
+        <w:tc>
+          <w:tcPr>
+            <w:tcW w:w="315" w:type="dxa"/>
+            <w:tcMar>
+              <w:top w:w="15" w:type="dxa"/>
+              <w:left w:w="15" w:type="dxa"/>
+              <w:bottom w:w="15" w:type="dxa"/>
+              <w:right w:w="15" w:type="dxa"/>
+            </w:tcMar>
+            <w:hideMark/>
+          </w:tcPr>
+          <w:p>
+            <w:pPr>
+              <w:pStyle w:val="Bibliography"/>
+              <w:suppressAutoHyphens/>
+              <w:ind w:left="0" w:firstLine="0"/>
+            </w:pPr>
+            <w:r>
+              <w:t xml:space="preserve">[4] </w:t>
+            </w:r>
+          </w:p>
+        </w:tc>
+        <w:tc>
+          <w:tcPr>
+            <w:tcW w:w="4187" w:type="dxa"/>
+            <w:tcMar>
+              <w:top w:w="15" w:type="dxa"/>
+              <w:left w:w="15" w:type="dxa"/>
+              <w:bottom w:w="15" w:type="dxa"/>
+              <w:right w:w="15" w:type="dxa"/>
+            </w:tcMar>
+            <w:hideMark/>
+          </w:tcPr>
+          <w:p>
+            <w:pPr>
+              <w:pStyle w:val="Bibliography"/>
+              <w:suppressAutoHyphens/>
+              <w:ind w:left="0" w:firstLine="0"/>
+            </w:pPr>
+            <w:r>
+              <w:t xml:space="preserve">A. Merchant, S. </w:t>
+            </w:r>
+            <w:proofErr w:type="spellStart"/>
+            <w:r>
+              <w:t>Batzner</w:t>
+            </w:r>
+            <w:proofErr w:type="spellEnd"/>
+            <w:r>
+              <w:t xml:space="preserve">, S. S. Schoenholz, M. </w:t>
+            </w:r>
+            <w:proofErr w:type="spellStart"/>
+            <w:r>
+              <w:t>Aykol</w:t>
+            </w:r>
+            <w:proofErr w:type="spellEnd"/>
+            <w:r>
+              <w:t xml:space="preserve">, G. Cheon and E. D. </w:t>
+            </w:r>
+            <w:proofErr w:type="spellStart"/>
+            <w:r>
+              <w:t>Cubuk</w:t>
+            </w:r>
+            <w:proofErr w:type="spellEnd"/>
+            <w:r>
+              <w:t xml:space="preserve">, "Scaling deep learning for materials discovery," </w:t>
+            </w:r>
+            <w:r>
+              <w:rPr>
+                <w:i/>
+                <w:iCs/>
+              </w:rPr>
+              <w:t xml:space="preserve">Nature, </w:t>
+            </w:r>
+            <w:r>
+              <w:t>vol. 624, no. 7990, p. 80–85, 2023.</w:t>
+            </w:r>
+            <w:r>
+              <w:t xml:space="preserve"> </w:t>
+            </w:r>
+            <w:proofErr w:type="spellStart"/>
+            <w:r>
+              <w:t>doi</w:t>
+            </w:r>
+            <w:proofErr w:type="spellEnd"/>
+            <w:r>
+              <w:t>: 10.1038/s41586-023-06735-9.</w:t>
+            </w:r>
+            <w:r>
+              <w:t xml:space="preserve"> </w:t>
+            </w:r>
+          </w:p>
+        </w:tc>
+      </w:tr>
+      <w:tr>
+        <w:trPr>
+          <w:divId w:val="2024670519"/>
+          <w:tblCellSpacing w:w="15" w:type="dxa"/>
+        </w:trPr>
+        <w:tc>
+          <w:tcPr>
+            <w:tcW w:w="315" w:type="dxa"/>
+            <w:tcMar>
+              <w:top w:w="15" w:type="dxa"/>
+              <w:left w:w="15" w:type="dxa"/>
+              <w:bottom w:w="15" w:type="dxa"/>
+              <w:right w:w="15" w:type="dxa"/>
+            </w:tcMar>
+            <w:hideMark/>
+          </w:tcPr>
+          <w:p>
+            <w:pPr>
+              <w:pStyle w:val="Bibliography"/>
+              <w:suppressAutoHyphens/>
+              <w:ind w:left="0" w:firstLine="0"/>
+            </w:pPr>
+            <w:r>
+              <w:t xml:space="preserve">[5] </w:t>
+            </w:r>
+          </w:p>
+        </w:tc>
+        <w:tc>
+          <w:tcPr>
+            <w:tcW w:w="4187" w:type="dxa"/>
+            <w:tcMar>
+              <w:top w:w="15" w:type="dxa"/>
+              <w:left w:w="15" w:type="dxa"/>
+              <w:bottom w:w="15" w:type="dxa"/>
+              <w:right w:w="15" w:type="dxa"/>
+            </w:tcMar>
+            <w:hideMark/>
+          </w:tcPr>
+          <w:p>
+            <w:pPr>
+              <w:pStyle w:val="Bibliography"/>
+              <w:suppressAutoHyphens/>
+              <w:ind w:left="0" w:firstLine="0"/>
+            </w:pPr>
+            <w:r>
+              <w:t>B. Burger, P. M. Maffettone, V.</w:t>
+            </w:r>
+            <w:r>
+              <w:rPr>
+                <w:i/>
+                <w:iCs/>
+              </w:rPr>
+              <w:t xml:space="preserve"> V.</w:t>
+            </w:r>
+            <w:r>
+              <w:t xml:space="preserve"> Gusev, C. M. Aitchison, Y. Bai, X. Wang, X. Li, B. M. Alston, B. Li, R. Clowes, N. Rankin, B. Harris, R. S. Sprick and A. I. Cooper, "A mobile robotic chemist," </w:t>
+            </w:r>
+            <w:r>
+              <w:rPr>
+                <w:i/>
+                <w:iCs/>
+              </w:rPr>
+              <w:t xml:space="preserve">Nature, </w:t>
+            </w:r>
+            <w:r>
+              <w:t>vol. 583, no. 7815, p. 237–241, 2020.</w:t>
+            </w:r>
+            <w:r>
+              <w:t xml:space="preserve"> </w:t>
+            </w:r>
+            <w:proofErr w:type="spellStart"/>
+            <w:r>
+              <w:t>doi</w:t>
+            </w:r>
+            <w:proofErr w:type="spellEnd"/>
+            <w:r>
+              <w:t>: 10.1038/s41586-020-2442-2.</w:t>
+            </w:r>
+            <w:r>
+              <w:t xml:space="preserve"> </w:t>
+            </w:r>
+          </w:p>
+        </w:tc>
+      </w:tr>
+      <w:tr>
+        <w:trPr>
+          <w:divId w:val="2024670519"/>
+          <w:tblCellSpacing w:w="15" w:type="dxa"/>
+        </w:trPr>
+        <w:tc>
+          <w:tcPr>
+            <w:tcW w:w="315" w:type="dxa"/>
+            <w:tcMar>
+              <w:top w:w="15" w:type="dxa"/>
+              <w:left w:w="15" w:type="dxa"/>
+              <w:bottom w:w="15" w:type="dxa"/>
+              <w:right w:w="15" w:type="dxa"/>
+            </w:tcMar>
+            <w:hideMark/>
+          </w:tcPr>
+          <w:p>
+            <w:pPr>
+              <w:pStyle w:val="Bibliography"/>
+              <w:suppressAutoHyphens/>
+              <w:ind w:left="0" w:firstLine="0"/>
+            </w:pPr>
+            <w:r>
+              <w:t xml:space="preserve">[6] </w:t>
+            </w:r>
+          </w:p>
+        </w:tc>
+        <w:tc>
+          <w:tcPr>
+            <w:tcW w:w="4187" w:type="dxa"/>
+            <w:tcMar>
+              <w:top w:w="15" w:type="dxa"/>
+              <w:left w:w="15" w:type="dxa"/>
+              <w:bottom w:w="15" w:type="dxa"/>
+              <w:right w:w="15" w:type="dxa"/>
+            </w:tcMar>
+            <w:hideMark/>
+          </w:tcPr>
+          <w:p>
+            <w:pPr>
+              <w:pStyle w:val="Bibliography"/>
+              <w:suppressAutoHyphens/>
+              <w:ind w:left="0" w:firstLine="0"/>
+            </w:pPr>
+            <w:r>
+              <w:t xml:space="preserve">S. G. Dale, N. Kazeev, A. J. A. Price, V. Posligua, S. Roche, O. A. von Lilienfeld, K. S. Novoselov, X. Bresson, G. Mengaldo, X. Chen, T. J. O’Kane, E. R. Lines, M. J. Allen, A. E. Debus, C. Miller, J. Zhou, H. H. Dodge, D. Rousseau, A. Ustyuzhanin, Z. Yan, M. Lanza, F. Sciarrino, R. Yoshida, Z. Leong, T. L. Tan, Q. Li, A. </w:t>
+            </w:r>
+            <w:proofErr w:type="spellStart"/>
+            <w:r>
+              <w:t>Kabylda</w:t>
+            </w:r>
+            <w:proofErr w:type="spellEnd"/>
+            <w:r>
+              <w:t xml:space="preserve">, I. Poltavsky, A. Tkatchenko, S. A. Tawfik, P. D. Kamath, T. J. </w:t>
+            </w:r>
+            <w:proofErr w:type="spellStart"/>
+            <w:r>
+              <w:t>Inizan</w:t>
+            </w:r>
+            <w:proofErr w:type="spellEnd"/>
+            <w:r>
+              <w:t xml:space="preserve">, K. A. Persson, B. Y. Li, V. Karan, C. Duan, H. Jia, Q. Zhao, H. Hayashi, A. Seko, I. Tanaka, O. M. Yaghi, T. Gould, B. Chan, S. Vuckovic, T. Li, M. Lin, Z. Tang, Y. Li, Y. Xu, A. Joshi, X. Wang, L. W. T. Ng, S. V. Kalinin, M. Ahmadi, J. Zhang, S. Zhang, A. Lapkin, M. Xiao, Z. Wu, K. </w:t>
+            </w:r>
+            <w:proofErr w:type="spellStart"/>
+            <w:r>
+              <w:t>Hippalgaonkar</w:t>
+            </w:r>
+            <w:proofErr w:type="spellEnd"/>
+            <w:r>
+              <w:t xml:space="preserve">, L. Wong, L. </w:t>
+            </w:r>
+            <w:proofErr w:type="spellStart"/>
+            <w:r>
+              <w:t>Bastonero</w:t>
+            </w:r>
+            <w:proofErr w:type="spellEnd"/>
+            <w:r>
+              <w:t>, N. Marzari, D. L. Esteras Cordoba, A. Tomut, A. Quinones Andrade and J.-H. Garcia, "Ai4x roadmap: Artificial intelligence for the advancement of scientific pursuit and its future directions," 2025.</w:t>
+            </w:r>
+            <w:r>
+              <w:t xml:space="preserve"> [Online]. Available: https://arxiv.org/abs/2511.20976.</w:t>
+            </w:r>
+          </w:p>
+        </w:tc>
+      </w:tr>
+      <w:tr>
+        <w:trPr>
+          <w:divId w:val="2024670519"/>
+          <w:tblCellSpacing w:w="15" w:type="dxa"/>
+        </w:trPr>
+        <w:tc>
+          <w:tcPr>
+            <w:tcW w:w="315" w:type="dxa"/>
+            <w:tcMar>
+              <w:top w:w="15" w:type="dxa"/>
+              <w:left w:w="15" w:type="dxa"/>
+              <w:bottom w:w="15" w:type="dxa"/>
+              <w:right w:w="15" w:type="dxa"/>
+            </w:tcMar>
+            <w:hideMark/>
+          </w:tcPr>
+          <w:p>
+            <w:pPr>
+              <w:pStyle w:val="Bibliography"/>
+              <w:suppressAutoHyphens/>
+              <w:ind w:left="0" w:firstLine="0"/>
+            </w:pPr>
+            <w:r>
+              <w:t xml:space="preserve">[7] </w:t>
+            </w:r>
+          </w:p>
+        </w:tc>
+        <w:tc>
+          <w:tcPr>
+            <w:tcW w:w="4187" w:type="dxa"/>
+            <w:tcMar>
+              <w:top w:w="15" w:type="dxa"/>
+              <w:left w:w="15" w:type="dxa"/>
+              <w:bottom w:w="15" w:type="dxa"/>
+              <w:right w:w="15" w:type="dxa"/>
+            </w:tcMar>
+            <w:hideMark/>
+          </w:tcPr>
+          <w:p>
+            <w:pPr>
+              <w:pStyle w:val="Bibliography"/>
+              <w:suppressAutoHyphens/>
+              <w:ind w:left="0" w:firstLine="0"/>
+            </w:pPr>
+            <w:r>
+              <w:t xml:space="preserve">AI4X Program Committee, "Hallucinated citations and Desk Rejections – is there a </w:t>
+            </w:r>
+            <w:proofErr w:type="gramStart"/>
+            <w:r>
+              <w:t>connection?,</w:t>
+            </w:r>
+            <w:proofErr w:type="gramEnd"/>
+            <w:r>
+              <w:t xml:space="preserve">" Nature, 2028. </w:t>
+            </w:r>
+          </w:p>
+        </w:tc>
+      </w:tr>
+      <w:tr>
+        <w:trPr>
+          <w:divId w:val="2024670519"/>
+          <w:tblCellSpacing w:w="15" w:type="dxa"/>
+        </w:trPr>
+        <w:tc>
+          <w:tcPr>
+            <w:tcW w:w="315" w:type="dxa"/>
+            <w:tcMar>
+              <w:top w:w="15" w:type="dxa"/>
+              <w:left w:w="15" w:type="dxa"/>
+              <w:bottom w:w="15" w:type="dxa"/>
+              <w:right w:w="15" w:type="dxa"/>
+            </w:tcMar>
+            <w:hideMark/>
+          </w:tcPr>
+          <w:p>
+            <w:pPr>
+              <w:pStyle w:val="Bibliography"/>
+              <w:suppressAutoHyphens/>
+              <w:ind w:left="0" w:firstLine="0"/>
+            </w:pPr>
+            <w:r>
+              <w:t xml:space="preserve">[8] </w:t>
+            </w:r>
+          </w:p>
+        </w:tc>
+        <w:tc>
+          <w:tcPr>
+            <w:tcW w:w="4187" w:type="dxa"/>
+            <w:tcMar>
+              <w:top w:w="15" w:type="dxa"/>
+              <w:left w:w="15" w:type="dxa"/>
+              <w:bottom w:w="15" w:type="dxa"/>
+              <w:right w:w="15" w:type="dxa"/>
+            </w:tcMar>
+            <w:hideMark/>
+          </w:tcPr>
+          <w:p>
+            <w:pPr>
+              <w:pStyle w:val="Bibliography"/>
+              <w:suppressAutoHyphens/>
+              <w:ind w:left="0" w:firstLine="0"/>
+            </w:pPr>
+            <w:r>
+              <w:t>N. Kazeev, "AI4X Conference 2027 abstract template," 2026. [Online]. Available: https:</w:t>
+            </w:r>
+            <w:r>
+              <w:rPr>
+                <w:i/>
+                <w:iCs/>
+              </w:rPr>
+              <w:t>//github</w:t>
+            </w:r>
+            <w:r>
+              <w:t>.com/kazeevn/AI4X-Abstract-Template.</w:t>
+            </w:r>
+          </w:p>
+        </w:tc>
+      </w:tr>
+      <w:tr>
+        <w:trPr>
+          <w:divId w:val="2024670519"/>
+          <w:tblCellSpacing w:w="15" w:type="dxa"/>
+        </w:trPr>
+        <w:tc>
+          <w:tcPr>
+            <w:tcW w:w="315" w:type="dxa"/>
+            <w:tcMar>
+              <w:top w:w="15" w:type="dxa"/>
+              <w:left w:w="15" w:type="dxa"/>
+              <w:bottom w:w="15" w:type="dxa"/>
+              <w:right w:w="15" w:type="dxa"/>
+            </w:tcMar>
+            <w:hideMark/>
+          </w:tcPr>
+          <w:p>
+            <w:pPr>
+              <w:pStyle w:val="Bibliography"/>
+              <w:suppressAutoHyphens/>
+              <w:ind w:left="0" w:firstLine="0"/>
+            </w:pPr>
+            <w:r>
+              <w:t xml:space="preserve">[9] </w:t>
+            </w:r>
+          </w:p>
+        </w:tc>
+        <w:tc>
+          <w:tcPr>
+            <w:tcW w:w="4187" w:type="dxa"/>
+            <w:tcMar>
+              <w:top w:w="15" w:type="dxa"/>
+              <w:left w:w="15" w:type="dxa"/>
+              <w:bottom w:w="15" w:type="dxa"/>
+              <w:right w:w="15" w:type="dxa"/>
+            </w:tcMar>
+            <w:hideMark/>
+          </w:tcPr>
+          <w:p>
+            <w:pPr>
+              <w:pStyle w:val="Bibliography"/>
+              <w:suppressAutoHyphens/>
+              <w:ind w:left="0" w:firstLine="0"/>
+            </w:pPr>
+            <w:r>
+              <w:t xml:space="preserve">J. O. Woods, D. Grande and S. </w:t>
+            </w:r>
+            <w:proofErr w:type="spellStart"/>
+            <w:r>
+              <w:t>Farì</w:t>
+            </w:r>
+            <w:proofErr w:type="spellEnd"/>
+            <w:r>
+              <w:t>, "International Astronautical Congress LaTeX template," 2025. [Online]. Available: https://github.com/grande-dev/International-Astronautical-Congress-LaTeX-template.</w:t>
+            </w:r>
+          </w:p>
+        </w:tc>
+      </w:tr>
+    </w:tbl>
+    <w:p>
+      <w:pPr>
+        <w:spacing w:line="20" w:lineRule="auto"/>
+        <w:divId w:val="2024670519"/>
+        <w:rPr>
+          <w:rFonts w:eastAsia="Times New Roman"/>
+          <w:noProof/>
+          <w:sz w:val="2"/>
+        </w:rPr>
+      </w:pPr>
     </w:p>
     <w:p>
       <w:pPr>
         <w:pStyle w:val="Bibliography"/>
+        <w:spacing w:after="0" w:line="20" w:lineRule="auto"/>
+        <w:rPr>
+          <w:sz w:val="2"/>
+        </w:rPr>
       </w:pPr>
       <w:r>
-        <w:t xml:space="preserve">[2]</w:t>
-      </w:r>
-      <w:r>
-        <w:tab/>
-      </w:r>
-      <w:r>
-        <w:t xml:space="preserve">Kristof Schütt, Pieter-Jan Kindermans, Huziel Enoc Sauceda Felix, Stefan Chmiela, Alexandre Tkatchenko, and Klaus-Robert Müller. SchNet: A continuous-filter convolutional neural network for modeling quantum interactions. In </w:t>
-      </w:r>
-      <w:r>
         <w:rPr>
-          <w:i/>
-          <w:iCs/>
+          <w:sz w:val="2"/>
         </w:rPr>
-        <w:t xml:space="preserve">Advances in Neural Information Processing Systems</w:t>
-      </w:r>
-      <w:r>
-        <w:t xml:space="preserve">, volume 30. Curran Associates, Inc., 2017. URL: </w:t>
-      </w:r>
-      <w:hyperlink r:id="rId10" w:history="1">
-        <w:r>
-          <w:rPr>
-            <w:rStyle w:val="Hyperlink"/>
-          </w:rPr>
-          <w:t xml:space="preserve">https://proceedings.neurips.cc/paper_files/paper/2017/file/303ed4c69846ab36c2904d3ba8573050-Paper.pdf</w:t>
-        </w:r>
-      </w:hyperlink>
-      <w:r>
-        <w:t xml:space="preserve">.</w:t>
-      </w:r>
-    </w:p>
-    <w:p>
-      <w:pPr>
-        <w:pStyle w:val="Bibliography"/>
-      </w:pPr>
-      <w:r>
-        <w:t xml:space="preserve">[3]</w:t>
-      </w:r>
-      <w:r>
-        <w:tab/>
-      </w:r>
-      <w:r>
-        <w:t xml:space="preserve">Tian Xie and Jeffrey C. Grossman. Crystal graph convolutional neural networks for an accurate and interpretable prediction of material properties. </w:t>
-      </w:r>
-      <w:r>
-        <w:rPr>
-          <w:i/>
-          <w:iCs/>
-        </w:rPr>
-        <w:t xml:space="preserve">Physical Review Letters</w:t>
-      </w:r>
-      <w:r>
-        <w:t xml:space="preserve">, 120(14):145301, 2018. </w:t>
-      </w:r>
-      <w:hyperlink r:id="rId11" w:history="1">
-        <w:r>
-          <w:rPr>
-            <w:rStyle w:val="Hyperlink"/>
-          </w:rPr>
-          <w:t xml:space="preserve">doi:10.1103/PhysRevLett.120.145301</w:t>
-        </w:r>
-      </w:hyperlink>
-      <w:r>
-        <w:t xml:space="preserve">.</w:t>
-      </w:r>
-    </w:p>
-    <w:p>
-      <w:pPr>
-        <w:pStyle w:val="Bibliography"/>
-      </w:pPr>
-      <w:r>
-        <w:t xml:space="preserve">[4]</w:t>
-      </w:r>
-      <w:r>
-        <w:tab/>
-      </w:r>
-      <w:r>
-        <w:t xml:space="preserve">Amil Merchant, Simon Batzner, Samuel S. Schoenholz, Muratahan Aykol, Gowoon Cheon, and Ekin Dogus Cubuk. Scaling deep learning for materials discovery. </w:t>
-      </w:r>
-      <w:r>
-        <w:rPr>
-          <w:i/>
-          <w:iCs/>
-        </w:rPr>
-        <w:t xml:space="preserve">Nature</w:t>
-      </w:r>
-      <w:r>
-        <w:t xml:space="preserve">, 624(7990):80–85, 2023. </w:t>
-      </w:r>
-      <w:hyperlink r:id="rId12" w:history="1">
-        <w:r>
-          <w:rPr>
-            <w:rStyle w:val="Hyperlink"/>
-          </w:rPr>
-          <w:t xml:space="preserve">doi:10.1038/s41586-023-06735-9</w:t>
-        </w:r>
-      </w:hyperlink>
-      <w:r>
-        <w:t xml:space="preserve">.</w:t>
-      </w:r>
-    </w:p>
-    <w:p>
-      <w:pPr>
-        <w:pStyle w:val="Bibliography"/>
-      </w:pPr>
-      <w:r>
-        <w:t xml:space="preserve">[5]</w:t>
-      </w:r>
-      <w:r>
-        <w:tab/>
-      </w:r>
-      <w:r>
-        <w:t xml:space="preserve">Benjamin Burger et al. A mobile robotic chemist. </w:t>
-      </w:r>
-      <w:r>
-        <w:rPr>
-          <w:i/>
-          <w:iCs/>
-        </w:rPr>
-        <w:t xml:space="preserve">Nature</w:t>
-      </w:r>
-      <w:r>
-        <w:t xml:space="preserve">, 583(7815):237–241, 2020. </w:t>
-      </w:r>
-      <w:hyperlink r:id="rId13" w:history="1">
-        <w:r>
-          <w:rPr>
-            <w:rStyle w:val="Hyperlink"/>
-          </w:rPr>
-          <w:t xml:space="preserve">doi:10.1038/s41586-020-2442-2</w:t>
-        </w:r>
-      </w:hyperlink>
-      <w:r>
-        <w:t xml:space="preserve">.</w:t>
-      </w:r>
-    </w:p>
-    <w:p>
-      <w:pPr>
-        <w:pStyle w:val="Bibliography"/>
-      </w:pPr>
-      <w:r>
-        <w:t xml:space="preserve">[6]</w:t>
-      </w:r>
-      <w:r>
-        <w:tab/>
-      </w:r>
-      <w:r>
-        <w:t xml:space="preserve">Stephen G. Dale, Nikita Kazeev, Alastair J. A. Price, Victor Posligua, Stephan Roche, O. Anatole von Lilienfeld, Konstantin S. Novoselov, Xavier Bresson, Gianmarco Mengaldo, Xudong Chen, Terence J. O’Kane, Emily R. Lines, Matthew J. Allen, Amandine E. Debus, Clayton Miller, Jiayu Zhou, Hiroko H. Dodge, David Rousseau, Andrey Ustyuzhanin, Ziyun Yan, Mario Lanza, Fabio Sciarrino, Ryo Yoshida, Zhidong Leong, Teck Leong Tan, Qianxiao Li, Adil Kabylda, Igor Poltavsky, Alexandre Tkatchenko, Sherif Abdulkader Tawfik, Prathami Divakar Kamath, Theo Jaffrelot Inizan, Kristin A. Persson, Bryant Y. Li, Vir Karan, Chenru Duan, Haojun Jia, Qiyuan Zhao, Hiroyuki Hayashi, Atsuto Seko, Isao Tanaka, Omar M. Yaghi, Tim Gould, Bun Chan, Stefan Vuckovic, Tianbo Li, Min Lin, Zehcen Tang, Yang Li, Yong Xu, Amrita Joshi, Xiaonan Wang, Leonard W. T. Ng, Sergei V. Kalinin, Mahshid Ahmadi, Jiyizhe Zhang, Shuyuan Zhang, Alexei Lapkin, Ming Xiao, Zhe Wu, Kedar Hippalgaonkar, Limsoon Wong, Lorenzo Bastonero, Nicola Marzari, Dorye Luis Esteras Cordoba, Andrei Tomut, Alba Quinones Andrade, and Jose-Hugo Garcia. Ai4x roadmap: Artificial intelligence for the advancement of scientific pursuit and its future directions, 2025. URL: </w:t>
-      </w:r>
-      <w:hyperlink r:id="rId14" w:history="1">
-        <w:r>
-          <w:rPr>
-            <w:rStyle w:val="Hyperlink"/>
-          </w:rPr>
-          <w:t xml:space="preserve">https://arxiv.org/abs/2511.20976</w:t>
-        </w:r>
-      </w:hyperlink>
-      <w:r>
-        <w:t xml:space="preserve">, </w:t>
-      </w:r>
-      <w:hyperlink r:id="rId15" w:history="1">
-        <w:r>
-          <w:rPr>
-            <w:rStyle w:val="Hyperlink"/>
-          </w:rPr>
-          <w:t xml:space="preserve">arXiv:2511.20976</w:t>
-        </w:r>
-      </w:hyperlink>
-      <w:r>
-        <w:t xml:space="preserve">.</w:t>
-      </w:r>
-    </w:p>
-    <w:p>
-      <w:pPr>
-        <w:pStyle w:val="Bibliography"/>
-      </w:pPr>
-      <w:r>
-        <w:t xml:space="preserve">[7]</w:t>
-      </w:r>
-      <w:r>
-        <w:tab/>
-      </w:r>
-      <w:r>
-        <w:t xml:space="preserve">AI4X Program Committee. Hallucinated citations and Desk Rejections – is there a connection? </w:t>
-      </w:r>
-      <w:r>
-        <w:rPr>
-          <w:i/>
-          <w:iCs/>
-        </w:rPr>
-        <w:t xml:space="preserve">Nature</w:t>
-      </w:r>
-      <w:r>
-        <w:t xml:space="preserve">, 2028.</w:t>
-      </w:r>
-    </w:p>
-    <w:p>
-      <w:pPr>
-        <w:pStyle w:val="Bibliography"/>
-      </w:pPr>
-      <w:r>
-        <w:t xml:space="preserve">[8]</w:t>
-      </w:r>
-      <w:r>
-        <w:tab/>
-      </w:r>
-      <w:r>
-        <w:t xml:space="preserve">Nikita Kazeev. AI4X Conference 2027 abstract template. </w:t>
-      </w:r>
-      <w:hyperlink r:id="rId16" w:history="1">
-        <w:r>
-          <w:rPr>
-            <w:rStyle w:val="Hyperlink"/>
-          </w:rPr>
-          <w:t xml:space="preserve">https://github.com/kazeevn/AI4X-Abstract-Template</w:t>
-        </w:r>
-      </w:hyperlink>
-      <w:r>
-        <w:t xml:space="preserve">, 2026.</w:t>
-      </w:r>
-    </w:p>
-    <w:p>
-      <w:pPr>
-        <w:pStyle w:val="Bibliography"/>
-      </w:pPr>
-      <w:r>
-        <w:t xml:space="preserve">[9]</w:t>
-      </w:r>
-      <w:r>
-        <w:tab/>
-      </w:r>
-      <w:r>
-        <w:t xml:space="preserve">John O. Woods, Davide Grande, and Stefano Farì. International Astronautical Congress LaTeX template. </w:t>
-      </w:r>
-      <w:hyperlink r:id="rId17" w:history="1">
-        <w:r>
-          <w:rPr>
-            <w:rStyle w:val="Hyperlink"/>
-          </w:rPr>
-          <w:t xml:space="preserve">https://github.com/grande-dev/International-Astronautical-Congress-LaTeX-template</w:t>
-        </w:r>
-      </w:hyperlink>
-      <w:r>
-        <w:t xml:space="preserve">, 2025.</w:t>
+        <w:fldChar w:fldCharType="end"/>
       </w:r>
     </w:p>
     <w:p>
@@ -1551,7 +2436,7 @@
         <w:pStyle w:val="AppendixHeading"/>
       </w:pPr>
       <w:r>
-        <w:t xml:space="preserve">My title</w:t>
+        <w:t>My title</w:t>
       </w:r>
     </w:p>
     <w:p>
@@ -1559,12 +2444,12 @@
         <w:pStyle w:val="FirstParagraph"/>
       </w:pPr>
       <w:r>
-        <w:t xml:space="preserve">A paper may contain an unlimited number of appendices which don’t count towards the page limit, but the reviewers are not required to read them.</w:t>
+        <w:t>A paper may contain an unlimited number of appendices which don’t count towards the page limit, but the reviewers are not required to read them.</w:t>
       </w:r>
     </w:p>
     <w:sectPr>
-      <w:headerReference w:type="default" r:id="rId5"/>
-      <w:footerReference w:type="default" r:id="rId6"/>
+      <w:headerReference w:type="default" r:id="rId16"/>
+      <w:footerReference w:type="default" r:id="rId17"/>
       <w:type w:val="continuous"/>
       <w:pgSz w:w="11906" w:h="16838"/>
       <w:pgMar w:top="1134" w:right="1134" w:bottom="1134" w:left="1134" w:header="550" w:footer="500" w:gutter="0"/>
@@ -1575,8 +2460,33 @@
 </w:document>
 </file>
 
+<file path=word/endnotes.xml><?xml version="1.0" encoding="utf-8"?>
+<w:endnotes xmlns:wpc="http://schemas.microsoft.com/office/word/2010/wordprocessingCanvas" xmlns:cx="http://schemas.microsoft.com/office/drawing/2014/chartex" xmlns:cx1="http://schemas.microsoft.com/office/drawing/2015/9/8/chartex" xmlns:cx2="http://schemas.microsoft.com/office/drawing/2015/10/21/chartex" xmlns:cx3="http://schemas.microsoft.com/office/drawing/2016/5/9/chartex" xmlns:cx4="http://schemas.microsoft.com/office/drawing/2016/5/10/chartex" xmlns:cx5="http://schemas.microsoft.com/office/drawing/2016/5/11/chartex" xmlns:cx6="http://schemas.microsoft.com/office/drawing/2016/5/12/chartex" xmlns:cx7="http://schemas.microsoft.com/office/drawing/2016/5/13/chartex" xmlns:cx8="http://schemas.microsoft.com/office/drawing/2016/5/14/chartex" xmlns:mc="http://schemas.openxmlformats.org/markup-compatibility/2006" xmlns:aink="http://schemas.microsoft.com/office/drawing/2016/ink" xmlns:am3d="http://schemas.microsoft.com/office/drawing/2017/model3d" xmlns:o="urn:schemas-microsoft-com:office:office" xmlns:oel="http://schemas.microsoft.com/office/2019/extlst" xmlns:r="http://schemas.openxmlformats.org/officeDocument/2006/relationships" xmlns:m="http://schemas.openxmlformats.org/officeDocument/2006/math" xmlns:v="urn:schemas-microsoft-com:vml" xmlns:wp14="http://schemas.microsoft.com/office/word/2010/wordprocessingDrawing" xmlns:wp="http://schemas.openxmlformats.org/drawingml/2006/wordprocessingDrawing" xmlns:w10="urn:schemas-microsoft-com:office:word" xmlns:w="http://schemas.openxmlformats.org/wordprocessingml/2006/main" xmlns:w14="http://schemas.microsoft.com/office/word/2010/wordml" xmlns:w15="http://schemas.microsoft.com/office/word/2012/wordml" xmlns:w16cex="http://schemas.microsoft.com/office/word/2018/wordml/cex" xmlns:w16cid="http://schemas.microsoft.com/office/word/2016/wordml/cid" xmlns:w16="http://schemas.microsoft.com/office/word/2018/wordml" xmlns:w16du="http://schemas.microsoft.com/office/word/2023/wordml/word16du" xmlns:w16sdtdh="http://schemas.microsoft.com/office/word/2020/wordml/sdtdatahash" xmlns:w16sdtfl="http://schemas.microsoft.com/office/word/2024/wordml/sdtformatlock" xmlns:w16se="http://schemas.microsoft.com/office/word/2015/wordml/symex" xmlns:wpg="http://schemas.microsoft.com/office/word/2010/wordprocessingGroup" xmlns:wpi="http://schemas.microsoft.com/office/word/2010/wordprocessingInk" xmlns:wne="http://schemas.microsoft.com/office/word/2006/wordml" xmlns:wps="http://schemas.microsoft.com/office/word/2010/wordprocessingShape" mc:Ignorable="w14 w15 w16se w16cid w16 w16cex w16sdtdh w16sdtfl w16du wp14">
+  <w:endnote w:type="separator" w:id="-1">
+    <w:p>
+      <w:pPr>
+        <w:spacing w:line="240" w:lineRule="auto"/>
+      </w:pPr>
+      <w:r>
+        <w:separator/>
+      </w:r>
+    </w:p>
+  </w:endnote>
+  <w:endnote w:type="continuationSeparator" w:id="0">
+    <w:p>
+      <w:pPr>
+        <w:spacing w:line="240" w:lineRule="auto"/>
+      </w:pPr>
+      <w:r>
+        <w:continuationSeparator/>
+      </w:r>
+    </w:p>
+  </w:endnote>
+</w:endnotes>
+</file>
+
 <file path=word/footer1.xml><?xml version="1.0" encoding="utf-8"?>
-<w:ftr xmlns:w="http://schemas.openxmlformats.org/wordprocessingml/2006/main" xmlns:r="http://schemas.openxmlformats.org/officeDocument/2006/relationships" xmlns:m="http://schemas.openxmlformats.org/officeDocument/2006/math" xmlns:wp="http://schemas.openxmlformats.org/drawingml/2006/wordprocessingDrawing" xmlns:a="http://schemas.openxmlformats.org/drawingml/2006/main" xmlns:pic="http://schemas.openxmlformats.org/drawingml/2006/picture">
+<w:ftr xmlns:wpc="http://schemas.microsoft.com/office/word/2010/wordprocessingCanvas" xmlns:cx="http://schemas.microsoft.com/office/drawing/2014/chartex" xmlns:cx1="http://schemas.microsoft.com/office/drawing/2015/9/8/chartex" xmlns:cx2="http://schemas.microsoft.com/office/drawing/2015/10/21/chartex" xmlns:cx3="http://schemas.microsoft.com/office/drawing/2016/5/9/chartex" xmlns:cx4="http://schemas.microsoft.com/office/drawing/2016/5/10/chartex" xmlns:cx5="http://schemas.microsoft.com/office/drawing/2016/5/11/chartex" xmlns:cx6="http://schemas.microsoft.com/office/drawing/2016/5/12/chartex" xmlns:cx7="http://schemas.microsoft.com/office/drawing/2016/5/13/chartex" xmlns:cx8="http://schemas.microsoft.com/office/drawing/2016/5/14/chartex" xmlns:mc="http://schemas.openxmlformats.org/markup-compatibility/2006" xmlns:aink="http://schemas.microsoft.com/office/drawing/2016/ink" xmlns:am3d="http://schemas.microsoft.com/office/drawing/2017/model3d" xmlns:o="urn:schemas-microsoft-com:office:office" xmlns:oel="http://schemas.microsoft.com/office/2019/extlst" xmlns:r="http://schemas.openxmlformats.org/officeDocument/2006/relationships" xmlns:m="http://schemas.openxmlformats.org/officeDocument/2006/math" xmlns:v="urn:schemas-microsoft-com:vml" xmlns:wp14="http://schemas.microsoft.com/office/word/2010/wordprocessingDrawing" xmlns:wp="http://schemas.openxmlformats.org/drawingml/2006/wordprocessingDrawing" xmlns:w10="urn:schemas-microsoft-com:office:word" xmlns:w="http://schemas.openxmlformats.org/wordprocessingml/2006/main" xmlns:w14="http://schemas.microsoft.com/office/word/2010/wordml" xmlns:w15="http://schemas.microsoft.com/office/word/2012/wordml" xmlns:w16cex="http://schemas.microsoft.com/office/word/2018/wordml/cex" xmlns:w16cid="http://schemas.microsoft.com/office/word/2016/wordml/cid" xmlns:w16="http://schemas.microsoft.com/office/word/2018/wordml" xmlns:w16du="http://schemas.microsoft.com/office/word/2023/wordml/word16du" xmlns:w16sdtdh="http://schemas.microsoft.com/office/word/2020/wordml/sdtdatahash" xmlns:w16sdtfl="http://schemas.microsoft.com/office/word/2024/wordml/sdtformatlock" xmlns:w16se="http://schemas.microsoft.com/office/word/2015/wordml/symex" xmlns:wpg="http://schemas.microsoft.com/office/word/2010/wordprocessingGroup" xmlns:wpi="http://schemas.microsoft.com/office/word/2010/wordprocessingInk" xmlns:wne="http://schemas.microsoft.com/office/word/2006/wordml" xmlns:wps="http://schemas.microsoft.com/office/word/2010/wordprocessingShape" mc:Ignorable="w14 w15 w16se w16cid w16 w16cex w16sdtdh w16sdtfl w16du wp14">
   <w:p>
     <w:pPr>
       <w:pStyle w:val="Footer"/>
@@ -1591,7 +2501,7 @@
       <w:fldChar w:fldCharType="separate"/>
     </w:r>
     <w:r>
-      <w:t xml:space="preserve">1</w:t>
+      <w:t>1</w:t>
     </w:r>
     <w:r>
       <w:fldChar w:fldCharType="end"/>
@@ -1600,23 +2510,156 @@
 </w:ftr>
 </file>
 
+<file path=word/footer2.xml><?xml version="1.0" encoding="utf-8"?>
+<w:ftr xmlns:wpc="http://schemas.microsoft.com/office/word/2010/wordprocessingCanvas" xmlns:cx="http://schemas.microsoft.com/office/drawing/2014/chartex" xmlns:cx1="http://schemas.microsoft.com/office/drawing/2015/9/8/chartex" xmlns:cx2="http://schemas.microsoft.com/office/drawing/2015/10/21/chartex" xmlns:cx3="http://schemas.microsoft.com/office/drawing/2016/5/9/chartex" xmlns:cx4="http://schemas.microsoft.com/office/drawing/2016/5/10/chartex" xmlns:cx5="http://schemas.microsoft.com/office/drawing/2016/5/11/chartex" xmlns:cx6="http://schemas.microsoft.com/office/drawing/2016/5/12/chartex" xmlns:cx7="http://schemas.microsoft.com/office/drawing/2016/5/13/chartex" xmlns:cx8="http://schemas.microsoft.com/office/drawing/2016/5/14/chartex" xmlns:mc="http://schemas.openxmlformats.org/markup-compatibility/2006" xmlns:aink="http://schemas.microsoft.com/office/drawing/2016/ink" xmlns:am3d="http://schemas.microsoft.com/office/drawing/2017/model3d" xmlns:o="urn:schemas-microsoft-com:office:office" xmlns:oel="http://schemas.microsoft.com/office/2019/extlst" xmlns:r="http://schemas.openxmlformats.org/officeDocument/2006/relationships" xmlns:m="http://schemas.openxmlformats.org/officeDocument/2006/math" xmlns:v="urn:schemas-microsoft-com:vml" xmlns:wp14="http://schemas.microsoft.com/office/word/2010/wordprocessingDrawing" xmlns:wp="http://schemas.openxmlformats.org/drawingml/2006/wordprocessingDrawing" xmlns:w10="urn:schemas-microsoft-com:office:word" xmlns:w="http://schemas.openxmlformats.org/wordprocessingml/2006/main" xmlns:w14="http://schemas.microsoft.com/office/word/2010/wordml" xmlns:w15="http://schemas.microsoft.com/office/word/2012/wordml" xmlns:w16cex="http://schemas.microsoft.com/office/word/2018/wordml/cex" xmlns:w16cid="http://schemas.microsoft.com/office/word/2016/wordml/cid" xmlns:w16="http://schemas.microsoft.com/office/word/2018/wordml" xmlns:w16du="http://schemas.microsoft.com/office/word/2023/wordml/word16du" xmlns:w16sdtdh="http://schemas.microsoft.com/office/word/2020/wordml/sdtdatahash" xmlns:w16sdtfl="http://schemas.microsoft.com/office/word/2024/wordml/sdtformatlock" xmlns:w16se="http://schemas.microsoft.com/office/word/2015/wordml/symex" xmlns:wpg="http://schemas.microsoft.com/office/word/2010/wordprocessingGroup" xmlns:wpi="http://schemas.microsoft.com/office/word/2010/wordprocessingInk" xmlns:wne="http://schemas.microsoft.com/office/word/2006/wordml" xmlns:wps="http://schemas.microsoft.com/office/word/2010/wordprocessingShape" mc:Ignorable="w14 w15 w16se w16cid w16 w16cex w16sdtdh w16sdtfl w16du wp14">
+  <w:p>
+    <w:pPr>
+      <w:pStyle w:val="Footer"/>
+    </w:pPr>
+    <w:r>
+      <w:fldChar w:fldCharType="begin"/>
+    </w:r>
+    <w:r>
+      <w:instrText xml:space="preserve"> PAGE </w:instrText>
+    </w:r>
+    <w:r>
+      <w:fldChar w:fldCharType="separate"/>
+    </w:r>
+    <w:r>
+      <w:t>1</w:t>
+    </w:r>
+    <w:r>
+      <w:fldChar w:fldCharType="end"/>
+    </w:r>
+  </w:p>
+</w:ftr>
+</file>
+
+<file path=word/footnotes.xml><?xml version="1.0" encoding="utf-8"?>
+<w:footnotes xmlns:wpc="http://schemas.microsoft.com/office/word/2010/wordprocessingCanvas" xmlns:cx="http://schemas.microsoft.com/office/drawing/2014/chartex" xmlns:cx1="http://schemas.microsoft.com/office/drawing/2015/9/8/chartex" xmlns:cx2="http://schemas.microsoft.com/office/drawing/2015/10/21/chartex" xmlns:cx3="http://schemas.microsoft.com/office/drawing/2016/5/9/chartex" xmlns:cx4="http://schemas.microsoft.com/office/drawing/2016/5/10/chartex" xmlns:cx5="http://schemas.microsoft.com/office/drawing/2016/5/11/chartex" xmlns:cx6="http://schemas.microsoft.com/office/drawing/2016/5/12/chartex" xmlns:cx7="http://schemas.microsoft.com/office/drawing/2016/5/13/chartex" xmlns:cx8="http://schemas.microsoft.com/office/drawing/2016/5/14/chartex" xmlns:mc="http://schemas.openxmlformats.org/markup-compatibility/2006" xmlns:aink="http://schemas.microsoft.com/office/drawing/2016/ink" xmlns:am3d="http://schemas.microsoft.com/office/drawing/2017/model3d" xmlns:o="urn:schemas-microsoft-com:office:office" xmlns:oel="http://schemas.microsoft.com/office/2019/extlst" xmlns:r="http://schemas.openxmlformats.org/officeDocument/2006/relationships" xmlns:m="http://schemas.openxmlformats.org/officeDocument/2006/math" xmlns:v="urn:schemas-microsoft-com:vml" xmlns:wp14="http://schemas.microsoft.com/office/word/2010/wordprocessingDrawing" xmlns:wp="http://schemas.openxmlformats.org/drawingml/2006/wordprocessingDrawing" xmlns:w10="urn:schemas-microsoft-com:office:word" xmlns:w="http://schemas.openxmlformats.org/wordprocessingml/2006/main" xmlns:w14="http://schemas.microsoft.com/office/word/2010/wordml" xmlns:w15="http://schemas.microsoft.com/office/word/2012/wordml" xmlns:w16cex="http://schemas.microsoft.com/office/word/2018/wordml/cex" xmlns:w16cid="http://schemas.microsoft.com/office/word/2016/wordml/cid" xmlns:w16="http://schemas.microsoft.com/office/word/2018/wordml" xmlns:w16du="http://schemas.microsoft.com/office/word/2023/wordml/word16du" xmlns:w16sdtdh="http://schemas.microsoft.com/office/word/2020/wordml/sdtdatahash" xmlns:w16sdtfl="http://schemas.microsoft.com/office/word/2024/wordml/sdtformatlock" xmlns:w16se="http://schemas.microsoft.com/office/word/2015/wordml/symex" xmlns:wpg="http://schemas.microsoft.com/office/word/2010/wordprocessingGroup" xmlns:wpi="http://schemas.microsoft.com/office/word/2010/wordprocessingInk" xmlns:wne="http://schemas.microsoft.com/office/word/2006/wordml" xmlns:wps="http://schemas.microsoft.com/office/word/2010/wordprocessingShape" mc:Ignorable="w14 w15 w16se w16cid w16 w16cex w16sdtdh w16sdtfl w16du wp14">
+  <w:footnote w:type="separator" w:id="-1">
+    <w:p>
+      <w:pPr>
+        <w:spacing w:line="240" w:lineRule="auto"/>
+      </w:pPr>
+      <w:r>
+        <w:separator/>
+      </w:r>
+    </w:p>
+  </w:footnote>
+  <w:footnote w:type="continuationSeparator" w:id="0">
+    <w:p>
+      <w:pPr>
+        <w:spacing w:line="240" w:lineRule="auto"/>
+      </w:pPr>
+      <w:r>
+        <w:continuationSeparator/>
+      </w:r>
+    </w:p>
+  </w:footnote>
+</w:footnotes>
+</file>
+
 <file path=word/header1.xml><?xml version="1.0" encoding="utf-8"?>
-<w:hdr xmlns:w="http://schemas.openxmlformats.org/wordprocessingml/2006/main" xmlns:r="http://schemas.openxmlformats.org/officeDocument/2006/relationships" xmlns:m="http://schemas.openxmlformats.org/officeDocument/2006/math" xmlns:wp="http://schemas.openxmlformats.org/drawingml/2006/wordprocessingDrawing" xmlns:a="http://schemas.openxmlformats.org/drawingml/2006/main" xmlns:pic="http://schemas.openxmlformats.org/drawingml/2006/picture">
+<w:hdr xmlns:wpc="http://schemas.microsoft.com/office/word/2010/wordprocessingCanvas" xmlns:cx="http://schemas.microsoft.com/office/drawing/2014/chartex" xmlns:cx1="http://schemas.microsoft.com/office/drawing/2015/9/8/chartex" xmlns:cx2="http://schemas.microsoft.com/office/drawing/2015/10/21/chartex" xmlns:cx3="http://schemas.microsoft.com/office/drawing/2016/5/9/chartex" xmlns:cx4="http://schemas.microsoft.com/office/drawing/2016/5/10/chartex" xmlns:cx5="http://schemas.microsoft.com/office/drawing/2016/5/11/chartex" xmlns:cx6="http://schemas.microsoft.com/office/drawing/2016/5/12/chartex" xmlns:cx7="http://schemas.microsoft.com/office/drawing/2016/5/13/chartex" xmlns:cx8="http://schemas.microsoft.com/office/drawing/2016/5/14/chartex" xmlns:mc="http://schemas.openxmlformats.org/markup-compatibility/2006" xmlns:aink="http://schemas.microsoft.com/office/drawing/2016/ink" xmlns:am3d="http://schemas.microsoft.com/office/drawing/2017/model3d" xmlns:o="urn:schemas-microsoft-com:office:office" xmlns:oel="http://schemas.microsoft.com/office/2019/extlst" xmlns:r="http://schemas.openxmlformats.org/officeDocument/2006/relationships" xmlns:m="http://schemas.openxmlformats.org/officeDocument/2006/math" xmlns:v="urn:schemas-microsoft-com:vml" xmlns:wp14="http://schemas.microsoft.com/office/word/2010/wordprocessingDrawing" xmlns:wp="http://schemas.openxmlformats.org/drawingml/2006/wordprocessingDrawing" xmlns:w10="urn:schemas-microsoft-com:office:word" xmlns:w="http://schemas.openxmlformats.org/wordprocessingml/2006/main" xmlns:w14="http://schemas.microsoft.com/office/word/2010/wordml" xmlns:w15="http://schemas.microsoft.com/office/word/2012/wordml" xmlns:w16cex="http://schemas.microsoft.com/office/word/2018/wordml/cex" xmlns:w16cid="http://schemas.microsoft.com/office/word/2016/wordml/cid" xmlns:w16="http://schemas.microsoft.com/office/word/2018/wordml" xmlns:w16du="http://schemas.microsoft.com/office/word/2023/wordml/word16du" xmlns:w16sdtdh="http://schemas.microsoft.com/office/word/2020/wordml/sdtdatahash" xmlns:w16sdtfl="http://schemas.microsoft.com/office/word/2024/wordml/sdtformatlock" xmlns:w16se="http://schemas.microsoft.com/office/word/2015/wordml/symex" xmlns:wpg="http://schemas.microsoft.com/office/word/2010/wordprocessingGroup" xmlns:wpi="http://schemas.microsoft.com/office/word/2010/wordprocessingInk" xmlns:wne="http://schemas.microsoft.com/office/word/2006/wordml" xmlns:wps="http://schemas.microsoft.com/office/word/2010/wordprocessingShape" mc:Ignorable="w14 w15 w16se w16cid w16 w16cex w16sdtdh w16sdtfl w16du wp14">
   <w:p>
     <w:pPr>
       <w:pStyle w:val="Header"/>
     </w:pPr>
     <w:r>
-      <w:t xml:space="preserve">AI4X Conference 2027, Bremen, Germany, June 14–17</w:t>
+      <w:t>AI4X Conference 2027, Bremen, Germany, June 14–17</w:t>
+    </w:r>
+  </w:p>
+</w:hdr>
+</file>
+
+<file path=word/header2.xml><?xml version="1.0" encoding="utf-8"?>
+<w:hdr xmlns:wpc="http://schemas.microsoft.com/office/word/2010/wordprocessingCanvas" xmlns:cx="http://schemas.microsoft.com/office/drawing/2014/chartex" xmlns:cx1="http://schemas.microsoft.com/office/drawing/2015/9/8/chartex" xmlns:cx2="http://schemas.microsoft.com/office/drawing/2015/10/21/chartex" xmlns:cx3="http://schemas.microsoft.com/office/drawing/2016/5/9/chartex" xmlns:cx4="http://schemas.microsoft.com/office/drawing/2016/5/10/chartex" xmlns:cx5="http://schemas.microsoft.com/office/drawing/2016/5/11/chartex" xmlns:cx6="http://schemas.microsoft.com/office/drawing/2016/5/12/chartex" xmlns:cx7="http://schemas.microsoft.com/office/drawing/2016/5/13/chartex" xmlns:cx8="http://schemas.microsoft.com/office/drawing/2016/5/14/chartex" xmlns:mc="http://schemas.openxmlformats.org/markup-compatibility/2006" xmlns:aink="http://schemas.microsoft.com/office/drawing/2016/ink" xmlns:am3d="http://schemas.microsoft.com/office/drawing/2017/model3d" xmlns:o="urn:schemas-microsoft-com:office:office" xmlns:oel="http://schemas.microsoft.com/office/2019/extlst" xmlns:r="http://schemas.openxmlformats.org/officeDocument/2006/relationships" xmlns:m="http://schemas.openxmlformats.org/officeDocument/2006/math" xmlns:v="urn:schemas-microsoft-com:vml" xmlns:wp14="http://schemas.microsoft.com/office/word/2010/wordprocessingDrawing" xmlns:wp="http://schemas.openxmlformats.org/drawingml/2006/wordprocessingDrawing" xmlns:w10="urn:schemas-microsoft-com:office:word" xmlns:w="http://schemas.openxmlformats.org/wordprocessingml/2006/main" xmlns:w14="http://schemas.microsoft.com/office/word/2010/wordml" xmlns:w15="http://schemas.microsoft.com/office/word/2012/wordml" xmlns:w16cex="http://schemas.microsoft.com/office/word/2018/wordml/cex" xmlns:w16cid="http://schemas.microsoft.com/office/word/2016/wordml/cid" xmlns:w16="http://schemas.microsoft.com/office/word/2018/wordml" xmlns:w16du="http://schemas.microsoft.com/office/word/2023/wordml/word16du" xmlns:w16sdtdh="http://schemas.microsoft.com/office/word/2020/wordml/sdtdatahash" xmlns:w16sdtfl="http://schemas.microsoft.com/office/word/2024/wordml/sdtformatlock" xmlns:w16se="http://schemas.microsoft.com/office/word/2015/wordml/symex" xmlns:wpg="http://schemas.microsoft.com/office/word/2010/wordprocessingGroup" xmlns:wpi="http://schemas.microsoft.com/office/word/2010/wordprocessingInk" xmlns:wne="http://schemas.microsoft.com/office/word/2006/wordml" xmlns:wps="http://schemas.microsoft.com/office/word/2010/wordprocessingShape" mc:Ignorable="w14 w15 w16se w16cid w16 w16cex w16sdtdh w16sdtfl w16du wp14">
+  <w:p>
+    <w:pPr>
+      <w:pStyle w:val="Header"/>
+    </w:pPr>
+    <w:r>
+      <w:t>AI4X Conference 2027, Bremen, Germany, June 14–17</w:t>
     </w:r>
   </w:p>
 </w:hdr>
 </file>
 
 <file path=word/numbering.xml><?xml version="1.0" encoding="utf-8"?>
-<w:numbering xmlns:w="http://schemas.openxmlformats.org/wordprocessingml/2006/main">
-  <w:abstractNum w:abstractNumId="0">
+<w:numbering xmlns:wpc="http://schemas.microsoft.com/office/word/2010/wordprocessingCanvas" xmlns:cx="http://schemas.microsoft.com/office/drawing/2014/chartex" xmlns:cx1="http://schemas.microsoft.com/office/drawing/2015/9/8/chartex" xmlns:cx2="http://schemas.microsoft.com/office/drawing/2015/10/21/chartex" xmlns:cx3="http://schemas.microsoft.com/office/drawing/2016/5/9/chartex" xmlns:cx4="http://schemas.microsoft.com/office/drawing/2016/5/10/chartex" xmlns:cx5="http://schemas.microsoft.com/office/drawing/2016/5/11/chartex" xmlns:cx6="http://schemas.microsoft.com/office/drawing/2016/5/12/chartex" xmlns:cx7="http://schemas.microsoft.com/office/drawing/2016/5/13/chartex" xmlns:cx8="http://schemas.microsoft.com/office/drawing/2016/5/14/chartex" xmlns:mc="http://schemas.openxmlformats.org/markup-compatibility/2006" xmlns:aink="http://schemas.microsoft.com/office/drawing/2016/ink" xmlns:am3d="http://schemas.microsoft.com/office/drawing/2017/model3d" xmlns:o="urn:schemas-microsoft-com:office:office" xmlns:oel="http://schemas.microsoft.com/office/2019/extlst" xmlns:r="http://schemas.openxmlformats.org/officeDocument/2006/relationships" xmlns:m="http://schemas.openxmlformats.org/officeDocument/2006/math" xmlns:v="urn:schemas-microsoft-com:vml" xmlns:wp14="http://schemas.microsoft.com/office/word/2010/wordprocessingDrawing" xmlns:wp="http://schemas.openxmlformats.org/drawingml/2006/wordprocessingDrawing" xmlns:w10="urn:schemas-microsoft-com:office:word" xmlns:w="http://schemas.openxmlformats.org/wordprocessingml/2006/main" xmlns:w14="http://schemas.microsoft.com/office/word/2010/wordml" xmlns:w15="http://schemas.microsoft.com/office/word/2012/wordml" xmlns:w16cex="http://schemas.microsoft.com/office/word/2018/wordml/cex" xmlns:w16cid="http://schemas.microsoft.com/office/word/2016/wordml/cid" xmlns:w16="http://schemas.microsoft.com/office/word/2018/wordml" xmlns:w16du="http://schemas.microsoft.com/office/word/2023/wordml/word16du" xmlns:w16sdtdh="http://schemas.microsoft.com/office/word/2020/wordml/sdtdatahash" xmlns:w16sdtfl="http://schemas.microsoft.com/office/word/2024/wordml/sdtformatlock" xmlns:w16se="http://schemas.microsoft.com/office/word/2015/wordml/symex" xmlns:wpg="http://schemas.microsoft.com/office/word/2010/wordprocessingGroup" xmlns:wpi="http://schemas.microsoft.com/office/word/2010/wordprocessingInk" xmlns:wne="http://schemas.microsoft.com/office/word/2006/wordml" xmlns:wps="http://schemas.microsoft.com/office/word/2010/wordprocessingShape" mc:Ignorable="w14 w15 w16se w16cid w16 w16cex w16sdtdh w16sdtfl w16du wp14">
+  <w:abstractNum w:abstractNumId="0" w15:restartNumberingAfterBreak="0">
+    <w:nsid w:val="6E2C6AD8"/>
     <w:multiLevelType w:val="multilevel"/>
+    <w:tmpl w:val="622A7086"/>
+    <w:lvl w:ilvl="0">
+      <w:start w:val="1"/>
+      <w:numFmt w:val="upperLetter"/>
+      <w:pStyle w:val="AppendixHeading"/>
+      <w:suff w:val="space"/>
+      <w:lvlText w:val="Appendix %1."/>
+      <w:lvlJc w:val="left"/>
+      <w:pPr>
+        <w:ind w:left="0" w:firstLine="0"/>
+      </w:pPr>
+    </w:lvl>
+    <w:lvl w:ilvl="1">
+      <w:start w:val="1"/>
+      <w:numFmt w:val="decimal"/>
+      <w:pStyle w:val="AppendixHeading2"/>
+      <w:suff w:val="space"/>
+      <w:lvlText w:val="%1.%2."/>
+      <w:lvlJc w:val="left"/>
+      <w:pPr>
+        <w:ind w:left="0" w:firstLine="0"/>
+      </w:pPr>
+    </w:lvl>
+    <w:lvl w:ilvl="2">
+      <w:start w:val="1"/>
+      <w:numFmt w:val="decimal"/>
+      <w:pStyle w:val="AppendixHeading3"/>
+      <w:suff w:val="space"/>
+      <w:lvlText w:val="%1.%2.%3."/>
+      <w:lvlJc w:val="left"/>
+      <w:pPr>
+        <w:ind w:left="0" w:firstLine="0"/>
+      </w:pPr>
+    </w:lvl>
+    <w:lvl w:ilvl="3">
+      <w:numFmt w:val="decimal"/>
+      <w:lvlText w:val=""/>
+      <w:lvlJc w:val="left"/>
+    </w:lvl>
+    <w:lvl w:ilvl="4">
+      <w:numFmt w:val="decimal"/>
+      <w:lvlText w:val=""/>
+      <w:lvlJc w:val="left"/>
+    </w:lvl>
+    <w:lvl w:ilvl="5">
+      <w:numFmt w:val="decimal"/>
+      <w:lvlText w:val=""/>
+      <w:lvlJc w:val="left"/>
+    </w:lvl>
+    <w:lvl w:ilvl="6">
+      <w:numFmt w:val="decimal"/>
+      <w:lvlText w:val=""/>
+      <w:lvlJc w:val="left"/>
+    </w:lvl>
+    <w:lvl w:ilvl="7">
+      <w:numFmt w:val="decimal"/>
+      <w:lvlText w:val=""/>
+      <w:lvlJc w:val="left"/>
+    </w:lvl>
+    <w:lvl w:ilvl="8">
+      <w:numFmt w:val="decimal"/>
+      <w:lvlText w:val=""/>
+      <w:lvlJc w:val="left"/>
+    </w:lvl>
+  </w:abstractNum>
+  <w:abstractNum w:abstractNumId="1" w15:restartNumberingAfterBreak="0">
+    <w:nsid w:val="79034369"/>
+    <w:multiLevelType w:val="multilevel"/>
+    <w:tmpl w:val="7F44CF38"/>
     <w:lvl w:ilvl="0">
       <w:start w:val="1"/>
       <w:numFmt w:val="decimal"/>
@@ -1650,81 +2693,512 @@
         <w:ind w:left="0" w:firstLine="0"/>
       </w:pPr>
     </w:lvl>
-  </w:abstractNum>
-  <w:abstractNum w:abstractNumId="1">
-    <w:multiLevelType w:val="multilevel"/>
-    <w:lvl w:ilvl="0">
-      <w:start w:val="1"/>
-      <w:numFmt w:val="upperLetter"/>
-      <w:pStyle w:val="AppendixHeading"/>
-      <w:suff w:val="space"/>
-      <w:lvlText w:val="Appendix %1."/>
+    <w:lvl w:ilvl="3">
+      <w:numFmt w:val="decimal"/>
+      <w:lvlText w:val=""/>
       <w:lvlJc w:val="left"/>
-      <w:pPr>
-        <w:ind w:left="0" w:firstLine="0"/>
-      </w:pPr>
     </w:lvl>
-    <w:lvl w:ilvl="1">
-      <w:start w:val="1"/>
+    <w:lvl w:ilvl="4">
       <w:numFmt w:val="decimal"/>
-      <w:pStyle w:val="AppendixHeading2"/>
-      <w:suff w:val="space"/>
-      <w:lvlText w:val="%1.%2."/>
+      <w:lvlText w:val=""/>
       <w:lvlJc w:val="left"/>
-      <w:pPr>
-        <w:ind w:left="0" w:firstLine="0"/>
-      </w:pPr>
     </w:lvl>
-    <w:lvl w:ilvl="2">
-      <w:start w:val="1"/>
+    <w:lvl w:ilvl="5">
       <w:numFmt w:val="decimal"/>
-      <w:pStyle w:val="AppendixHeading3"/>
-      <w:suff w:val="space"/>
-      <w:lvlText w:val="%1.%2.%3."/>
+      <w:lvlText w:val=""/>
       <w:lvlJc w:val="left"/>
-      <w:pPr>
-        <w:ind w:left="0" w:firstLine="0"/>
-      </w:pPr>
+    </w:lvl>
+    <w:lvl w:ilvl="6">
+      <w:numFmt w:val="decimal"/>
+      <w:lvlText w:val=""/>
+      <w:lvlJc w:val="left"/>
+    </w:lvl>
+    <w:lvl w:ilvl="7">
+      <w:numFmt w:val="decimal"/>
+      <w:lvlText w:val=""/>
+      <w:lvlJc w:val="left"/>
+    </w:lvl>
+    <w:lvl w:ilvl="8">
+      <w:numFmt w:val="decimal"/>
+      <w:lvlText w:val=""/>
+      <w:lvlJc w:val="left"/>
     </w:lvl>
   </w:abstractNum>
-  <w:num w:numId="1">
+  <w:num w:numId="1" w16cid:durableId="2106681491">
+    <w:abstractNumId w:val="1"/>
+  </w:num>
+  <w:num w:numId="2" w16cid:durableId="1123963682">
     <w:abstractNumId w:val="0"/>
-  </w:num>
-  <w:num w:numId="2">
-    <w:abstractNumId w:val="1"/>
   </w:num>
 </w:numbering>
 </file>
 
 <file path=word/styles.xml><?xml version="1.0" encoding="utf-8"?>
-<w:styles xmlns:w="http://schemas.openxmlformats.org/wordprocessingml/2006/main">
+<w:styles xmlns:mc="http://schemas.openxmlformats.org/markup-compatibility/2006" xmlns:r="http://schemas.openxmlformats.org/officeDocument/2006/relationships" xmlns:w="http://schemas.openxmlformats.org/wordprocessingml/2006/main" xmlns:w14="http://schemas.microsoft.com/office/word/2010/wordml" xmlns:w15="http://schemas.microsoft.com/office/word/2012/wordml" xmlns:w16cex="http://schemas.microsoft.com/office/word/2018/wordml/cex" xmlns:w16cid="http://schemas.microsoft.com/office/word/2016/wordml/cid" xmlns:w16="http://schemas.microsoft.com/office/word/2018/wordml" xmlns:w16du="http://schemas.microsoft.com/office/word/2023/wordml/word16du" xmlns:w16sdtdh="http://schemas.microsoft.com/office/word/2020/wordml/sdtdatahash" xmlns:w16sdtfl="http://schemas.microsoft.com/office/word/2024/wordml/sdtformatlock" xmlns:w16se="http://schemas.microsoft.com/office/word/2015/wordml/symex" mc:Ignorable="w14 w15 w16se w16cid w16 w16cex w16sdtdh w16sdtfl w16du">
   <w:docDefaults>
     <w:rPrDefault>
       <w:rPr>
-        <w:rFonts w:ascii="Source Serif 4" w:hAnsi="Source Serif 4" w:eastAsia="Source Serif 4" w:cs="Source Serif 4"/>
-        <w:sz w:val="20"/>
-        <w:szCs w:val="20"/>
+        <w:rFonts w:ascii="Source Serif 4" w:eastAsia="Source Serif 4" w:hAnsi="Source Serif 4" w:cs="Source Serif 4"/>
         <w:lang w:val="en-US" w:eastAsia="en-US" w:bidi="ar-SA"/>
       </w:rPr>
     </w:rPrDefault>
     <w:pPrDefault>
       <w:pPr>
-        <w:spacing w:before="0" w:after="0" w:line="210" w:lineRule="auto"/>
+        <w:spacing w:line="210" w:lineRule="auto"/>
       </w:pPr>
     </w:pPrDefault>
   </w:docDefaults>
+  <w:latentStyles w:defLockedState="0" w:defUIPriority="99" w:defSemiHidden="0" w:defUnhideWhenUsed="0" w:defQFormat="0" w:count="376">
+    <w:lsdException w:name="Normal" w:uiPriority="0" w:qFormat="1"/>
+    <w:lsdException w:name="heading 1" w:uiPriority="9" w:qFormat="1"/>
+    <w:lsdException w:name="heading 2" w:semiHidden="1" w:uiPriority="9" w:unhideWhenUsed="1" w:qFormat="1"/>
+    <w:lsdException w:name="heading 3" w:semiHidden="1" w:uiPriority="9" w:unhideWhenUsed="1" w:qFormat="1"/>
+    <w:lsdException w:name="heading 4" w:semiHidden="1" w:uiPriority="9" w:unhideWhenUsed="1" w:qFormat="1"/>
+    <w:lsdException w:name="heading 5" w:semiHidden="1" w:uiPriority="9" w:unhideWhenUsed="1" w:qFormat="1"/>
+    <w:lsdException w:name="heading 6" w:semiHidden="1" w:uiPriority="9" w:unhideWhenUsed="1" w:qFormat="1"/>
+    <w:lsdException w:name="heading 7" w:semiHidden="1" w:uiPriority="9" w:unhideWhenUsed="1" w:qFormat="1"/>
+    <w:lsdException w:name="heading 8" w:semiHidden="1" w:uiPriority="9" w:unhideWhenUsed="1" w:qFormat="1"/>
+    <w:lsdException w:name="heading 9" w:semiHidden="1" w:uiPriority="9" w:unhideWhenUsed="1" w:qFormat="1"/>
+    <w:lsdException w:name="index 1" w:semiHidden="1" w:unhideWhenUsed="1"/>
+    <w:lsdException w:name="index 2" w:semiHidden="1" w:unhideWhenUsed="1"/>
+    <w:lsdException w:name="index 3" w:semiHidden="1" w:unhideWhenUsed="1"/>
+    <w:lsdException w:name="index 4" w:semiHidden="1" w:unhideWhenUsed="1"/>
+    <w:lsdException w:name="index 5" w:semiHidden="1" w:unhideWhenUsed="1"/>
+    <w:lsdException w:name="index 6" w:semiHidden="1" w:unhideWhenUsed="1"/>
+    <w:lsdException w:name="index 7" w:semiHidden="1" w:unhideWhenUsed="1"/>
+    <w:lsdException w:name="index 8" w:semiHidden="1" w:unhideWhenUsed="1"/>
+    <w:lsdException w:name="index 9" w:semiHidden="1" w:unhideWhenUsed="1"/>
+    <w:lsdException w:name="toc 1" w:semiHidden="1" w:uiPriority="39" w:unhideWhenUsed="1"/>
+    <w:lsdException w:name="toc 2" w:semiHidden="1" w:uiPriority="39" w:unhideWhenUsed="1"/>
+    <w:lsdException w:name="toc 3" w:semiHidden="1" w:uiPriority="39" w:unhideWhenUsed="1"/>
+    <w:lsdException w:name="toc 4" w:semiHidden="1" w:uiPriority="39" w:unhideWhenUsed="1"/>
+    <w:lsdException w:name="toc 5" w:semiHidden="1" w:uiPriority="39" w:unhideWhenUsed="1"/>
+    <w:lsdException w:name="toc 6" w:semiHidden="1" w:uiPriority="39" w:unhideWhenUsed="1"/>
+    <w:lsdException w:name="toc 7" w:semiHidden="1" w:uiPriority="39" w:unhideWhenUsed="1"/>
+    <w:lsdException w:name="toc 8" w:semiHidden="1" w:uiPriority="39" w:unhideWhenUsed="1"/>
+    <w:lsdException w:name="toc 9" w:semiHidden="1" w:uiPriority="39" w:unhideWhenUsed="1"/>
+    <w:lsdException w:name="Normal Indent" w:semiHidden="1" w:unhideWhenUsed="1"/>
+    <w:lsdException w:name="footnote text" w:semiHidden="1" w:unhideWhenUsed="1"/>
+    <w:lsdException w:name="annotation text" w:semiHidden="1" w:unhideWhenUsed="1"/>
+    <w:lsdException w:name="header" w:semiHidden="1" w:unhideWhenUsed="1"/>
+    <w:lsdException w:name="footer" w:semiHidden="1" w:unhideWhenUsed="1"/>
+    <w:lsdException w:name="index heading" w:semiHidden="1" w:unhideWhenUsed="1"/>
+    <w:lsdException w:name="caption" w:semiHidden="1" w:uiPriority="35" w:unhideWhenUsed="1" w:qFormat="1"/>
+    <w:lsdException w:name="table of figures" w:semiHidden="1" w:unhideWhenUsed="1"/>
+    <w:lsdException w:name="envelope address" w:semiHidden="1" w:unhideWhenUsed="1"/>
+    <w:lsdException w:name="envelope return" w:semiHidden="1" w:unhideWhenUsed="1"/>
+    <w:lsdException w:name="footnote reference" w:semiHidden="1" w:unhideWhenUsed="1"/>
+    <w:lsdException w:name="annotation reference" w:semiHidden="1" w:unhideWhenUsed="1"/>
+    <w:lsdException w:name="line number" w:semiHidden="1" w:unhideWhenUsed="1"/>
+    <w:lsdException w:name="page number" w:semiHidden="1" w:unhideWhenUsed="1"/>
+    <w:lsdException w:name="endnote reference" w:semiHidden="1" w:unhideWhenUsed="1"/>
+    <w:lsdException w:name="endnote text" w:semiHidden="1" w:unhideWhenUsed="1"/>
+    <w:lsdException w:name="table of authorities" w:semiHidden="1" w:unhideWhenUsed="1"/>
+    <w:lsdException w:name="macro" w:semiHidden="1" w:unhideWhenUsed="1"/>
+    <w:lsdException w:name="toa heading" w:semiHidden="1" w:unhideWhenUsed="1"/>
+    <w:lsdException w:name="List" w:semiHidden="1" w:unhideWhenUsed="1"/>
+    <w:lsdException w:name="List Bullet" w:semiHidden="1" w:unhideWhenUsed="1"/>
+    <w:lsdException w:name="List Number" w:semiHidden="1" w:unhideWhenUsed="1"/>
+    <w:lsdException w:name="List 2" w:semiHidden="1" w:unhideWhenUsed="1"/>
+    <w:lsdException w:name="List 3" w:semiHidden="1" w:unhideWhenUsed="1"/>
+    <w:lsdException w:name="List 4" w:semiHidden="1" w:unhideWhenUsed="1"/>
+    <w:lsdException w:name="List 5" w:semiHidden="1" w:unhideWhenUsed="1"/>
+    <w:lsdException w:name="List Bullet 2" w:semiHidden="1" w:unhideWhenUsed="1"/>
+    <w:lsdException w:name="List Bullet 3" w:semiHidden="1" w:unhideWhenUsed="1"/>
+    <w:lsdException w:name="List Bullet 4" w:semiHidden="1" w:unhideWhenUsed="1"/>
+    <w:lsdException w:name="List Bullet 5" w:semiHidden="1" w:unhideWhenUsed="1"/>
+    <w:lsdException w:name="List Number 2" w:semiHidden="1" w:unhideWhenUsed="1"/>
+    <w:lsdException w:name="List Number 3" w:semiHidden="1" w:unhideWhenUsed="1"/>
+    <w:lsdException w:name="List Number 4" w:semiHidden="1" w:unhideWhenUsed="1"/>
+    <w:lsdException w:name="List Number 5" w:semiHidden="1" w:unhideWhenUsed="1"/>
+    <w:lsdException w:name="Title" w:uiPriority="10" w:qFormat="1"/>
+    <w:lsdException w:name="Closing" w:semiHidden="1" w:unhideWhenUsed="1"/>
+    <w:lsdException w:name="Signature" w:semiHidden="1" w:unhideWhenUsed="1"/>
+    <w:lsdException w:name="Default Paragraph Font" w:semiHidden="1" w:uiPriority="1" w:unhideWhenUsed="1"/>
+    <w:lsdException w:name="Body Text" w:semiHidden="1" w:unhideWhenUsed="1"/>
+    <w:lsdException w:name="Body Text Indent" w:semiHidden="1" w:unhideWhenUsed="1"/>
+    <w:lsdException w:name="List Continue" w:semiHidden="1" w:unhideWhenUsed="1"/>
+    <w:lsdException w:name="List Continue 2" w:semiHidden="1" w:unhideWhenUsed="1"/>
+    <w:lsdException w:name="List Continue 3" w:semiHidden="1" w:unhideWhenUsed="1"/>
+    <w:lsdException w:name="List Continue 4" w:semiHidden="1" w:unhideWhenUsed="1"/>
+    <w:lsdException w:name="List Continue 5" w:semiHidden="1" w:unhideWhenUsed="1"/>
+    <w:lsdException w:name="Message Header" w:semiHidden="1" w:unhideWhenUsed="1"/>
+    <w:lsdException w:name="Subtitle" w:uiPriority="11" w:qFormat="1"/>
+    <w:lsdException w:name="Salutation" w:semiHidden="1" w:unhideWhenUsed="1"/>
+    <w:lsdException w:name="Date" w:semiHidden="1" w:unhideWhenUsed="1"/>
+    <w:lsdException w:name="Body Text First Indent" w:semiHidden="1" w:unhideWhenUsed="1"/>
+    <w:lsdException w:name="Body Text First Indent 2" w:semiHidden="1" w:unhideWhenUsed="1"/>
+    <w:lsdException w:name="Note Heading" w:semiHidden="1" w:unhideWhenUsed="1"/>
+    <w:lsdException w:name="Body Text 2" w:semiHidden="1" w:unhideWhenUsed="1"/>
+    <w:lsdException w:name="Body Text 3" w:semiHidden="1" w:unhideWhenUsed="1"/>
+    <w:lsdException w:name="Body Text Indent 2" w:semiHidden="1" w:unhideWhenUsed="1"/>
+    <w:lsdException w:name="Body Text Indent 3" w:semiHidden="1" w:unhideWhenUsed="1"/>
+    <w:lsdException w:name="Block Text" w:semiHidden="1" w:unhideWhenUsed="1"/>
+    <w:lsdException w:name="Hyperlink" w:semiHidden="1" w:unhideWhenUsed="1"/>
+    <w:lsdException w:name="FollowedHyperlink" w:semiHidden="1" w:unhideWhenUsed="1"/>
+    <w:lsdException w:name="Strong" w:uiPriority="22" w:qFormat="1"/>
+    <w:lsdException w:name="Emphasis" w:uiPriority="20" w:qFormat="1"/>
+    <w:lsdException w:name="Document Map" w:semiHidden="1" w:unhideWhenUsed="1"/>
+    <w:lsdException w:name="Plain Text" w:semiHidden="1" w:unhideWhenUsed="1"/>
+    <w:lsdException w:name="E-mail Signature" w:semiHidden="1" w:unhideWhenUsed="1"/>
+    <w:lsdException w:name="HTML Top of Form" w:semiHidden="1" w:unhideWhenUsed="1"/>
+    <w:lsdException w:name="HTML Bottom of Form" w:semiHidden="1" w:unhideWhenUsed="1"/>
+    <w:lsdException w:name="Normal (Web)" w:semiHidden="1" w:unhideWhenUsed="1"/>
+    <w:lsdException w:name="HTML Acronym" w:semiHidden="1" w:unhideWhenUsed="1"/>
+    <w:lsdException w:name="HTML Address" w:semiHidden="1" w:unhideWhenUsed="1"/>
+    <w:lsdException w:name="HTML Cite" w:semiHidden="1" w:unhideWhenUsed="1"/>
+    <w:lsdException w:name="HTML Code" w:semiHidden="1" w:unhideWhenUsed="1"/>
+    <w:lsdException w:name="HTML Definition" w:semiHidden="1" w:unhideWhenUsed="1"/>
+    <w:lsdException w:name="HTML Keyboard" w:semiHidden="1" w:unhideWhenUsed="1"/>
+    <w:lsdException w:name="HTML Preformatted" w:semiHidden="1" w:unhideWhenUsed="1"/>
+    <w:lsdException w:name="HTML Sample" w:semiHidden="1" w:unhideWhenUsed="1"/>
+    <w:lsdException w:name="HTML Typewriter" w:semiHidden="1" w:unhideWhenUsed="1"/>
+    <w:lsdException w:name="HTML Variable" w:semiHidden="1" w:unhideWhenUsed="1"/>
+    <w:lsdException w:name="Normal Table" w:semiHidden="1" w:unhideWhenUsed="1"/>
+    <w:lsdException w:name="annotation subject" w:semiHidden="1" w:unhideWhenUsed="1"/>
+    <w:lsdException w:name="No List" w:semiHidden="1" w:unhideWhenUsed="1"/>
+    <w:lsdException w:name="Outline List 1" w:semiHidden="1" w:unhideWhenUsed="1"/>
+    <w:lsdException w:name="Outline List 2" w:semiHidden="1" w:unhideWhenUsed="1"/>
+    <w:lsdException w:name="Outline List 3" w:semiHidden="1" w:unhideWhenUsed="1"/>
+    <w:lsdException w:name="Table Simple 1" w:semiHidden="1" w:unhideWhenUsed="1"/>
+    <w:lsdException w:name="Table Simple 2" w:semiHidden="1" w:unhideWhenUsed="1"/>
+    <w:lsdException w:name="Table Simple 3" w:semiHidden="1" w:unhideWhenUsed="1"/>
+    <w:lsdException w:name="Table Classic 1" w:semiHidden="1" w:unhideWhenUsed="1"/>
+    <w:lsdException w:name="Table Classic 2" w:semiHidden="1" w:unhideWhenUsed="1"/>
+    <w:lsdException w:name="Table Classic 3" w:semiHidden="1" w:unhideWhenUsed="1"/>
+    <w:lsdException w:name="Table Classic 4" w:semiHidden="1" w:unhideWhenUsed="1"/>
+    <w:lsdException w:name="Table Colorful 1" w:semiHidden="1" w:unhideWhenUsed="1"/>
+    <w:lsdException w:name="Table Colorful 2" w:semiHidden="1" w:unhideWhenUsed="1"/>
+    <w:lsdException w:name="Table Colorful 3" w:semiHidden="1" w:unhideWhenUsed="1"/>
+    <w:lsdException w:name="Table Columns 1" w:semiHidden="1" w:unhideWhenUsed="1"/>
+    <w:lsdException w:name="Table Columns 2" w:semiHidden="1" w:unhideWhenUsed="1"/>
+    <w:lsdException w:name="Table Columns 3" w:semiHidden="1" w:unhideWhenUsed="1"/>
+    <w:lsdException w:name="Table Columns 4" w:semiHidden="1" w:unhideWhenUsed="1"/>
+    <w:lsdException w:name="Table Columns 5" w:semiHidden="1" w:unhideWhenUsed="1"/>
+    <w:lsdException w:name="Table Grid 1" w:semiHidden="1" w:unhideWhenUsed="1"/>
+    <w:lsdException w:name="Table Grid 2" w:semiHidden="1" w:unhideWhenUsed="1"/>
+    <w:lsdException w:name="Table Grid 3" w:semiHidden="1" w:unhideWhenUsed="1"/>
+    <w:lsdException w:name="Table Grid 4" w:semiHidden="1" w:unhideWhenUsed="1"/>
+    <w:lsdException w:name="Table Grid 5" w:semiHidden="1" w:unhideWhenUsed="1"/>
+    <w:lsdException w:name="Table Grid 6" w:semiHidden="1" w:unhideWhenUsed="1"/>
+    <w:lsdException w:name="Table Grid 7" w:semiHidden="1" w:unhideWhenUsed="1"/>
+    <w:lsdException w:name="Table Grid 8" w:semiHidden="1" w:unhideWhenUsed="1"/>
+    <w:lsdException w:name="Table List 1" w:semiHidden="1" w:unhideWhenUsed="1"/>
+    <w:lsdException w:name="Table List 2" w:semiHidden="1" w:unhideWhenUsed="1"/>
+    <w:lsdException w:name="Table List 3" w:semiHidden="1" w:unhideWhenUsed="1"/>
+    <w:lsdException w:name="Table List 4" w:semiHidden="1" w:unhideWhenUsed="1"/>
+    <w:lsdException w:name="Table List 5" w:semiHidden="1" w:unhideWhenUsed="1"/>
+    <w:lsdException w:name="Table List 6" w:semiHidden="1" w:unhideWhenUsed="1"/>
+    <w:lsdException w:name="Table List 7" w:semiHidden="1" w:unhideWhenUsed="1"/>
+    <w:lsdException w:name="Table List 8" w:semiHidden="1" w:unhideWhenUsed="1"/>
+    <w:lsdException w:name="Table 3D effects 1" w:semiHidden="1" w:unhideWhenUsed="1"/>
+    <w:lsdException w:name="Table 3D effects 2" w:semiHidden="1" w:unhideWhenUsed="1"/>
+    <w:lsdException w:name="Table 3D effects 3" w:semiHidden="1" w:unhideWhenUsed="1"/>
+    <w:lsdException w:name="Table Contemporary" w:semiHidden="1" w:unhideWhenUsed="1"/>
+    <w:lsdException w:name="Table Elegant" w:semiHidden="1" w:unhideWhenUsed="1"/>
+    <w:lsdException w:name="Table Professional" w:semiHidden="1" w:unhideWhenUsed="1"/>
+    <w:lsdException w:name="Table Subtle 1" w:semiHidden="1" w:unhideWhenUsed="1"/>
+    <w:lsdException w:name="Table Subtle 2" w:semiHidden="1" w:unhideWhenUsed="1"/>
+    <w:lsdException w:name="Table Web 1" w:semiHidden="1" w:unhideWhenUsed="1"/>
+    <w:lsdException w:name="Table Web 2" w:semiHidden="1" w:unhideWhenUsed="1"/>
+    <w:lsdException w:name="Table Web 3" w:semiHidden="1" w:unhideWhenUsed="1"/>
+    <w:lsdException w:name="Balloon Text" w:semiHidden="1" w:unhideWhenUsed="1"/>
+    <w:lsdException w:name="Table Grid" w:uiPriority="39"/>
+    <w:lsdException w:name="Table Theme" w:semiHidden="1" w:unhideWhenUsed="1"/>
+    <w:lsdException w:name="Placeholder Text" w:semiHidden="1"/>
+    <w:lsdException w:name="No Spacing" w:uiPriority="1" w:qFormat="1"/>
+    <w:lsdException w:name="Light Shading" w:uiPriority="60"/>
+    <w:lsdException w:name="Light List" w:uiPriority="61"/>
+    <w:lsdException w:name="Light Grid" w:uiPriority="62"/>
+    <w:lsdException w:name="Medium Shading 1" w:uiPriority="63"/>
+    <w:lsdException w:name="Medium Shading 2" w:uiPriority="64"/>
+    <w:lsdException w:name="Medium List 1" w:uiPriority="65"/>
+    <w:lsdException w:name="Medium List 2" w:uiPriority="66"/>
+    <w:lsdException w:name="Medium Grid 1" w:uiPriority="67"/>
+    <w:lsdException w:name="Medium Grid 2" w:uiPriority="68"/>
+    <w:lsdException w:name="Medium Grid 3" w:uiPriority="69"/>
+    <w:lsdException w:name="Dark List" w:uiPriority="70"/>
+    <w:lsdException w:name="Colorful Shading" w:uiPriority="71"/>
+    <w:lsdException w:name="Colorful List" w:uiPriority="72"/>
+    <w:lsdException w:name="Colorful Grid" w:uiPriority="73"/>
+    <w:lsdException w:name="Light Shading Accent 1" w:uiPriority="60"/>
+    <w:lsdException w:name="Light List Accent 1" w:uiPriority="61"/>
+    <w:lsdException w:name="Light Grid Accent 1" w:uiPriority="62"/>
+    <w:lsdException w:name="Medium Shading 1 Accent 1" w:uiPriority="63"/>
+    <w:lsdException w:name="Medium Shading 2 Accent 1" w:uiPriority="64"/>
+    <w:lsdException w:name="Medium List 1 Accent 1" w:uiPriority="65"/>
+    <w:lsdException w:name="Revision" w:semiHidden="1"/>
+    <w:lsdException w:name="List Paragraph" w:uiPriority="34" w:qFormat="1"/>
+    <w:lsdException w:name="Quote" w:uiPriority="29" w:qFormat="1"/>
+    <w:lsdException w:name="Intense Quote" w:uiPriority="30" w:qFormat="1"/>
+    <w:lsdException w:name="Medium List 2 Accent 1" w:uiPriority="66"/>
+    <w:lsdException w:name="Medium Grid 1 Accent 1" w:uiPriority="67"/>
+    <w:lsdException w:name="Medium Grid 2 Accent 1" w:uiPriority="68"/>
+    <w:lsdException w:name="Medium Grid 3 Accent 1" w:uiPriority="69"/>
+    <w:lsdException w:name="Dark List Accent 1" w:uiPriority="70"/>
+    <w:lsdException w:name="Colorful Shading Accent 1" w:uiPriority="71"/>
+    <w:lsdException w:name="Colorful List Accent 1" w:uiPriority="72"/>
+    <w:lsdException w:name="Colorful Grid Accent 1" w:uiPriority="73"/>
+    <w:lsdException w:name="Light Shading Accent 2" w:uiPriority="60"/>
+    <w:lsdException w:name="Light List Accent 2" w:uiPriority="61"/>
+    <w:lsdException w:name="Light Grid Accent 2" w:uiPriority="62"/>
+    <w:lsdException w:name="Medium Shading 1 Accent 2" w:uiPriority="63"/>
+    <w:lsdException w:name="Medium Shading 2 Accent 2" w:uiPriority="64"/>
+    <w:lsdException w:name="Medium List 1 Accent 2" w:uiPriority="65"/>
+    <w:lsdException w:name="Medium List 2 Accent 2" w:uiPriority="66"/>
+    <w:lsdException w:name="Medium Grid 1 Accent 2" w:uiPriority="67"/>
+    <w:lsdException w:name="Medium Grid 2 Accent 2" w:uiPriority="68"/>
+    <w:lsdException w:name="Medium Grid 3 Accent 2" w:uiPriority="69"/>
+    <w:lsdException w:name="Dark List Accent 2" w:uiPriority="70"/>
+    <w:lsdException w:name="Colorful Shading Accent 2" w:uiPriority="71"/>
+    <w:lsdException w:name="Colorful List Accent 2" w:uiPriority="72"/>
+    <w:lsdException w:name="Colorful Grid Accent 2" w:uiPriority="73"/>
+    <w:lsdException w:name="Light Shading Accent 3" w:uiPriority="60"/>
+    <w:lsdException w:name="Light List Accent 3" w:uiPriority="61"/>
+    <w:lsdException w:name="Light Grid Accent 3" w:uiPriority="62"/>
+    <w:lsdException w:name="Medium Shading 1 Accent 3" w:uiPriority="63"/>
+    <w:lsdException w:name="Medium Shading 2 Accent 3" w:uiPriority="64"/>
+    <w:lsdException w:name="Medium List 1 Accent 3" w:uiPriority="65"/>
+    <w:lsdException w:name="Medium List 2 Accent 3" w:uiPriority="66"/>
+    <w:lsdException w:name="Medium Grid 1 Accent 3" w:uiPriority="67"/>
+    <w:lsdException w:name="Medium Grid 2 Accent 3" w:uiPriority="68"/>
+    <w:lsdException w:name="Medium Grid 3 Accent 3" w:uiPriority="69"/>
+    <w:lsdException w:name="Dark List Accent 3" w:uiPriority="70"/>
+    <w:lsdException w:name="Colorful Shading Accent 3" w:uiPriority="71"/>
+    <w:lsdException w:name="Colorful List Accent 3" w:uiPriority="72"/>
+    <w:lsdException w:name="Colorful Grid Accent 3" w:uiPriority="73"/>
+    <w:lsdException w:name="Light Shading Accent 4" w:uiPriority="60"/>
+    <w:lsdException w:name="Light List Accent 4" w:uiPriority="61"/>
+    <w:lsdException w:name="Light Grid Accent 4" w:uiPriority="62"/>
+    <w:lsdException w:name="Medium Shading 1 Accent 4" w:uiPriority="63"/>
+    <w:lsdException w:name="Medium Shading 2 Accent 4" w:uiPriority="64"/>
+    <w:lsdException w:name="Medium List 1 Accent 4" w:uiPriority="65"/>
+    <w:lsdException w:name="Medium List 2 Accent 4" w:uiPriority="66"/>
+    <w:lsdException w:name="Medium Grid 1 Accent 4" w:uiPriority="67"/>
+    <w:lsdException w:name="Medium Grid 2 Accent 4" w:uiPriority="68"/>
+    <w:lsdException w:name="Medium Grid 3 Accent 4" w:uiPriority="69"/>
+    <w:lsdException w:name="Dark List Accent 4" w:uiPriority="70"/>
+    <w:lsdException w:name="Colorful Shading Accent 4" w:uiPriority="71"/>
+    <w:lsdException w:name="Colorful List Accent 4" w:uiPriority="72"/>
+    <w:lsdException w:name="Colorful Grid Accent 4" w:uiPriority="73"/>
+    <w:lsdException w:name="Light Shading Accent 5" w:uiPriority="60"/>
+    <w:lsdException w:name="Light List Accent 5" w:uiPriority="61"/>
+    <w:lsdException w:name="Light Grid Accent 5" w:uiPriority="62"/>
+    <w:lsdException w:name="Medium Shading 1 Accent 5" w:uiPriority="63"/>
+    <w:lsdException w:name="Medium Shading 2 Accent 5" w:uiPriority="64"/>
+    <w:lsdException w:name="Medium List 1 Accent 5" w:uiPriority="65"/>
+    <w:lsdException w:name="Medium List 2 Accent 5" w:uiPriority="66"/>
+    <w:lsdException w:name="Medium Grid 1 Accent 5" w:uiPriority="67"/>
+    <w:lsdException w:name="Medium Grid 2 Accent 5" w:uiPriority="68"/>
+    <w:lsdException w:name="Medium Grid 3 Accent 5" w:uiPriority="69"/>
+    <w:lsdException w:name="Dark List Accent 5" w:uiPriority="70"/>
+    <w:lsdException w:name="Colorful Shading Accent 5" w:uiPriority="71"/>
+    <w:lsdException w:name="Colorful List Accent 5" w:uiPriority="72"/>
+    <w:lsdException w:name="Colorful Grid Accent 5" w:uiPriority="73"/>
+    <w:lsdException w:name="Light Shading Accent 6" w:uiPriority="60"/>
+    <w:lsdException w:name="Light List Accent 6" w:uiPriority="61"/>
+    <w:lsdException w:name="Light Grid Accent 6" w:uiPriority="62"/>
+    <w:lsdException w:name="Medium Shading 1 Accent 6" w:uiPriority="63"/>
+    <w:lsdException w:name="Medium Shading 2 Accent 6" w:uiPriority="64"/>
+    <w:lsdException w:name="Medium List 1 Accent 6" w:uiPriority="65"/>
+    <w:lsdException w:name="Medium List 2 Accent 6" w:uiPriority="66"/>
+    <w:lsdException w:name="Medium Grid 1 Accent 6" w:uiPriority="67"/>
+    <w:lsdException w:name="Medium Grid 2 Accent 6" w:uiPriority="68"/>
+    <w:lsdException w:name="Medium Grid 3 Accent 6" w:uiPriority="69"/>
+    <w:lsdException w:name="Dark List Accent 6" w:uiPriority="70"/>
+    <w:lsdException w:name="Colorful Shading Accent 6" w:uiPriority="71"/>
+    <w:lsdException w:name="Colorful List Accent 6" w:uiPriority="72"/>
+    <w:lsdException w:name="Colorful Grid Accent 6" w:uiPriority="73"/>
+    <w:lsdException w:name="Subtle Emphasis" w:uiPriority="19" w:qFormat="1"/>
+    <w:lsdException w:name="Intense Emphasis" w:uiPriority="21" w:qFormat="1"/>
+    <w:lsdException w:name="Subtle Reference" w:uiPriority="31" w:qFormat="1"/>
+    <w:lsdException w:name="Intense Reference" w:uiPriority="32" w:qFormat="1"/>
+    <w:lsdException w:name="Book Title" w:uiPriority="33" w:qFormat="1"/>
+    <w:lsdException w:name="Bibliography" w:semiHidden="1" w:uiPriority="37" w:unhideWhenUsed="1"/>
+    <w:lsdException w:name="TOC Heading" w:semiHidden="1" w:uiPriority="39" w:unhideWhenUsed="1" w:qFormat="1"/>
+    <w:lsdException w:name="Plain Table 1" w:uiPriority="41"/>
+    <w:lsdException w:name="Plain Table 2" w:uiPriority="42"/>
+    <w:lsdException w:name="Plain Table 3" w:uiPriority="43"/>
+    <w:lsdException w:name="Plain Table 4" w:uiPriority="44"/>
+    <w:lsdException w:name="Plain Table 5" w:uiPriority="45"/>
+    <w:lsdException w:name="Grid Table Light" w:uiPriority="40"/>
+    <w:lsdException w:name="Grid Table 1 Light" w:uiPriority="46"/>
+    <w:lsdException w:name="Grid Table 2" w:uiPriority="47"/>
+    <w:lsdException w:name="Grid Table 3" w:uiPriority="48"/>
+    <w:lsdException w:name="Grid Table 4" w:uiPriority="49"/>
+    <w:lsdException w:name="Grid Table 5 Dark" w:uiPriority="50"/>
+    <w:lsdException w:name="Grid Table 6 Colorful" w:uiPriority="51"/>
+    <w:lsdException w:name="Grid Table 7 Colorful" w:uiPriority="52"/>
+    <w:lsdException w:name="Grid Table 1 Light Accent 1" w:uiPriority="46"/>
+    <w:lsdException w:name="Grid Table 2 Accent 1" w:uiPriority="47"/>
+    <w:lsdException w:name="Grid Table 3 Accent 1" w:uiPriority="48"/>
+    <w:lsdException w:name="Grid Table 4 Accent 1" w:uiPriority="49"/>
+    <w:lsdException w:name="Grid Table 5 Dark Accent 1" w:uiPriority="50"/>
+    <w:lsdException w:name="Grid Table 6 Colorful Accent 1" w:uiPriority="51"/>
+    <w:lsdException w:name="Grid Table 7 Colorful Accent 1" w:uiPriority="52"/>
+    <w:lsdException w:name="Grid Table 1 Light Accent 2" w:uiPriority="46"/>
+    <w:lsdException w:name="Grid Table 2 Accent 2" w:uiPriority="47"/>
+    <w:lsdException w:name="Grid Table 3 Accent 2" w:uiPriority="48"/>
+    <w:lsdException w:name="Grid Table 4 Accent 2" w:uiPriority="49"/>
+    <w:lsdException w:name="Grid Table 5 Dark Accent 2" w:uiPriority="50"/>
+    <w:lsdException w:name="Grid Table 6 Colorful Accent 2" w:uiPriority="51"/>
+    <w:lsdException w:name="Grid Table 7 Colorful Accent 2" w:uiPriority="52"/>
+    <w:lsdException w:name="Grid Table 1 Light Accent 3" w:uiPriority="46"/>
+    <w:lsdException w:name="Grid Table 2 Accent 3" w:uiPriority="47"/>
+    <w:lsdException w:name="Grid Table 3 Accent 3" w:uiPriority="48"/>
+    <w:lsdException w:name="Grid Table 4 Accent 3" w:uiPriority="49"/>
+    <w:lsdException w:name="Grid Table 5 Dark Accent 3" w:uiPriority="50"/>
+    <w:lsdException w:name="Grid Table 6 Colorful Accent 3" w:uiPriority="51"/>
+    <w:lsdException w:name="Grid Table 7 Colorful Accent 3" w:uiPriority="52"/>
+    <w:lsdException w:name="Grid Table 1 Light Accent 4" w:uiPriority="46"/>
+    <w:lsdException w:name="Grid Table 2 Accent 4" w:uiPriority="47"/>
+    <w:lsdException w:name="Grid Table 3 Accent 4" w:uiPriority="48"/>
+    <w:lsdException w:name="Grid Table 4 Accent 4" w:uiPriority="49"/>
+    <w:lsdException w:name="Grid Table 5 Dark Accent 4" w:uiPriority="50"/>
+    <w:lsdException w:name="Grid Table 6 Colorful Accent 4" w:uiPriority="51"/>
+    <w:lsdException w:name="Grid Table 7 Colorful Accent 4" w:uiPriority="52"/>
+    <w:lsdException w:name="Grid Table 1 Light Accent 5" w:uiPriority="46"/>
+    <w:lsdException w:name="Grid Table 2 Accent 5" w:uiPriority="47"/>
+    <w:lsdException w:name="Grid Table 3 Accent 5" w:uiPriority="48"/>
+    <w:lsdException w:name="Grid Table 4 Accent 5" w:uiPriority="49"/>
+    <w:lsdException w:name="Grid Table 5 Dark Accent 5" w:uiPriority="50"/>
+    <w:lsdException w:name="Grid Table 6 Colorful Accent 5" w:uiPriority="51"/>
+    <w:lsdException w:name="Grid Table 7 Colorful Accent 5" w:uiPriority="52"/>
+    <w:lsdException w:name="Grid Table 1 Light Accent 6" w:uiPriority="46"/>
+    <w:lsdException w:name="Grid Table 2 Accent 6" w:uiPriority="47"/>
+    <w:lsdException w:name="Grid Table 3 Accent 6" w:uiPriority="48"/>
+    <w:lsdException w:name="Grid Table 4 Accent 6" w:uiPriority="49"/>
+    <w:lsdException w:name="Grid Table 5 Dark Accent 6" w:uiPriority="50"/>
+    <w:lsdException w:name="Grid Table 6 Colorful Accent 6" w:uiPriority="51"/>
+    <w:lsdException w:name="Grid Table 7 Colorful Accent 6" w:uiPriority="52"/>
+    <w:lsdException w:name="List Table 1 Light" w:uiPriority="46"/>
+    <w:lsdException w:name="List Table 2" w:uiPriority="47"/>
+    <w:lsdException w:name="List Table 3" w:uiPriority="48"/>
+    <w:lsdException w:name="List Table 4" w:uiPriority="49"/>
+    <w:lsdException w:name="List Table 5 Dark" w:uiPriority="50"/>
+    <w:lsdException w:name="List Table 6 Colorful" w:uiPriority="51"/>
+    <w:lsdException w:name="List Table 7 Colorful" w:uiPriority="52"/>
+    <w:lsdException w:name="List Table 1 Light Accent 1" w:uiPriority="46"/>
+    <w:lsdException w:name="List Table 2 Accent 1" w:uiPriority="47"/>
+    <w:lsdException w:name="List Table 3 Accent 1" w:uiPriority="48"/>
+    <w:lsdException w:name="List Table 4 Accent 1" w:uiPriority="49"/>
+    <w:lsdException w:name="List Table 5 Dark Accent 1" w:uiPriority="50"/>
+    <w:lsdException w:name="List Table 6 Colorful Accent 1" w:uiPriority="51"/>
+    <w:lsdException w:name="List Table 7 Colorful Accent 1" w:uiPriority="52"/>
+    <w:lsdException w:name="List Table 1 Light Accent 2" w:uiPriority="46"/>
+    <w:lsdException w:name="List Table 2 Accent 2" w:uiPriority="47"/>
+    <w:lsdException w:name="List Table 3 Accent 2" w:uiPriority="48"/>
+    <w:lsdException w:name="List Table 4 Accent 2" w:uiPriority="49"/>
+    <w:lsdException w:name="List Table 5 Dark Accent 2" w:uiPriority="50"/>
+    <w:lsdException w:name="List Table 6 Colorful Accent 2" w:uiPriority="51"/>
+    <w:lsdException w:name="List Table 7 Colorful Accent 2" w:uiPriority="52"/>
+    <w:lsdException w:name="List Table 1 Light Accent 3" w:uiPriority="46"/>
+    <w:lsdException w:name="List Table 2 Accent 3" w:uiPriority="47"/>
+    <w:lsdException w:name="List Table 3 Accent 3" w:uiPriority="48"/>
+    <w:lsdException w:name="List Table 4 Accent 3" w:uiPriority="49"/>
+    <w:lsdException w:name="List Table 5 Dark Accent 3" w:uiPriority="50"/>
+    <w:lsdException w:name="List Table 6 Colorful Accent 3" w:uiPriority="51"/>
+    <w:lsdException w:name="List Table 7 Colorful Accent 3" w:uiPriority="52"/>
+    <w:lsdException w:name="List Table 1 Light Accent 4" w:uiPriority="46"/>
+    <w:lsdException w:name="List Table 2 Accent 4" w:uiPriority="47"/>
+    <w:lsdException w:name="List Table 3 Accent 4" w:uiPriority="48"/>
+    <w:lsdException w:name="List Table 4 Accent 4" w:uiPriority="49"/>
+    <w:lsdException w:name="List Table 5 Dark Accent 4" w:uiPriority="50"/>
+    <w:lsdException w:name="List Table 6 Colorful Accent 4" w:uiPriority="51"/>
+    <w:lsdException w:name="List Table 7 Colorful Accent 4" w:uiPriority="52"/>
+    <w:lsdException w:name="List Table 1 Light Accent 5" w:uiPriority="46"/>
+    <w:lsdException w:name="List Table 2 Accent 5" w:uiPriority="47"/>
+    <w:lsdException w:name="List Table 3 Accent 5" w:uiPriority="48"/>
+    <w:lsdException w:name="List Table 4 Accent 5" w:uiPriority="49"/>
+    <w:lsdException w:name="List Table 5 Dark Accent 5" w:uiPriority="50"/>
+    <w:lsdException w:name="List Table 6 Colorful Accent 5" w:uiPriority="51"/>
+    <w:lsdException w:name="List Table 7 Colorful Accent 5" w:uiPriority="52"/>
+    <w:lsdException w:name="List Table 1 Light Accent 6" w:uiPriority="46"/>
+    <w:lsdException w:name="List Table 2 Accent 6" w:uiPriority="47"/>
+    <w:lsdException w:name="List Table 3 Accent 6" w:uiPriority="48"/>
+    <w:lsdException w:name="List Table 4 Accent 6" w:uiPriority="49"/>
+    <w:lsdException w:name="List Table 5 Dark Accent 6" w:uiPriority="50"/>
+    <w:lsdException w:name="List Table 6 Colorful Accent 6" w:uiPriority="51"/>
+    <w:lsdException w:name="List Table 7 Colorful Accent 6" w:uiPriority="52"/>
+    <w:lsdException w:name="Mention" w:semiHidden="1" w:unhideWhenUsed="1"/>
+    <w:lsdException w:name="Smart Hyperlink" w:semiHidden="1" w:unhideWhenUsed="1"/>
+    <w:lsdException w:name="Hashtag" w:semiHidden="1" w:unhideWhenUsed="1"/>
+    <w:lsdException w:name="Unresolved Mention" w:semiHidden="1" w:unhideWhenUsed="1"/>
+    <w:lsdException w:name="Smart Link" w:semiHidden="1" w:unhideWhenUsed="1"/>
+  </w:latentStyles>
   <w:style w:type="paragraph" w:default="1" w:styleId="Normal">
     <w:name w:val="Normal"/>
     <w:qFormat/>
     <w:pPr>
-      <w:widowControl/>
-      <w:spacing w:before="0" w:after="0" w:line="210" w:lineRule="auto"/>
       <w:jc w:val="both"/>
     </w:pPr>
+  </w:style>
+  <w:style w:type="paragraph" w:styleId="Heading1">
+    <w:name w:val="heading 1"/>
+    <w:basedOn w:val="Normal"/>
+    <w:next w:val="FirstParagraph"/>
+    <w:uiPriority w:val="9"/>
+    <w:qFormat/>
+    <w:pPr>
+      <w:keepNext/>
+      <w:keepLines/>
+      <w:numPr>
+        <w:numId w:val="1"/>
+      </w:numPr>
+      <w:spacing w:before="300" w:after="20"/>
+      <w:jc w:val="left"/>
+      <w:outlineLvl w:val="0"/>
+    </w:pPr>
     <w:rPr>
-      <w:rFonts w:ascii="Source Serif 4" w:hAnsi="Source Serif 4" w:eastAsia="Source Serif 4" w:cs="Source Serif 4"/>
-      <w:sz w:val="20"/>
-      <w:szCs w:val="20"/>
+      <w:b/>
+      <w:bCs/>
+    </w:rPr>
+  </w:style>
+  <w:style w:type="paragraph" w:styleId="Heading2">
+    <w:name w:val="heading 2"/>
+    <w:basedOn w:val="Normal"/>
+    <w:next w:val="FirstParagraph"/>
+    <w:uiPriority w:val="9"/>
+    <w:unhideWhenUsed/>
+    <w:qFormat/>
+    <w:pPr>
+      <w:keepNext/>
+      <w:keepLines/>
+      <w:numPr>
+        <w:ilvl w:val="1"/>
+        <w:numId w:val="1"/>
+      </w:numPr>
+      <w:spacing w:before="300" w:after="20"/>
+      <w:jc w:val="left"/>
+      <w:outlineLvl w:val="1"/>
+    </w:pPr>
+    <w:rPr>
+      <w:i/>
+      <w:iCs/>
+    </w:rPr>
+  </w:style>
+  <w:style w:type="paragraph" w:styleId="Heading3">
+    <w:name w:val="heading 3"/>
+    <w:basedOn w:val="Normal"/>
+    <w:next w:val="FirstParagraph"/>
+    <w:uiPriority w:val="9"/>
+    <w:semiHidden/>
+    <w:unhideWhenUsed/>
+    <w:qFormat/>
+    <w:pPr>
+      <w:keepNext/>
+      <w:keepLines/>
+      <w:numPr>
+        <w:ilvl w:val="2"/>
+        <w:numId w:val="1"/>
+      </w:numPr>
+      <w:spacing w:before="300" w:after="20"/>
+      <w:jc w:val="left"/>
+      <w:outlineLvl w:val="2"/>
+    </w:pPr>
+    <w:rPr>
+      <w:i/>
+      <w:iCs/>
     </w:rPr>
   </w:style>
   <w:style w:type="character" w:default="1" w:styleId="DefaultParagraphFont">
@@ -1758,10 +3232,11 @@
     <w:name w:val="Title"/>
     <w:basedOn w:val="Normal"/>
     <w:next w:val="Authors"/>
+    <w:uiPriority w:val="10"/>
     <w:qFormat/>
     <w:pPr>
       <w:keepNext/>
-      <w:spacing w:before="270" w:after="300" w:line="210" w:lineRule="auto"/>
+      <w:spacing w:before="270" w:after="300"/>
       <w:jc w:val="center"/>
     </w:pPr>
     <w:rPr>
@@ -1778,10 +3253,9 @@
     <w:qFormat/>
     <w:pPr>
       <w:keepNext/>
-      <w:spacing w:before="0" w:after="110" w:line="240" w:lineRule="auto"/>
+      <w:spacing w:after="110" w:line="240" w:lineRule="auto"/>
       <w:jc w:val="center"/>
     </w:pPr>
-    <w:rPr/>
   </w:style>
   <w:style w:type="paragraph" w:customStyle="1" w:styleId="Affiliations">
     <w:name w:val="Affiliations"/>
@@ -1790,7 +3264,7 @@
     <w:pPr>
       <w:keepNext/>
       <w:suppressAutoHyphens/>
-      <w:spacing w:before="0" w:after="0" w:line="214" w:lineRule="auto"/>
+      <w:spacing w:line="214" w:lineRule="auto"/>
       <w:jc w:val="center"/>
     </w:pPr>
     <w:rPr>
@@ -1803,80 +3277,14 @@
     <w:basedOn w:val="Normal"/>
     <w:next w:val="BodyText"/>
     <w:qFormat/>
-    <w:pPr/>
-    <w:rPr/>
   </w:style>
   <w:style w:type="paragraph" w:styleId="BodyText">
     <w:name w:val="Body Text"/>
     <w:basedOn w:val="Normal"/>
-    <w:next w:val="BodyText"/>
     <w:qFormat/>
     <w:pPr>
       <w:ind w:firstLine="240"/>
     </w:pPr>
-    <w:rPr/>
-  </w:style>
-  <w:style w:type="paragraph" w:styleId="Heading1">
-    <w:name w:val="heading 1"/>
-    <w:basedOn w:val="Normal"/>
-    <w:next w:val="FirstParagraph"/>
-    <w:qFormat/>
-    <w:pPr>
-      <w:keepNext/>
-      <w:keepLines/>
-      <w:numPr>
-        <w:numId w:val="1"/>
-      </w:numPr>
-      <w:spacing w:before="300" w:after="20" w:line="210" w:lineRule="auto"/>
-      <w:jc w:val="left"/>
-      <w:outlineLvl w:val="0"/>
-    </w:pPr>
-    <w:rPr>
-      <w:b/>
-      <w:bCs/>
-    </w:rPr>
-  </w:style>
-  <w:style w:type="paragraph" w:styleId="Heading2">
-    <w:name w:val="heading 2"/>
-    <w:basedOn w:val="Normal"/>
-    <w:next w:val="FirstParagraph"/>
-    <w:qFormat/>
-    <w:pPr>
-      <w:keepNext/>
-      <w:keepLines/>
-      <w:numPr>
-        <w:ilvl w:val="1"/>
-        <w:numId w:val="1"/>
-      </w:numPr>
-      <w:spacing w:before="300" w:after="20" w:line="210" w:lineRule="auto"/>
-      <w:jc w:val="left"/>
-      <w:outlineLvl w:val="1"/>
-    </w:pPr>
-    <w:rPr>
-      <w:i/>
-      <w:iCs/>
-    </w:rPr>
-  </w:style>
-  <w:style w:type="paragraph" w:styleId="Heading3">
-    <w:name w:val="heading 3"/>
-    <w:basedOn w:val="Normal"/>
-    <w:next w:val="FirstParagraph"/>
-    <w:qFormat/>
-    <w:pPr>
-      <w:keepNext/>
-      <w:keepLines/>
-      <w:numPr>
-        <w:ilvl w:val="2"/>
-        <w:numId w:val="1"/>
-      </w:numPr>
-      <w:spacing w:before="300" w:after="20" w:line="210" w:lineRule="auto"/>
-      <w:jc w:val="left"/>
-      <w:outlineLvl w:val="2"/>
-    </w:pPr>
-    <w:rPr>
-      <w:i/>
-      <w:iCs/>
-    </w:rPr>
   </w:style>
   <w:style w:type="paragraph" w:customStyle="1" w:styleId="UnnumberedHeading">
     <w:name w:val="Unnumbered Heading"/>
@@ -1886,7 +3294,7 @@
     <w:pPr>
       <w:keepNext/>
       <w:keepLines/>
-      <w:spacing w:before="300" w:after="20" w:line="210" w:lineRule="auto"/>
+      <w:spacing w:before="300" w:after="20"/>
       <w:jc w:val="left"/>
       <w:outlineLvl w:val="0"/>
     </w:pPr>
@@ -1906,7 +3314,7 @@
       <w:numPr>
         <w:numId w:val="2"/>
       </w:numPr>
-      <w:spacing w:before="300" w:after="20" w:line="210" w:lineRule="auto"/>
+      <w:spacing w:before="300" w:after="20"/>
       <w:jc w:val="left"/>
       <w:outlineLvl w:val="0"/>
     </w:pPr>
@@ -1927,7 +3335,7 @@
         <w:ilvl w:val="1"/>
         <w:numId w:val="2"/>
       </w:numPr>
-      <w:spacing w:before="300" w:after="20" w:line="210" w:lineRule="auto"/>
+      <w:spacing w:before="300" w:after="20"/>
       <w:jc w:val="left"/>
       <w:outlineLvl w:val="1"/>
     </w:pPr>
@@ -1948,7 +3356,7 @@
         <w:ilvl w:val="2"/>
         <w:numId w:val="2"/>
       </w:numPr>
-      <w:spacing w:before="300" w:after="20" w:line="210" w:lineRule="auto"/>
+      <w:spacing w:before="300" w:after="20"/>
       <w:jc w:val="left"/>
       <w:outlineLvl w:val="2"/>
     </w:pPr>
@@ -1963,10 +3371,9 @@
     <w:next w:val="BodyText"/>
     <w:qFormat/>
     <w:pPr>
-      <w:spacing w:before="200" w:after="200" w:line="210" w:lineRule="auto"/>
+      <w:spacing w:before="200" w:after="200"/>
       <w:ind w:left="200" w:hanging="200"/>
     </w:pPr>
-    <w:rPr/>
   </w:style>
   <w:style w:type="paragraph" w:customStyle="1" w:styleId="Figure">
     <w:name w:val="Figure"/>
@@ -1975,10 +3382,9 @@
     <w:qFormat/>
     <w:pPr>
       <w:keepNext/>
-      <w:spacing w:before="120" w:after="0" w:line="240" w:lineRule="auto"/>
+      <w:spacing w:before="120" w:line="240" w:lineRule="auto"/>
       <w:jc w:val="center"/>
     </w:pPr>
-    <w:rPr/>
   </w:style>
   <w:style w:type="paragraph" w:customStyle="1" w:styleId="Equation">
     <w:name w:val="Equation"/>
@@ -1993,7 +3399,6 @@
       <w:spacing w:before="160" w:after="160" w:line="240" w:lineRule="auto"/>
       <w:jc w:val="left"/>
     </w:pPr>
-    <w:rPr/>
   </w:style>
   <w:style w:type="paragraph" w:customStyle="1" w:styleId="TableText">
     <w:name w:val="Table Text"/>
@@ -2002,29 +3407,25 @@
     <w:pPr>
       <w:jc w:val="left"/>
     </w:pPr>
-    <w:rPr/>
   </w:style>
   <w:style w:type="paragraph" w:styleId="Bibliography">
     <w:name w:val="Bibliography"/>
     <w:basedOn w:val="Normal"/>
-    <w:next w:val="Bibliography"/>
     <w:qFormat/>
     <w:pPr>
       <w:tabs>
         <w:tab w:val="left" w:pos="340"/>
       </w:tabs>
-      <w:spacing w:before="0" w:after="80" w:line="210" w:lineRule="auto"/>
+      <w:spacing w:after="80"/>
       <w:ind w:left="340" w:hanging="340"/>
       <w:jc w:val="left"/>
     </w:pPr>
-    <w:rPr/>
   </w:style>
   <w:style w:type="paragraph" w:styleId="Header">
     <w:name w:val="header"/>
     <w:basedOn w:val="Normal"/>
     <w:qFormat/>
     <w:pPr>
-      <w:spacing w:before="0" w:after="0" w:line="210" w:lineRule="auto"/>
       <w:jc w:val="center"/>
     </w:pPr>
     <w:rPr>
@@ -2037,7 +3438,6 @@
     <w:basedOn w:val="Normal"/>
     <w:qFormat/>
     <w:pPr>
-      <w:spacing w:before="0" w:after="0" w:line="210" w:lineRule="auto"/>
       <w:jc w:val="center"/>
     </w:pPr>
     <w:rPr>
@@ -2050,28 +3450,23 @@
     <w:basedOn w:val="DefaultParagraphFont"/>
     <w:uiPriority w:val="99"/>
     <w:unhideWhenUsed/>
-    <w:rPr/>
   </w:style>
   <w:style w:type="table" w:customStyle="1" w:styleId="Booktabs">
     <w:name w:val="Booktabs"/>
     <w:basedOn w:val="TableNormal"/>
     <w:qFormat/>
-    <w:pPr>
-      <w:jc w:val="left"/>
-    </w:pPr>
     <w:tblPr>
       <w:tblBorders>
         <w:top w:val="single" w:sz="6" w:space="0" w:color="000000"/>
         <w:bottom w:val="single" w:sz="6" w:space="0" w:color="000000"/>
       </w:tblBorders>
       <w:tblCellMar>
-        <w:top w:w="0" w:type="dxa"/>
         <w:left w:w="120" w:type="dxa"/>
-        <w:bottom w:w="0" w:type="dxa"/>
         <w:right w:w="120" w:type="dxa"/>
       </w:tblCellMar>
     </w:tblPr>
     <w:tblStylePr w:type="firstRow">
+      <w:tblPr/>
       <w:tcPr>
         <w:tcBorders>
           <w:bottom w:val="single" w:sz="4" w:space="0" w:color="000000"/>
@@ -2080,4 +3475,1082 @@
     </w:tblStylePr>
   </w:style>
 </w:styles>
+</file>
+
+<file path=word/theme/theme1.xml><?xml version="1.0" encoding="utf-8"?>
+<a:theme xmlns:a="http://schemas.openxmlformats.org/drawingml/2006/main" name="Office Theme">
+  <a:themeElements>
+    <a:clrScheme name="Office">
+      <a:dk1>
+        <a:sysClr val="windowText" lastClr="000000"/>
+      </a:dk1>
+      <a:lt1>
+        <a:sysClr val="window" lastClr="FFFFFF"/>
+      </a:lt1>
+      <a:dk2>
+        <a:srgbClr val="0E2841"/>
+      </a:dk2>
+      <a:lt2>
+        <a:srgbClr val="E8E8E8"/>
+      </a:lt2>
+      <a:accent1>
+        <a:srgbClr val="156082"/>
+      </a:accent1>
+      <a:accent2>
+        <a:srgbClr val="E97132"/>
+      </a:accent2>
+      <a:accent3>
+        <a:srgbClr val="196B24"/>
+      </a:accent3>
+      <a:accent4>
+        <a:srgbClr val="0F9ED5"/>
+      </a:accent4>
+      <a:accent5>
+        <a:srgbClr val="A02B93"/>
+      </a:accent5>
+      <a:accent6>
+        <a:srgbClr val="4EA72E"/>
+      </a:accent6>
+      <a:hlink>
+        <a:srgbClr val="467886"/>
+      </a:hlink>
+      <a:folHlink>
+        <a:srgbClr val="96607D"/>
+      </a:folHlink>
+    </a:clrScheme>
+    <a:fontScheme name="Office">
+      <a:majorFont>
+        <a:latin typeface="Aptos Display" panose="02110004020202020204"/>
+        <a:ea typeface=""/>
+        <a:cs typeface=""/>
+        <a:font script="Jpan" typeface="游ゴシック Light"/>
+        <a:font script="Hang" typeface="맑은 고딕"/>
+        <a:font script="Hans" typeface="等线 Light"/>
+        <a:font script="Hant" typeface="新細明體"/>
+        <a:font script="Arab" typeface="Times New Roman"/>
+        <a:font script="Hebr" typeface="Times New Roman"/>
+        <a:font script="Thai" typeface="Angsana New"/>
+        <a:font script="Ethi" typeface="Nyala"/>
+        <a:font script="Beng" typeface="Vrinda"/>
+        <a:font script="Gujr" typeface="Shruti"/>
+        <a:font script="Khmr" typeface="MoolBoran"/>
+        <a:font script="Knda" typeface="Tunga"/>
+        <a:font script="Guru" typeface="Raavi"/>
+        <a:font script="Cans" typeface="Euphemia"/>
+        <a:font script="Cher" typeface="Plantagenet Cherokee"/>
+        <a:font script="Yiii" typeface="Microsoft Yi Baiti"/>
+        <a:font script="Tibt" typeface="Microsoft Himalaya"/>
+        <a:font script="Thaa" typeface="MV Boli"/>
+        <a:font script="Deva" typeface="Mangal"/>
+        <a:font script="Telu" typeface="Gautami"/>
+        <a:font script="Taml" typeface="Latha"/>
+        <a:font script="Syrc" typeface="Estrangelo Edessa"/>
+        <a:font script="Orya" typeface="Kalinga"/>
+        <a:font script="Mlym" typeface="Kartika"/>
+        <a:font script="Laoo" typeface="DokChampa"/>
+        <a:font script="Sinh" typeface="Iskoola Pota"/>
+        <a:font script="Mong" typeface="Mongolian Baiti"/>
+        <a:font script="Viet" typeface="Times New Roman"/>
+        <a:font script="Uigh" typeface="Microsoft Uighur"/>
+        <a:font script="Geor" typeface="Sylfaen"/>
+        <a:font script="Armn" typeface="Arial"/>
+        <a:font script="Bugi" typeface="Leelawadee UI"/>
+        <a:font script="Bopo" typeface="Microsoft JhengHei"/>
+        <a:font script="Java" typeface="Javanese Text"/>
+        <a:font script="Lisu" typeface="Segoe UI"/>
+        <a:font script="Mymr" typeface="Myanmar Text"/>
+        <a:font script="Nkoo" typeface="Ebrima"/>
+        <a:font script="Olck" typeface="Nirmala UI"/>
+        <a:font script="Osma" typeface="Ebrima"/>
+        <a:font script="Phag" typeface="Phagspa"/>
+        <a:font script="Syrn" typeface="Estrangelo Edessa"/>
+        <a:font script="Syrj" typeface="Estrangelo Edessa"/>
+        <a:font script="Syre" typeface="Estrangelo Edessa"/>
+        <a:font script="Sora" typeface="Nirmala UI"/>
+        <a:font script="Tale" typeface="Microsoft Tai Le"/>
+        <a:font script="Talu" typeface="Microsoft New Tai Lue"/>
+        <a:font script="Tfng" typeface="Ebrima"/>
+      </a:majorFont>
+      <a:minorFont>
+        <a:latin typeface="Aptos" panose="02110004020202020204"/>
+        <a:ea typeface=""/>
+        <a:cs typeface=""/>
+        <a:font script="Jpan" typeface="游明朝"/>
+        <a:font script="Hang" typeface="맑은 고딕"/>
+        <a:font script="Hans" typeface="等线"/>
+        <a:font script="Hant" typeface="新細明體"/>
+        <a:font script="Arab" typeface="Arial"/>
+        <a:font script="Hebr" typeface="Arial"/>
+        <a:font script="Thai" typeface="Cordia New"/>
+        <a:font script="Ethi" typeface="Nyala"/>
+        <a:font script="Beng" typeface="Vrinda"/>
+        <a:font script="Gujr" typeface="Shruti"/>
+        <a:font script="Khmr" typeface="DaunPenh"/>
+        <a:font script="Knda" typeface="Tunga"/>
+        <a:font script="Guru" typeface="Raavi"/>
+        <a:font script="Cans" typeface="Euphemia"/>
+        <a:font script="Cher" typeface="Plantagenet Cherokee"/>
+        <a:font script="Yiii" typeface="Microsoft Yi Baiti"/>
+        <a:font script="Tibt" typeface="Microsoft Himalaya"/>
+        <a:font script="Thaa" typeface="MV Boli"/>
+        <a:font script="Deva" typeface="Mangal"/>
+        <a:font script="Telu" typeface="Gautami"/>
+        <a:font script="Taml" typeface="Latha"/>
+        <a:font script="Syrc" typeface="Estrangelo Edessa"/>
+        <a:font script="Orya" typeface="Kalinga"/>
+        <a:font script="Mlym" typeface="Kartika"/>
+        <a:font script="Laoo" typeface="DokChampa"/>
+        <a:font script="Sinh" typeface="Iskoola Pota"/>
+        <a:font script="Mong" typeface="Mongolian Baiti"/>
+        <a:font script="Viet" typeface="Arial"/>
+        <a:font script="Uigh" typeface="Microsoft Uighur"/>
+        <a:font script="Geor" typeface="Sylfaen"/>
+        <a:font script="Armn" typeface="Arial"/>
+        <a:font script="Bugi" typeface="Leelawadee UI"/>
+        <a:font script="Bopo" typeface="Microsoft JhengHei"/>
+        <a:font script="Java" typeface="Javanese Text"/>
+        <a:font script="Lisu" typeface="Segoe UI"/>
+        <a:font script="Mymr" typeface="Myanmar Text"/>
+        <a:font script="Nkoo" typeface="Ebrima"/>
+        <a:font script="Olck" typeface="Nirmala UI"/>
+        <a:font script="Osma" typeface="Ebrima"/>
+        <a:font script="Phag" typeface="Phagspa"/>
+        <a:font script="Syrn" typeface="Estrangelo Edessa"/>
+        <a:font script="Syrj" typeface="Estrangelo Edessa"/>
+        <a:font script="Syre" typeface="Estrangelo Edessa"/>
+        <a:font script="Sora" typeface="Nirmala UI"/>
+        <a:font script="Tale" typeface="Microsoft Tai Le"/>
+        <a:font script="Talu" typeface="Microsoft New Tai Lue"/>
+        <a:font script="Tfng" typeface="Ebrima"/>
+      </a:minorFont>
+    </a:fontScheme>
+    <a:fmtScheme name="Office">
+      <a:fillStyleLst>
+        <a:solidFill>
+          <a:schemeClr val="phClr"/>
+        </a:solidFill>
+        <a:gradFill rotWithShape="1">
+          <a:gsLst>
+            <a:gs pos="0">
+              <a:schemeClr val="phClr">
+                <a:lumMod val="110000"/>
+                <a:satMod val="105000"/>
+                <a:tint val="67000"/>
+              </a:schemeClr>
+            </a:gs>
+            <a:gs pos="50000">
+              <a:schemeClr val="phClr">
+                <a:lumMod val="105000"/>
+                <a:satMod val="103000"/>
+                <a:tint val="73000"/>
+              </a:schemeClr>
+            </a:gs>
+            <a:gs pos="100000">
+              <a:schemeClr val="phClr">
+                <a:lumMod val="105000"/>
+                <a:satMod val="109000"/>
+                <a:tint val="81000"/>
+              </a:schemeClr>
+            </a:gs>
+          </a:gsLst>
+          <a:lin ang="5400000" scaled="0"/>
+        </a:gradFill>
+        <a:gradFill rotWithShape="1">
+          <a:gsLst>
+            <a:gs pos="0">
+              <a:schemeClr val="phClr">
+                <a:satMod val="103000"/>
+                <a:lumMod val="102000"/>
+                <a:tint val="94000"/>
+              </a:schemeClr>
+            </a:gs>
+            <a:gs pos="50000">
+              <a:schemeClr val="phClr">
+                <a:satMod val="110000"/>
+                <a:lumMod val="100000"/>
+                <a:shade val="100000"/>
+              </a:schemeClr>
+            </a:gs>
+            <a:gs pos="100000">
+              <a:schemeClr val="phClr">
+                <a:lumMod val="99000"/>
+                <a:satMod val="120000"/>
+                <a:shade val="78000"/>
+              </a:schemeClr>
+            </a:gs>
+          </a:gsLst>
+          <a:lin ang="5400000" scaled="0"/>
+        </a:gradFill>
+      </a:fillStyleLst>
+      <a:lnStyleLst>
+        <a:ln w="12700" cap="flat" cmpd="sng" algn="ctr">
+          <a:solidFill>
+            <a:schemeClr val="phClr"/>
+          </a:solidFill>
+          <a:prstDash val="solid"/>
+          <a:miter lim="800000"/>
+        </a:ln>
+        <a:ln w="19050" cap="flat" cmpd="sng" algn="ctr">
+          <a:solidFill>
+            <a:schemeClr val="phClr"/>
+          </a:solidFill>
+          <a:prstDash val="solid"/>
+          <a:miter lim="800000"/>
+        </a:ln>
+        <a:ln w="25400" cap="flat" cmpd="sng" algn="ctr">
+          <a:solidFill>
+            <a:schemeClr val="phClr"/>
+          </a:solidFill>
+          <a:prstDash val="solid"/>
+          <a:miter lim="800000"/>
+        </a:ln>
+      </a:lnStyleLst>
+      <a:effectStyleLst>
+        <a:effectStyle>
+          <a:effectLst/>
+        </a:effectStyle>
+        <a:effectStyle>
+          <a:effectLst/>
+        </a:effectStyle>
+        <a:effectStyle>
+          <a:effectLst>
+            <a:outerShdw blurRad="57150" dist="19050" dir="5400000" algn="ctr" rotWithShape="0">
+              <a:srgbClr val="000000">
+                <a:alpha val="63000"/>
+              </a:srgbClr>
+            </a:outerShdw>
+          </a:effectLst>
+        </a:effectStyle>
+      </a:effectStyleLst>
+      <a:bgFillStyleLst>
+        <a:solidFill>
+          <a:schemeClr val="phClr"/>
+        </a:solidFill>
+        <a:solidFill>
+          <a:schemeClr val="phClr">
+            <a:tint val="95000"/>
+            <a:satMod val="170000"/>
+          </a:schemeClr>
+        </a:solidFill>
+        <a:gradFill rotWithShape="1">
+          <a:gsLst>
+            <a:gs pos="0">
+              <a:schemeClr val="phClr">
+                <a:tint val="93000"/>
+                <a:satMod val="150000"/>
+                <a:shade val="98000"/>
+                <a:lumMod val="102000"/>
+              </a:schemeClr>
+            </a:gs>
+            <a:gs pos="50000">
+              <a:schemeClr val="phClr">
+                <a:tint val="98000"/>
+                <a:satMod val="130000"/>
+                <a:shade val="90000"/>
+                <a:lumMod val="103000"/>
+              </a:schemeClr>
+            </a:gs>
+            <a:gs pos="100000">
+              <a:schemeClr val="phClr">
+                <a:shade val="63000"/>
+                <a:satMod val="120000"/>
+              </a:schemeClr>
+            </a:gs>
+          </a:gsLst>
+          <a:lin ang="5400000" scaled="0"/>
+        </a:gradFill>
+      </a:bgFillStyleLst>
+    </a:fmtScheme>
+  </a:themeElements>
+  <a:objectDefaults>
+    <a:lnDef>
+      <a:spPr/>
+      <a:bodyPr/>
+      <a:lstStyle/>
+      <a:style>
+        <a:lnRef idx="2">
+          <a:schemeClr val="accent1"/>
+        </a:lnRef>
+        <a:fillRef idx="0">
+          <a:schemeClr val="accent1"/>
+        </a:fillRef>
+        <a:effectRef idx="1">
+          <a:schemeClr val="accent1"/>
+        </a:effectRef>
+        <a:fontRef idx="minor">
+          <a:schemeClr val="tx1"/>
+        </a:fontRef>
+      </a:style>
+    </a:lnDef>
+  </a:objectDefaults>
+  <a:extraClrSchemeLst/>
+  <a:extLst>
+    <a:ext uri="{05A4C25C-085E-4340-85A3-A5531E510DB2}">
+      <thm15:themeFamily xmlns:thm15="http://schemas.microsoft.com/office/thememl/2012/main" name="Office Theme" id="{2E142A2C-CD16-42D6-873A-C26D2A0506FA}" vid="{1BDDFF52-6CD6-40A5-AB3C-68EB2F1E4D0A}"/>
+    </a:ext>
+  </a:extLst>
+</a:theme>
+</file>
+
+<file path=word/webextensions/taskpanes.xml><?xml version="1.0" encoding="utf-8"?>
+<wetp:taskpanes xmlns:wetp="http://schemas.microsoft.com/office/webextensions/taskpanes/2010/11">
+  <wetp:taskpane dockstate="right" visibility="0" width="900" row="0">
+    <wetp:webextensionref xmlns:r="http://schemas.openxmlformats.org/officeDocument/2006/relationships" r:id="rId1"/>
+  </wetp:taskpane>
+</wetp:taskpanes>
+</file>
+
+<file path=word/webextensions/webextension1.xml><?xml version="1.0" encoding="utf-8"?>
+<we:webextension xmlns:we="http://schemas.microsoft.com/office/webextensions/webextension/2010/11" id="{223A97BB-DE75-4AEE-B1B7-1EC06FB427CE}">
+  <we:reference id="cba9fc06-6fc9-492e-9525-923870a3b909" version="2.0.0.1" store="EXCatalog" storeType="EXCatalog"/>
+  <we:alternateReferences>
+    <we:reference id="WA200010215" version="2.0.0.1" store="en-US" storeType="OMEX"/>
+  </we:alternateReferences>
+  <we:properties>
+    <we:property name="bps.codex_control.document_id" value="&quot;55eb142b-024f-4d29-8011-eb0461edc021&quot;"/>
+  </we:properties>
+  <we:bindings/>
+  <we:snapshot xmlns:r="http://schemas.openxmlformats.org/officeDocument/2006/relationships"/>
+</we:webextension>
+</file>
+
+<file path=customXml/item1.xml><?xml version="1.0" encoding="utf-8"?>
+<b:Sources xmlns:b="http://schemas.openxmlformats.org/officeDocument/2006/bibliography" xmlns="http://schemas.openxmlformats.org/officeDocument/2006/bibliography" SelectedStyle="\IEEE2006OfficeOnline.xsl" StyleName="IEEE" Version="2006">
+  <b:Source>
+    <b:Tag>AI4X_Schutt2017</b:Tag>
+    <b:SourceType>ConferenceProceedings</b:SourceType>
+    <b:Guid>{A14C2027-0000-4000-8000-000000000002}</b:Guid>
+    <b:LCID>en-US</b:LCID>
+    <b:Author>
+      <b:Author>
+        <b:NameList>
+          <b:Person>
+            <b:Last>Schütt</b:Last>
+            <b:First>Kristof</b:First>
+          </b:Person>
+          <b:Person>
+            <b:Last>Kindermans</b:Last>
+            <b:First>Pieter-Jan</b:First>
+          </b:Person>
+          <b:Person>
+            <b:Last>Sauceda Felix</b:Last>
+            <b:First>Huziel</b:First>
+            <b:Middle>Enoc</b:Middle>
+          </b:Person>
+          <b:Person>
+            <b:Last>Chmiela</b:Last>
+            <b:First>Stefan</b:First>
+          </b:Person>
+          <b:Person>
+            <b:Last>Tkatchenko</b:Last>
+            <b:First>Alexandre</b:First>
+          </b:Person>
+          <b:Person>
+            <b:Last>Müller</b:Last>
+            <b:First>Klaus-Robert</b:First>
+          </b:Person>
+        </b:NameList>
+      </b:Author>
+    </b:Author>
+    <b:Title>SchNet: A continuous-filter convolutional neural network for modeling quantum interactions</b:Title>
+    <b:BookTitle>Advances in Neural Information Processing Systems</b:BookTitle>
+    <b:ConferenceName>Advances in Neural Information Processing Systems</b:ConferenceName>
+    <b:Volume>30</b:Volume>
+    <b:Publisher>Curran Associates, Inc.</b:Publisher>
+    <b:Year>2017</b:Year>
+    <b:URL>https://proceedings.neurips.cc/paper_files/paper/2017/file/303ed4c69846ab36c2904d3ba8573050-Paper.pdf</b:URL>
+    <b:RefOrder>2</b:RefOrder>
+  </b:Source>
+  <b:Source>
+    <b:Tag>AI4X_Xie2018</b:Tag>
+    <b:SourceType>JournalArticle</b:SourceType>
+    <b:Guid>{A14C2027-0000-4000-8000-000000000003}</b:Guid>
+    <b:LCID>en-US</b:LCID>
+    <b:Author>
+      <b:Author>
+        <b:NameList>
+          <b:Person>
+            <b:Last>Xie</b:Last>
+            <b:First>Tian</b:First>
+          </b:Person>
+          <b:Person>
+            <b:Last>Grossman</b:Last>
+            <b:First>Jeffrey</b:First>
+            <b:Middle>C.</b:Middle>
+          </b:Person>
+        </b:NameList>
+      </b:Author>
+    </b:Author>
+    <b:Title>Crystal graph convolutional neural networks for an accurate and interpretable prediction of material properties</b:Title>
+    <b:JournalName>Physical Review Letters</b:JournalName>
+    <b:Volume>120</b:Volume>
+    <b:Issue>14</b:Issue>
+    <b:Pages>145301</b:Pages>
+    <b:Year>2018</b:Year>
+    <b:DOI>10.1103/PhysRevLett.120.145301</b:DOI>
+    <b:URL>https://doi.org/10.1103/PhysRevLett.120.145301</b:URL>
+    <b:RefOrder>3</b:RefOrder>
+  </b:Source>
+  <b:Source>
+    <b:Tag>AI4X_Merchant2023</b:Tag>
+    <b:SourceType>JournalArticle</b:SourceType>
+    <b:Guid>{A14C2027-0000-4000-8000-000000000004}</b:Guid>
+    <b:LCID>en-US</b:LCID>
+    <b:Author>
+      <b:Author>
+        <b:NameList>
+          <b:Person>
+            <b:Last>Merchant</b:Last>
+            <b:First>Amil</b:First>
+          </b:Person>
+          <b:Person>
+            <b:Last>Batzner</b:Last>
+            <b:First>Simon</b:First>
+          </b:Person>
+          <b:Person>
+            <b:Last>Schoenholz</b:Last>
+            <b:First>Samuel</b:First>
+            <b:Middle>S.</b:Middle>
+          </b:Person>
+          <b:Person>
+            <b:Last>Aykol</b:Last>
+            <b:First>Muratahan</b:First>
+          </b:Person>
+          <b:Person>
+            <b:Last>Cheon</b:Last>
+            <b:First>Gowoon</b:First>
+          </b:Person>
+          <b:Person>
+            <b:Last>Cubuk</b:Last>
+            <b:First>Ekin</b:First>
+            <b:Middle>Dogus</b:Middle>
+          </b:Person>
+        </b:NameList>
+      </b:Author>
+    </b:Author>
+    <b:Title>Scaling deep learning for materials discovery</b:Title>
+    <b:JournalName>Nature</b:JournalName>
+    <b:Volume>624</b:Volume>
+    <b:Issue>7990</b:Issue>
+    <b:Pages>80–85</b:Pages>
+    <b:Year>2023</b:Year>
+    <b:DOI>10.1038/s41586-023-06735-9</b:DOI>
+    <b:URL>https://doi.org/10.1038/s41586-023-06735-9</b:URL>
+    <b:RefOrder>4</b:RefOrder>
+  </b:Source>
+  <b:Source>
+    <b:Tag>AI4X_Roadmap2025</b:Tag>
+    <b:SourceType>Report</b:SourceType>
+    <b:Author>
+      <b:Author>
+        <b:NameList>
+          <b:Person>
+            <b:Last>Dale</b:Last>
+            <b:First>Stephen</b:First>
+            <b:Middle>G.</b:Middle>
+          </b:Person>
+          <b:Person>
+            <b:Last>Kazeev</b:Last>
+            <b:First>Nikita</b:First>
+          </b:Person>
+          <b:Person>
+            <b:Last>Price</b:Last>
+            <b:First>Alastair</b:First>
+            <b:Middle>J. A.</b:Middle>
+          </b:Person>
+          <b:Person>
+            <b:Last>Posligua</b:Last>
+            <b:First>Victor</b:First>
+          </b:Person>
+          <b:Person>
+            <b:Last>Roche</b:Last>
+            <b:First>Stephan</b:First>
+          </b:Person>
+          <b:Person>
+            <b:Last>von Lilienfeld</b:Last>
+            <b:First>O.</b:First>
+            <b:Middle>Anatole</b:Middle>
+          </b:Person>
+          <b:Person>
+            <b:Last>Novoselov</b:Last>
+            <b:First>Konstantin</b:First>
+            <b:Middle>S.</b:Middle>
+          </b:Person>
+          <b:Person>
+            <b:Last>Bresson</b:Last>
+            <b:First>Xavier</b:First>
+          </b:Person>
+          <b:Person>
+            <b:Last>Mengaldo</b:Last>
+            <b:First>Gianmarco</b:First>
+          </b:Person>
+          <b:Person>
+            <b:Last>Chen</b:Last>
+            <b:First>Xudong</b:First>
+          </b:Person>
+          <b:Person>
+            <b:Last>O’Kane</b:Last>
+            <b:First>Terence</b:First>
+            <b:Middle>J.</b:Middle>
+          </b:Person>
+          <b:Person>
+            <b:Last>Lines</b:Last>
+            <b:First>Emily</b:First>
+            <b:Middle>R.</b:Middle>
+          </b:Person>
+          <b:Person>
+            <b:Last>Allen</b:Last>
+            <b:First>Matthew</b:First>
+            <b:Middle>J.</b:Middle>
+          </b:Person>
+          <b:Person>
+            <b:Last>Debus</b:Last>
+            <b:First>Amandine</b:First>
+            <b:Middle>E.</b:Middle>
+          </b:Person>
+          <b:Person>
+            <b:Last>Miller</b:Last>
+            <b:First>Clayton</b:First>
+          </b:Person>
+          <b:Person>
+            <b:Last>Zhou</b:Last>
+            <b:First>Jiayu</b:First>
+          </b:Person>
+          <b:Person>
+            <b:Last>Dodge</b:Last>
+            <b:First>Hiroko</b:First>
+            <b:Middle>H.</b:Middle>
+          </b:Person>
+          <b:Person>
+            <b:Last>Rousseau</b:Last>
+            <b:First>David</b:First>
+          </b:Person>
+          <b:Person>
+            <b:Last>Ustyuzhanin</b:Last>
+            <b:First>Andrey</b:First>
+          </b:Person>
+          <b:Person>
+            <b:Last>Yan</b:Last>
+            <b:First>Ziyun</b:First>
+          </b:Person>
+          <b:Person>
+            <b:Last>Lanza</b:Last>
+            <b:First>Mario</b:First>
+          </b:Person>
+          <b:Person>
+            <b:Last>Sciarrino</b:Last>
+            <b:First>Fabio</b:First>
+          </b:Person>
+          <b:Person>
+            <b:Last>Yoshida</b:Last>
+            <b:First>Ryo</b:First>
+          </b:Person>
+          <b:Person>
+            <b:Last>Leong</b:Last>
+            <b:First>Zhidong</b:First>
+          </b:Person>
+          <b:Person>
+            <b:Last>Tan</b:Last>
+            <b:First>Teck</b:First>
+            <b:Middle>Leong</b:Middle>
+          </b:Person>
+          <b:Person>
+            <b:Last>Li</b:Last>
+            <b:First>Qianxiao</b:First>
+          </b:Person>
+          <b:Person>
+            <b:Last>Kabylda</b:Last>
+            <b:First>Adil</b:First>
+          </b:Person>
+          <b:Person>
+            <b:Last>Poltavsky</b:Last>
+            <b:First>Igor</b:First>
+          </b:Person>
+          <b:Person>
+            <b:Last>Tkatchenko</b:Last>
+            <b:First>Alexandre</b:First>
+          </b:Person>
+          <b:Person>
+            <b:Last>Tawfik</b:Last>
+            <b:First>Sherif</b:First>
+            <b:Middle>Abdulkader</b:Middle>
+          </b:Person>
+          <b:Person>
+            <b:Last>Kamath</b:Last>
+            <b:First>Prathami</b:First>
+            <b:Middle>Divakar</b:Middle>
+          </b:Person>
+          <b:Person>
+            <b:Last>Inizan</b:Last>
+            <b:First>Theo</b:First>
+            <b:Middle>Jaffrelot</b:Middle>
+          </b:Person>
+          <b:Person>
+            <b:Last>Persson</b:Last>
+            <b:First>Kristin</b:First>
+            <b:Middle>A.</b:Middle>
+          </b:Person>
+          <b:Person>
+            <b:Last>Li</b:Last>
+            <b:First>Bryant</b:First>
+            <b:Middle>Y.</b:Middle>
+          </b:Person>
+          <b:Person>
+            <b:Last>Karan</b:Last>
+            <b:First>Vir</b:First>
+          </b:Person>
+          <b:Person>
+            <b:Last>Duan</b:Last>
+            <b:First>Chenru</b:First>
+          </b:Person>
+          <b:Person>
+            <b:Last>Jia</b:Last>
+            <b:First>Haojun</b:First>
+          </b:Person>
+          <b:Person>
+            <b:Last>Zhao</b:Last>
+            <b:First>Qiyuan</b:First>
+          </b:Person>
+          <b:Person>
+            <b:Last>Hayashi</b:Last>
+            <b:First>Hiroyuki</b:First>
+          </b:Person>
+          <b:Person>
+            <b:Last>Seko</b:Last>
+            <b:First>Atsuto</b:First>
+          </b:Person>
+          <b:Person>
+            <b:Last>Tanaka</b:Last>
+            <b:First>Isao</b:First>
+          </b:Person>
+          <b:Person>
+            <b:Last>Yaghi</b:Last>
+            <b:First>Omar</b:First>
+            <b:Middle>M.</b:Middle>
+          </b:Person>
+          <b:Person>
+            <b:Last>Gould</b:Last>
+            <b:First>Tim</b:First>
+          </b:Person>
+          <b:Person>
+            <b:Last>Chan</b:Last>
+            <b:First>Bun</b:First>
+          </b:Person>
+          <b:Person>
+            <b:Last>Vuckovic</b:Last>
+            <b:First>Stefan</b:First>
+          </b:Person>
+          <b:Person>
+            <b:Last>Li</b:Last>
+            <b:First>Tianbo</b:First>
+          </b:Person>
+          <b:Person>
+            <b:Last>Lin</b:Last>
+            <b:First>Min</b:First>
+          </b:Person>
+          <b:Person>
+            <b:Last>Tang</b:Last>
+            <b:First>Zehcen</b:First>
+          </b:Person>
+          <b:Person>
+            <b:Last>Li</b:Last>
+            <b:First>Yang</b:First>
+          </b:Person>
+          <b:Person>
+            <b:Last>Xu</b:Last>
+            <b:First>Yong</b:First>
+          </b:Person>
+          <b:Person>
+            <b:Last>Joshi</b:Last>
+            <b:First>Amrita</b:First>
+          </b:Person>
+          <b:Person>
+            <b:Last>Wang</b:Last>
+            <b:First>Xiaonan</b:First>
+          </b:Person>
+          <b:Person>
+            <b:Last>Ng</b:Last>
+            <b:First>Leonard</b:First>
+            <b:Middle>W. T.</b:Middle>
+          </b:Person>
+          <b:Person>
+            <b:Last>Kalinin</b:Last>
+            <b:First>Sergei</b:First>
+            <b:Middle>V.</b:Middle>
+          </b:Person>
+          <b:Person>
+            <b:Last>Ahmadi</b:Last>
+            <b:First>Mahshid</b:First>
+          </b:Person>
+          <b:Person>
+            <b:Last>Zhang</b:Last>
+            <b:First>Jiyizhe</b:First>
+          </b:Person>
+          <b:Person>
+            <b:Last>Zhang</b:Last>
+            <b:First>Shuyuan</b:First>
+          </b:Person>
+          <b:Person>
+            <b:Last>Lapkin</b:Last>
+            <b:First>Alexei</b:First>
+          </b:Person>
+          <b:Person>
+            <b:Last>Xiao</b:Last>
+            <b:First>Ming</b:First>
+          </b:Person>
+          <b:Person>
+            <b:Last>Wu</b:Last>
+            <b:First>Zhe</b:First>
+          </b:Person>
+          <b:Person>
+            <b:Last>Hippalgaonkar</b:Last>
+            <b:First>Kedar</b:First>
+          </b:Person>
+          <b:Person>
+            <b:Last>Wong</b:Last>
+            <b:First>Limsoon</b:First>
+          </b:Person>
+          <b:Person>
+            <b:Last>Bastonero</b:Last>
+            <b:First>Lorenzo</b:First>
+          </b:Person>
+          <b:Person>
+            <b:Last>Marzari</b:Last>
+            <b:First>Nicola</b:First>
+          </b:Person>
+          <b:Person>
+            <b:Last>Esteras Cordoba</b:Last>
+            <b:First>Dorye</b:First>
+            <b:Middle>Luis</b:Middle>
+          </b:Person>
+          <b:Person>
+            <b:Last>Tomut</b:Last>
+            <b:First>Andrei</b:First>
+          </b:Person>
+          <b:Person>
+            <b:Last>Quinones Andrade</b:Last>
+            <b:First>Alba</b:First>
+          </b:Person>
+          <b:Person>
+            <b:Last>Garcia</b:Last>
+            <b:First>Jose-Hugo</b:First>
+          </b:Person>
+        </b:NameList>
+      </b:Author>
+    </b:Author>
+    <b:Title>Ai4x roadmap: Artificial intelligence for the advancement of scientific pursuit and its future directions</b:Title>
+    <b:Year>2025</b:Year>
+    <b:URL>https://arxiv.org/abs/2511.20976</b:URL>
+    <b:StandardNumber>arXiv:2511.20976</b:StandardNumber>
+    <b:RefOrder>6</b:RefOrder>
+  </b:Source>
+  <b:Source>
+    <b:Tag>AI4X_Committee2028</b:Tag>
+    <b:SourceType>JournalArticle</b:SourceType>
+    <b:Author>
+      <b:Author>
+        <b:Corporate>AI4X Program Committee</b:Corporate>
+      </b:Author>
+    </b:Author>
+    <b:Title>Hallucinated citations and Desk Rejections – is there a connection?</b:Title>
+    <b:JournalName>Nature</b:JournalName>
+    <b:Year>2028</b:Year>
+    <b:RefOrder>7</b:RefOrder>
+  </b:Source>
+  <b:Source>
+    <b:Tag>AI4X_Template2026</b:Tag>
+    <b:SourceType>DocumentFromInternetSite</b:SourceType>
+    <b:Author>
+      <b:Author>
+        <b:NameList>
+          <b:Person>
+            <b:Last>Kazeev</b:Last>
+            <b:First>Nikita</b:First>
+          </b:Person>
+        </b:NameList>
+      </b:Author>
+    </b:Author>
+    <b:Title>AI4X Conference 2027 abstract template</b:Title>
+    <b:Year>2026</b:Year>
+    <b:URL>https://github.com/kazeevn/AI4X-Abstract-Template</b:URL>
+    <b:RefOrder>8</b:RefOrder>
+  </b:Source>
+  <b:Source>
+    <b:Tag>AI4X_IAC2025</b:Tag>
+    <b:SourceType>DocumentFromInternetSite</b:SourceType>
+    <b:Author>
+      <b:Author>
+        <b:NameList>
+          <b:Person>
+            <b:Last>Woods</b:Last>
+            <b:First>John</b:First>
+            <b:Middle>O.</b:Middle>
+          </b:Person>
+          <b:Person>
+            <b:Last>Grande</b:Last>
+            <b:First>Davide</b:First>
+          </b:Person>
+          <b:Person>
+            <b:Last>Farì</b:Last>
+            <b:First>Stefano</b:First>
+          </b:Person>
+        </b:NameList>
+      </b:Author>
+    </b:Author>
+    <b:Title>International Astronautical Congress LaTeX template</b:Title>
+    <b:Year>2025</b:Year>
+    <b:URL>https://github.com/grande-dev/International-Astronautical-Congress-LaTeX-template</b:URL>
+    <b:RefOrder>9</b:RefOrder>
+  </b:Source>
+  <b:Source>
+    <b:Tag>AI4X_Jumper2021</b:Tag>
+    <b:SourceType>JournalArticle</b:SourceType>
+    <b:Guid>{A14C2027-0000-4000-8000-000000000001}</b:Guid>
+    <b:LCID>en-US</b:LCID>
+    <b:Author>
+      <b:Author>
+        <b:NameList>
+          <b:Person>
+            <b:Last>Jumper</b:Last>
+            <b:First>John</b:First>
+          </b:Person>
+          <b:Person>
+            <b:Last>Evans</b:Last>
+            <b:First>Richard</b:First>
+          </b:Person>
+          <b:Person>
+            <b:Last>Pritzel</b:Last>
+            <b:First>Alexander</b:First>
+          </b:Person>
+          <b:Person>
+            <b:Last>Green</b:Last>
+            <b:First>Tim</b:First>
+          </b:Person>
+          <b:Person>
+            <b:Last>Figurnov</b:Last>
+            <b:First>Michael</b:First>
+          </b:Person>
+          <b:Person>
+            <b:Last>Ronneberger</b:Last>
+            <b:First>Olaf</b:First>
+          </b:Person>
+          <b:Person>
+            <b:Last>Tunyasuvunakool</b:Last>
+            <b:First>Kathryn</b:First>
+          </b:Person>
+          <b:Person>
+            <b:Last>Bates</b:Last>
+            <b:First>Russ</b:First>
+          </b:Person>
+          <b:Person>
+            <b:Last>Žídek</b:Last>
+            <b:First>Augustin</b:First>
+          </b:Person>
+          <b:Person>
+            <b:Last>Potapenko</b:Last>
+            <b:First>Anna</b:First>
+          </b:Person>
+          <b:Person>
+            <b:Last>Bridgland</b:Last>
+            <b:First>Alex</b:First>
+          </b:Person>
+          <b:Person>
+            <b:Last>Meyer</b:Last>
+            <b:First>Clemens</b:First>
+          </b:Person>
+          <b:Person>
+            <b:Last>Kohl</b:Last>
+            <b:First>Simon</b:First>
+            <b:Middle>A. A.</b:Middle>
+          </b:Person>
+          <b:Person>
+            <b:Last>Ballard</b:Last>
+            <b:First>Andrew</b:First>
+            <b:Middle>J.</b:Middle>
+          </b:Person>
+          <b:Person>
+            <b:Last>Cowie</b:Last>
+            <b:First>Andrew</b:First>
+          </b:Person>
+          <b:Person>
+            <b:Last>Romera-Paredes</b:Last>
+            <b:First>Bernardino</b:First>
+          </b:Person>
+          <b:Person>
+            <b:Last>Nikolov</b:Last>
+            <b:First>Stanislav</b:First>
+          </b:Person>
+          <b:Person>
+            <b:Last>Jain</b:Last>
+            <b:First>Rishub</b:First>
+          </b:Person>
+          <b:Person>
+            <b:Last>Adler</b:Last>
+            <b:First>Jonas</b:First>
+          </b:Person>
+          <b:Person>
+            <b:Last>Back</b:Last>
+            <b:First>Trevor</b:First>
+          </b:Person>
+          <b:Person>
+            <b:Last>Petersen</b:Last>
+            <b:First>Stig</b:First>
+          </b:Person>
+          <b:Person>
+            <b:Last>Reiman</b:Last>
+            <b:First>David</b:First>
+          </b:Person>
+          <b:Person>
+            <b:Last>Clancy</b:Last>
+            <b:First>Ellen</b:First>
+          </b:Person>
+          <b:Person>
+            <b:Last>Zielinski</b:Last>
+            <b:First>Michal</b:First>
+          </b:Person>
+          <b:Person>
+            <b:Last>Steinegger</b:Last>
+            <b:First>Martin</b:First>
+          </b:Person>
+          <b:Person>
+            <b:Last>Pacholska</b:Last>
+            <b:First>Michalina</b:First>
+          </b:Person>
+          <b:Person>
+            <b:Last>Berghammer</b:Last>
+            <b:First>Tamas</b:First>
+          </b:Person>
+          <b:Person>
+            <b:Last>Bodenstein</b:Last>
+            <b:First>Sebastian</b:First>
+          </b:Person>
+          <b:Person>
+            <b:Last>Silver</b:Last>
+            <b:First>David</b:First>
+          </b:Person>
+          <b:Person>
+            <b:Last>Vinyals</b:Last>
+            <b:First>Oriol</b:First>
+          </b:Person>
+          <b:Person>
+            <b:Last>Senior</b:Last>
+            <b:First>Andrew</b:First>
+            <b:Middle>W.</b:Middle>
+          </b:Person>
+          <b:Person>
+            <b:Last>Kavukcuoglu</b:Last>
+            <b:First>Koray</b:First>
+          </b:Person>
+          <b:Person>
+            <b:Last>Kohli</b:Last>
+            <b:First>Pushmeet</b:First>
+          </b:Person>
+          <b:Person>
+            <b:Last>Hassabis</b:Last>
+            <b:First>Demis</b:First>
+          </b:Person>
+        </b:NameList>
+      </b:Author>
+    </b:Author>
+    <b:Title>Highly accurate protein structure prediction with AlphaFold</b:Title>
+    <b:JournalName>Nature</b:JournalName>
+    <b:Volume>596</b:Volume>
+    <b:Issue>7873</b:Issue>
+    <b:Pages>583–589</b:Pages>
+    <b:Year>2021</b:Year>
+    <b:DOI>10.1038/s41586-021-03819-2</b:DOI>
+    <b:URL>https://doi.org/10.1038/s41586-021-03819-2</b:URL>
+    <b:RefOrder>1</b:RefOrder>
+  </b:Source>
+  <b:Source>
+    <b:Tag>AI4X_Burger2020_Complete</b:Tag>
+    <b:SourceType>JournalArticle</b:SourceType>
+    <b:Guid>{A14C2027-0000-4000-8000-000000000015}</b:Guid>
+    <b:Author>
+      <b:Author>
+        <b:NameList>
+          <b:Person>
+            <b:Last>Burger</b:Last>
+            <b:First>Benjamin</b:First>
+          </b:Person>
+          <b:Person>
+            <b:Last>Maffettone</b:Last>
+            <b:First>Phillip</b:First>
+            <b:Middle>M.</b:Middle>
+          </b:Person>
+          <b:Person>
+            <b:Last>Gusev</b:Last>
+            <b:First>Vladimir</b:First>
+            <b:Middle>V.</b:Middle>
+          </b:Person>
+          <b:Person>
+            <b:Last>Aitchison</b:Last>
+            <b:First>Catherine</b:First>
+            <b:Middle>M.</b:Middle>
+          </b:Person>
+          <b:Person>
+            <b:Last>Bai</b:Last>
+            <b:First>Yang</b:First>
+          </b:Person>
+          <b:Person>
+            <b:Last>Wang</b:Last>
+            <b:First>Xiaoyan</b:First>
+          </b:Person>
+          <b:Person>
+            <b:Last>Li</b:Last>
+            <b:First>Xiaobo</b:First>
+          </b:Person>
+          <b:Person>
+            <b:Last>Alston</b:Last>
+            <b:First>Ben</b:First>
+            <b:Middle>M.</b:Middle>
+          </b:Person>
+          <b:Person>
+            <b:Last>Li</b:Last>
+            <b:First>Buyi</b:First>
+          </b:Person>
+          <b:Person>
+            <b:Last>Clowes</b:Last>
+            <b:First>Rob</b:First>
+          </b:Person>
+          <b:Person>
+            <b:Last>Rankin</b:Last>
+            <b:First>Nicola</b:First>
+          </b:Person>
+          <b:Person>
+            <b:Last>Harris</b:Last>
+            <b:First>Brandon</b:First>
+          </b:Person>
+          <b:Person>
+            <b:Last>Sprick</b:Last>
+            <b:First>Reiner</b:First>
+            <b:Middle>Sebastian</b:Middle>
+          </b:Person>
+          <b:Person>
+            <b:Last>Cooper</b:Last>
+            <b:First>Andrew</b:First>
+            <b:Middle>I.</b:Middle>
+          </b:Person>
+        </b:NameList>
+      </b:Author>
+    </b:Author>
+    <b:Title>A mobile robotic chemist</b:Title>
+    <b:JournalName>Nature</b:JournalName>
+    <b:Volume>583</b:Volume>
+    <b:Issue>7815</b:Issue>
+    <b:Pages>237–241</b:Pages>
+    <b:Year>2020</b:Year>
+    <b:DOI>10.1038/s41586-020-2442-2</b:DOI>
+    <b:URL>https://doi.org/10.1038/s41586-020-2442-2</b:URL>
+    <b:RefOrder>5</b:RefOrder>
+  </b:Source>
+</b:Sources>
+</file>
+
+<file path=customXml/itemProps1.xml><?xml version="1.0" encoding="utf-8"?>
+<ds:datastoreItem xmlns:ds="http://schemas.openxmlformats.org/officeDocument/2006/customXml" ds:itemID="{9DC85235-CF34-4759-965B-36C81F2E1985}">
+  <ds:schemaRefs>
+    <ds:schemaRef ds:uri="http://schemas.openxmlformats.org/officeDocument/2006/bibliography"/>
+  </ds:schemaRefs>
+</ds:datastoreItem>
 </file>
--- a/AI4X-2027.docx
+++ b/AI4X-2027.docx
@@ -296,31 +296,7 @@
         <w:pStyle w:val="BodyText"/>
       </w:pPr>
       <w:r>
-        <w:t xml:space="preserve">The review is single-blind: the reviewers see the </w:t>
-      </w:r>
-      <w:proofErr w:type="gramStart"/>
-      <w:r>
-        <w:t>author</w:t>
-      </w:r>
-      <w:proofErr w:type="gramEnd"/>
-      <w:r>
-        <w:t xml:space="preserve"> names, so do not anonymize your submission. At least one author must be listed after “Correspondence to”. ORCID links for the authors will make it easier for the readers to find </w:t>
-      </w:r>
-      <w:proofErr w:type="gramStart"/>
-      <w:r>
-        <w:t>you, but</w:t>
-      </w:r>
-      <w:proofErr w:type="gramEnd"/>
-      <w:r>
-        <w:t xml:space="preserve"> are not mandatory; to link an </w:t>
-      </w:r>
-      <w:proofErr w:type="spellStart"/>
-      <w:r>
-        <w:t>iD</w:t>
-      </w:r>
-      <w:proofErr w:type="spellEnd"/>
-      <w:r>
-        <w:t xml:space="preserve"> icon to your record, right-click it and choose Link.</w:t>
+        <w:t>The review is single-blind: the reviewers see the author names, so do not anonymize your submission. At least one author must be listed after “Correspondence to”. ORCID links for the authors will make it easier for the readers to find you, but are not mandatory; to link an iD icon to your record, right-click it and choose Link.</w:t>
       </w:r>
     </w:p>
     <w:p>
@@ -356,6 +332,9 @@
         <w:fldChar w:fldCharType="separate"/>
       </w:r>
       <w:r>
+        <w:rPr>
+          <w:noProof/>
+        </w:rPr>
         <w:t>1</w:t>
       </w:r>
       <w:r>
@@ -415,7 +394,13 @@
                       <w:rPr>
                         <w:rFonts w:ascii="Cambria Math" w:hAnsi="Cambria Math"/>
                       </w:rPr>
-                      <m:t>x→</m:t>
+                      <m:t>x</m:t>
+                    </m:r>
+                    <m:r>
+                      <w:rPr>
+                        <w:rFonts w:ascii="Cambria Math" w:hAnsi="Cambria Math"/>
+                      </w:rPr>
+                      <m:t>→</m:t>
                     </m:r>
                     <m:sSup>
                       <m:sSupPr>
@@ -470,7 +455,19 @@
                       <w:rPr>
                         <w:rFonts w:ascii="Cambria Math" w:hAnsi="Cambria Math"/>
                       </w:rPr>
-                      <m:t>x-8</m:t>
+                      <m:t>x</m:t>
+                    </m:r>
+                    <m:r>
+                      <w:rPr>
+                        <w:rFonts w:ascii="Cambria Math" w:hAnsi="Cambria Math"/>
+                      </w:rPr>
+                      <m:t>-</m:t>
+                    </m:r>
+                    <m:r>
+                      <w:rPr>
+                        <w:rFonts w:ascii="Cambria Math" w:hAnsi="Cambria Math"/>
+                      </w:rPr>
+                      <m:t>8</m:t>
                     </m:r>
                   </m:den>
                 </m:f>
@@ -532,7 +529,13 @@
                       <w:rPr>
                         <w:rFonts w:ascii="Cambria Math" w:hAnsi="Cambria Math"/>
                       </w:rPr>
-                      <m:t>x→</m:t>
+                      <m:t>x</m:t>
+                    </m:r>
+                    <m:r>
+                      <w:rPr>
+                        <w:rFonts w:ascii="Cambria Math" w:hAnsi="Cambria Math"/>
+                      </w:rPr>
+                      <m:t>→</m:t>
                     </m:r>
                     <m:sSup>
                       <m:sSupPr>
@@ -587,7 +590,19 @@
                       <w:rPr>
                         <w:rFonts w:ascii="Cambria Math" w:hAnsi="Cambria Math"/>
                       </w:rPr>
-                      <m:t>x-3</m:t>
+                      <m:t>x</m:t>
+                    </m:r>
+                    <m:r>
+                      <w:rPr>
+                        <w:rFonts w:ascii="Cambria Math" w:hAnsi="Cambria Math"/>
+                      </w:rPr>
+                      <m:t>-</m:t>
+                    </m:r>
+                    <m:r>
+                      <w:rPr>
+                        <w:rFonts w:ascii="Cambria Math" w:hAnsi="Cambria Math"/>
+                      </w:rPr>
+                      <m:t>3</m:t>
                     </m:r>
                   </m:den>
                 </m:f>
@@ -595,7 +610,13 @@
                   <w:rPr>
                     <w:rFonts w:ascii="Cambria Math" w:hAnsi="Cambria Math"/>
                   </w:rPr>
-                  <m:t>=ω</m:t>
+                  <m:t>=</m:t>
+                </m:r>
+                <m:r>
+                  <w:rPr>
+                    <w:rFonts w:ascii="Cambria Math" w:hAnsi="Cambria Math"/>
+                  </w:rPr>
+                  <m:t>ω</m:t>
                 </m:r>
               </m:e>
             </m:func>
@@ -617,6 +638,9 @@
         <w:fldChar w:fldCharType="separate"/>
       </w:r>
       <w:r>
+        <w:rPr>
+          <w:noProof/>
+        </w:rPr>
         <w:t>1</w:t>
       </w:r>
       <w:r>
@@ -647,24 +671,22 @@
           <w:id w:val="1693179937"/>
           <w:citation/>
         </w:sdtPr>
+        <w:sdtEndPr/>
         <w:sdtContent>
           <w:r>
             <w:fldChar w:fldCharType="begin"/>
           </w:r>
           <w:r>
-            <w:instrText xml:space="preserve"> CITATION AI4X_Jumper2021 \l 1033 \* MERGEFORMAT </w:instrText>
+            <w:instrText xml:space="preserve"> CITATION AI4X_Jumper2021 \l 1033  </w:instrText>
           </w:r>
           <w:r>
             <w:fldChar w:fldCharType="separate"/>
           </w:r>
           <w:r>
             <w:rPr>
-              <w:rFonts w:ascii="Times New Roman" w:hAnsi="Times New Roman"/>
-              <w:b/>
-              <w:bCs/>
               <w:noProof/>
             </w:rPr>
-            <w:t>[1]</w:t>
+            <w:t>(Jumper, et al., 2021)</w:t>
           </w:r>
           <w:r>
             <w:fldChar w:fldCharType="end"/>
@@ -679,12 +701,13 @@
           <w:id w:val="552510234"/>
           <w:citation/>
         </w:sdtPr>
+        <w:sdtEndPr/>
         <w:sdtContent>
           <w:r>
             <w:fldChar w:fldCharType="begin"/>
           </w:r>
           <w:r>
-            <w:instrText xml:space="preserve"> CITATION AI4X_Schutt2017 \m AI4X_Xie2018 \l 1033 \* MERGEFORMAT </w:instrText>
+            <w:instrText xml:space="preserve"> CITATION AI4X_Schutt2017 \m AI4X_Xie2018 \l 1033  </w:instrText>
           </w:r>
           <w:r>
             <w:fldChar w:fldCharType="separate"/>
@@ -693,7 +716,7 @@
             <w:rPr>
               <w:noProof/>
             </w:rPr>
-            <w:t>[2, 3]</w:t>
+            <w:t>(Schütt, et al., 2017; Xie &amp; Grossman, 2018)</w:t>
           </w:r>
           <w:r>
             <w:fldChar w:fldCharType="end"/>
@@ -708,12 +731,13 @@
           <w:id w:val="1960373899"/>
           <w:citation/>
         </w:sdtPr>
+        <w:sdtEndPr/>
         <w:sdtContent>
           <w:r>
             <w:fldChar w:fldCharType="begin"/>
           </w:r>
           <w:r>
-            <w:instrText xml:space="preserve"> CITATION AI4X_Merchant2023 \l 1033 \* MERGEFORMAT </w:instrText>
+            <w:instrText xml:space="preserve"> CITATION AI4X_Merchant2023 \l 1033  </w:instrText>
           </w:r>
           <w:r>
             <w:fldChar w:fldCharType="separate"/>
@@ -722,7 +746,7 @@
             <w:rPr>
               <w:noProof/>
             </w:rPr>
-            <w:t>[4]</w:t>
+            <w:t>(Merchant, et al., 2023)</w:t>
           </w:r>
           <w:r>
             <w:fldChar w:fldCharType="end"/>
@@ -737,12 +761,13 @@
           <w:id w:val="-1820031139"/>
           <w:citation/>
         </w:sdtPr>
+        <w:sdtEndPr/>
         <w:sdtContent>
           <w:r>
             <w:fldChar w:fldCharType="begin"/>
           </w:r>
           <w:r>
-            <w:instrText xml:space="preserve"> CITATION AI4X_Burger2020_Complete \l 1033 \* MERGEFORMAT \* MERGEFORMAT </w:instrText>
+            <w:instrText xml:space="preserve"> CITATION AI4X_Burger2020_Complete \l 1033   </w:instrText>
           </w:r>
           <w:r>
             <w:fldChar w:fldCharType="separate"/>
@@ -751,7 +776,7 @@
             <w:rPr>
               <w:noProof/>
             </w:rPr>
-            <w:t>[5]</w:t>
+            <w:t>(Burger, et al., 2020)</w:t>
           </w:r>
           <w:r>
             <w:fldChar w:fldCharType="end"/>
@@ -766,12 +791,13 @@
           <w:id w:val="-156459740"/>
           <w:citation/>
         </w:sdtPr>
+        <w:sdtEndPr/>
         <w:sdtContent>
           <w:r>
             <w:fldChar w:fldCharType="begin"/>
           </w:r>
           <w:r>
-            <w:instrText xml:space="preserve"> CITATION AI4X_Roadmap2025 \l 1033 \* MERGEFORMAT </w:instrText>
+            <w:instrText xml:space="preserve">CITATION AI4X_Roadmap2025 \l 1033  </w:instrText>
           </w:r>
           <w:r>
             <w:fldChar w:fldCharType="separate"/>
@@ -780,7 +806,7 @@
             <w:rPr>
               <w:noProof/>
             </w:rPr>
-            <w:t>[6]</w:t>
+            <w:t>(Dale, et al., 2025)</w:t>
           </w:r>
           <w:r>
             <w:fldChar w:fldCharType="end"/>
@@ -813,7 +839,13 @@
         <w:fldChar w:fldCharType="separate"/>
       </w:r>
       <w:r>
-        <w:t>Figure 1</w:t>
+        <w:t xml:space="preserve">Figure </w:t>
+      </w:r>
+      <w:r>
+        <w:rPr>
+          <w:noProof/>
+        </w:rPr>
+        <w:t>1</w:t>
       </w:r>
       <w:r>
         <w:fldChar w:fldCharType="end"/>
@@ -831,7 +863,13 @@
         <w:fldChar w:fldCharType="separate"/>
       </w:r>
       <w:r>
-        <w:t>Table 1</w:t>
+        <w:t xml:space="preserve">Table </w:t>
+      </w:r>
+      <w:r>
+        <w:rPr>
+          <w:noProof/>
+        </w:rPr>
+        <w:t>1</w:t>
       </w:r>
       <w:r>
         <w:fldChar w:fldCharType="end"/>
@@ -897,6 +935,9 @@
       </w:r>
       <w:fldSimple w:instr=" SEQ Figure \* ARABIC ">
         <w:r>
+          <w:rPr>
+            <w:noProof/>
+          </w:rPr>
           <w:t>1</w:t>
         </w:r>
       </w:fldSimple>
@@ -904,19 +945,9 @@
       <w:r>
         <w:t xml:space="preserve">: Collaboration was just as important to the success of the study as </w:t>
       </w:r>
-      <w:proofErr w:type="spellStart"/>
-      <w:proofErr w:type="gramStart"/>
-      <w:r>
-        <w:t>auto</w:t>
-      </w:r>
-      <w:r>
-        <w:t>.</w:t>
-      </w:r>
-      <w:r>
-        <w:t>mation</w:t>
-      </w:r>
-      <w:proofErr w:type="spellEnd"/>
-      <w:proofErr w:type="gramEnd"/>
+      <w:r>
+        <w:t>automation</w:t>
+      </w:r>
       <w:r>
         <w:t>. The illustration was generated with Google Gemini (Nano Banana), and its defects are kept on purpose</w:t>
       </w:r>
@@ -928,12 +959,13 @@
           <w:id w:val="-1691595734"/>
           <w:citation/>
         </w:sdtPr>
+        <w:sdtEndPr/>
         <w:sdtContent>
           <w:r>
             <w:fldChar w:fldCharType="begin"/>
           </w:r>
           <w:r>
-            <w:instrText xml:space="preserve"> CITATION AI4X_Committee2028 \l 1033 \* MERGEFORMAT </w:instrText>
+            <w:instrText xml:space="preserve"> CITATION AI4X_Committee2028 \l 1033  </w:instrText>
           </w:r>
           <w:r>
             <w:fldChar w:fldCharType="separate"/>
@@ -942,7 +974,7 @@
             <w:rPr>
               <w:noProof/>
             </w:rPr>
-            <w:t>[7]</w:t>
+            <w:t>(AI4X Program Committee, 2028)</w:t>
           </w:r>
           <w:r>
             <w:fldChar w:fldCharType="end"/>
@@ -965,6 +997,9 @@
       </w:r>
       <w:fldSimple w:instr=" SEQ Table \* ARABIC ">
         <w:r>
+          <w:rPr>
+            <w:noProof/>
+          </w:rPr>
           <w:t>1</w:t>
         </w:r>
       </w:fldSimple>
@@ -986,15 +1021,7 @@
         <w:t>2</w:t>
       </w:r>
       <w:r>
-        <w:t xml:space="preserve">, and inference time per structure. The best values </w:t>
-      </w:r>
-      <w:proofErr w:type="gramStart"/>
-      <w:r>
-        <w:t>are in</w:t>
-      </w:r>
-      <w:proofErr w:type="gramEnd"/>
-      <w:r>
-        <w:t xml:space="preserve"> bold; the numbers are illustrative.</w:t>
+        <w:t>, and inference time per structure. The best values are in bold; the numbers are illustrative.</w:t>
       </w:r>
     </w:p>
     <w:tbl>
@@ -1061,14 +1088,7 @@
             </w:r>
             <w:r>
               <w:br/>
-            </w:r>
-            <w:proofErr w:type="spellStart"/>
-            <w:r>
-              <w:t>meV</w:t>
-            </w:r>
-            <w:proofErr w:type="spellEnd"/>
-            <w:r>
-              <w:t>/atom</w:t>
+              <w:t>meV/atom</w:t>
             </w:r>
           </w:p>
         </w:tc>
@@ -1131,12 +1151,8 @@
             </w:r>
             <w:r>
               <w:br/>
-            </w:r>
-            <w:proofErr w:type="spellStart"/>
-            <w:r>
               <w:t>ms</w:t>
             </w:r>
-            <w:proofErr w:type="spellEnd"/>
           </w:p>
         </w:tc>
       </w:tr>
@@ -1402,15 +1418,7 @@
         <w:pStyle w:val="FirstParagraph"/>
       </w:pPr>
       <w:r>
-        <w:t>Use the styles of the template: Heading 1 and Heading 2 number the sections, Unnumbered Heading is for the acknowledgments and references. Use Appendix Heading for appendices, and Appendix Heading 2 and Appendix Heading 3 for their subsections. The numbers of the figures, tables, and equations, and the references to them, are fields: after moving things around, select all (</w:t>
-      </w:r>
-      <w:proofErr w:type="spellStart"/>
-      <w:r>
-        <w:t>Ctrl+A</w:t>
-      </w:r>
-      <w:proofErr w:type="spellEnd"/>
-      <w:r>
-        <w:t>) and press F9 to update them.</w:t>
+        <w:t>Use the styles of the template: Heading 1 and Heading 2 number the sections, Unnumbered Heading is for the acknowledgments and references. Use Appendix Heading for appendices, and Appendix Heading 2 and Appendix Heading 3 for their subsections. The numbers of the figures, tables, and equations, and the references to them, are fields: after moving things around, select all (Ctrl+A) and press F9 to update them.</w:t>
       </w:r>
     </w:p>
     <w:p>
@@ -1418,19 +1426,11 @@
         <w:pStyle w:val="BodyText"/>
       </w:pPr>
       <w:r>
-        <w:t xml:space="preserve">The template embeds its font, Source Serif 4, so it looks the same on computers that do not have the font installed. Please submit a </w:t>
-      </w:r>
-      <w:proofErr w:type="gramStart"/>
-      <w:r>
-        <w:t>PDF, and</w:t>
-      </w:r>
-      <w:proofErr w:type="gramEnd"/>
-      <w:r>
-        <w:t xml:space="preserve"> check in it that the bold and italic text and the equations look </w:t>
+        <w:t xml:space="preserve">The template embeds its font, Source Serif 4, so it looks the same on computers that do not have the font installed. Please submit a PDF, and check in it </w:t>
       </w:r>
       <w:r>
         <w:lastRenderedPageBreak/>
-        <w:t>right. Fill the title, the authors, and the keywords in File → Info → Properties: they become the PDF metadata, which improves search discoverability.</w:t>
+        <w:t>that the bold and italic text and the equations look right. Fill the title, the authors, and the keywords in File → Info → Properties: they become the PDF metadata, which improves search discoverability.</w:t>
       </w:r>
     </w:p>
     <w:p>
@@ -1455,7 +1455,13 @@
         <w:fldChar w:fldCharType="separate"/>
       </w:r>
       <w:r>
-        <w:t>Figure 1</w:t>
+        <w:t xml:space="preserve">Figure </w:t>
+      </w:r>
+      <w:r>
+        <w:rPr>
+          <w:noProof/>
+        </w:rPr>
+        <w:t>1</w:t>
       </w:r>
       <w:r>
         <w:fldChar w:fldCharType="end"/>
@@ -1468,12 +1474,13 @@
           <w:id w:val="1806423568"/>
           <w:citation/>
         </w:sdtPr>
+        <w:sdtEndPr/>
         <w:sdtContent>
           <w:r>
             <w:fldChar w:fldCharType="begin"/>
           </w:r>
           <w:r>
-            <w:instrText xml:space="preserve"> CITATION AI4X_Template2026 \l 1033 \* MERGEFORMAT </w:instrText>
+            <w:instrText xml:space="preserve"> CITATION AI4X_Template2026 \l 1033  </w:instrText>
           </w:r>
           <w:r>
             <w:fldChar w:fldCharType="separate"/>
@@ -1482,7 +1489,7 @@
             <w:rPr>
               <w:noProof/>
             </w:rPr>
-            <w:t>[8]</w:t>
+            <w:t>(Kazeev, 2026)</w:t>
           </w:r>
           <w:r>
             <w:fldChar w:fldCharType="end"/>
@@ -1505,12 +1512,13 @@
           <w:id w:val="-1428026154"/>
           <w:citation/>
         </w:sdtPr>
+        <w:sdtEndPr/>
         <w:sdtContent>
           <w:r>
             <w:fldChar w:fldCharType="begin"/>
           </w:r>
           <w:r>
-            <w:instrText xml:space="preserve"> CITATION AI4X_Committee2028 \l 1033 \* MERGEFORMAT </w:instrText>
+            <w:instrText xml:space="preserve"> CITATION AI4X_Committee2028 \l 1033  </w:instrText>
           </w:r>
           <w:r>
             <w:fldChar w:fldCharType="separate"/>
@@ -1519,7 +1527,7 @@
             <w:rPr>
               <w:noProof/>
             </w:rPr>
-            <w:t>[7]</w:t>
+            <w:t>(AI4X Program Committee, 2028)</w:t>
           </w:r>
           <w:r>
             <w:fldChar w:fldCharType="end"/>
@@ -1533,12 +1541,14 @@
         <w:r>
           <w:rPr>
             <w:rStyle w:val="Hyperlink"/>
+            <w:color w:val="4C94D8" w:themeColor="text2" w:themeTint="80"/>
+            <w:u w:val="single"/>
           </w:rPr>
           <w:t>reference-audit</w:t>
         </w:r>
       </w:hyperlink>
       <w:r>
-        <w:t xml:space="preserve"> to run the checks yourself on the PDF of your abstract.</w:t>
+        <w:t xml:space="preserve"> to run the checks yourself.</w:t>
       </w:r>
     </w:p>
     <w:p>
@@ -1561,12 +1571,13 @@
           <w:id w:val="-1371139227"/>
           <w:citation/>
         </w:sdtPr>
+        <w:sdtEndPr/>
         <w:sdtContent>
           <w:r>
             <w:fldChar w:fldCharType="begin"/>
           </w:r>
           <w:r>
-            <w:instrText xml:space="preserve"> CITATION AI4X_Template2026 \l 1033 \* MERGEFORMAT </w:instrText>
+            <w:instrText xml:space="preserve"> CITATION AI4X_Template2026 \l 1033  </w:instrText>
           </w:r>
           <w:r>
             <w:fldChar w:fldCharType="separate"/>
@@ -1575,7 +1586,7 @@
             <w:rPr>
               <w:noProof/>
             </w:rPr>
-            <w:t>[8]</w:t>
+            <w:t>(Kazeev, 2026)</w:t>
           </w:r>
           <w:r>
             <w:fldChar w:fldCharType="end"/>
@@ -1590,12 +1601,13 @@
           <w:id w:val="1213379873"/>
           <w:citation/>
         </w:sdtPr>
+        <w:sdtEndPr/>
         <w:sdtContent>
           <w:r>
             <w:fldChar w:fldCharType="begin"/>
           </w:r>
           <w:r>
-            <w:instrText xml:space="preserve"> CITATION AI4X_IAC2025 \l 1033 \* MERGEFORMAT </w:instrText>
+            <w:instrText xml:space="preserve"> CITATION AI4X_IAC2025 \l 1033  </w:instrText>
           </w:r>
           <w:r>
             <w:fldChar w:fldCharType="separate"/>
@@ -1604,7 +1616,7 @@
             <w:rPr>
               <w:noProof/>
             </w:rPr>
-            <w:t>[9]</w:t>
+            <w:t>(Woods, Grande, &amp; Farì, 2025)</w:t>
           </w:r>
           <w:r>
             <w:fldChar w:fldCharType="end"/>
@@ -1626,795 +1638,288 @@
     <w:p>
       <w:pPr>
         <w:pStyle w:val="Bibliography"/>
-        <w:spacing w:after="0" w:line="20" w:lineRule="auto"/>
-        <w:rPr>
-          <w:noProof/>
-          <w:sz w:val="2"/>
-        </w:rPr>
-      </w:pPr>
-      <w:r>
-        <w:rPr>
-          <w:sz w:val="2"/>
-        </w:rPr>
+        <w:ind w:left="720" w:hanging="720"/>
+        <w:rPr>
+          <w:noProof/>
+          <w:sz w:val="24"/>
+          <w:szCs w:val="24"/>
+        </w:rPr>
+      </w:pPr>
+      <w:r>
         <w:fldChar w:fldCharType="begin"/>
       </w:r>
       <w:r>
-        <w:rPr>
-          <w:sz w:val="2"/>
-        </w:rPr>
-        <w:instrText xml:space="preserve"> BIBLIOGRAPHY \l 1033 \* MERGEFORMAT </w:instrText>
-      </w:r>
-      <w:r>
-        <w:rPr>
-          <w:sz w:val="2"/>
-        </w:rPr>
+        <w:instrText xml:space="preserve"> BIBLIOGRAPHY \l 1033  </w:instrText>
+      </w:r>
+      <w:r>
         <w:fldChar w:fldCharType="separate"/>
       </w:r>
-    </w:p>
-    <w:tbl>
-      <w:tblPr>
-        <w:tblW w:w="4592" w:type="dxa"/>
-        <w:tblCellSpacing w:w="15" w:type="dxa"/>
-        <w:tblLayout w:type="fixed"/>
-        <w:tblCellMar>
-          <w:left w:w="0" w:type="dxa"/>
-          <w:right w:w="0" w:type="dxa"/>
-        </w:tblCellMar>
-        <w:tblLook w:val="04A0" w:firstRow="1" w:lastRow="0" w:firstColumn="1" w:lastColumn="0" w:noHBand="0" w:noVBand="1"/>
-      </w:tblPr>
-      <w:tblGrid>
-        <w:gridCol w:w="360"/>
-        <w:gridCol w:w="4232"/>
-      </w:tblGrid>
-      <w:tr>
-        <w:trPr>
-          <w:divId w:val="2024670519"/>
-          <w:tblCellSpacing w:w="15" w:type="dxa"/>
-        </w:trPr>
-        <w:tc>
-          <w:tcPr>
-            <w:tcW w:w="315" w:type="dxa"/>
-            <w:tcMar>
-              <w:top w:w="15" w:type="dxa"/>
-              <w:left w:w="15" w:type="dxa"/>
-              <w:bottom w:w="15" w:type="dxa"/>
-              <w:right w:w="15" w:type="dxa"/>
-            </w:tcMar>
-            <w:hideMark/>
-          </w:tcPr>
-          <w:p>
-            <w:pPr>
-              <w:pStyle w:val="Bibliography"/>
-              <w:suppressAutoHyphens/>
-              <w:ind w:left="0" w:firstLine="0"/>
-              <w:rPr>
-                <w:sz w:val="24"/>
-                <w:szCs w:val="24"/>
-              </w:rPr>
-            </w:pPr>
-            <w:r>
-              <w:t xml:space="preserve">[1] </w:t>
-            </w:r>
-          </w:p>
-        </w:tc>
-        <w:tc>
-          <w:tcPr>
-            <w:tcW w:w="4187" w:type="dxa"/>
-            <w:tcMar>
-              <w:top w:w="15" w:type="dxa"/>
-              <w:left w:w="15" w:type="dxa"/>
-              <w:bottom w:w="15" w:type="dxa"/>
-              <w:right w:w="15" w:type="dxa"/>
-            </w:tcMar>
-            <w:hideMark/>
-          </w:tcPr>
-          <w:p>
-            <w:pPr>
-              <w:pStyle w:val="Bibliography"/>
-              <w:suppressAutoHyphens/>
-              <w:ind w:left="0" w:firstLine="0"/>
-            </w:pPr>
-            <w:r>
-              <w:t>J. Jumper, R. Evans, A. Pritzel, T. Green,</w:t>
-            </w:r>
-            <w:r>
-              <w:rPr>
-                <w:i/>
-                <w:iCs/>
-              </w:rPr>
-              <w:t xml:space="preserve"> M.</w:t>
-            </w:r>
-            <w:r>
-              <w:t xml:space="preserve"> Figurnov, O. Ronneberger, K. </w:t>
-            </w:r>
-            <w:proofErr w:type="spellStart"/>
-            <w:r>
-              <w:t>Tunyasuvunakool</w:t>
-            </w:r>
-            <w:proofErr w:type="spellEnd"/>
-            <w:r>
-              <w:t xml:space="preserve">, R. Bates, A. Žídek, A. Potapenko, A. </w:t>
-            </w:r>
-            <w:proofErr w:type="spellStart"/>
-            <w:r>
-              <w:t>Bridgland</w:t>
-            </w:r>
-            <w:proofErr w:type="spellEnd"/>
-            <w:r>
-              <w:t xml:space="preserve">, C. Meyer, S. A. A. Kohl, A. J. Ballard, A. Cowie, B. Romera-Paredes, S. Nikolov, R. Jain, J. Adler, T. Back, S. Petersen, D. Reiman, E. Clancy, M. Zielinski, M. Steinegger, M. Pacholska, T. Berghammer, S. Bodenstein, D. Silver, O. </w:t>
-            </w:r>
-            <w:proofErr w:type="spellStart"/>
-            <w:r>
-              <w:t>Vinyals</w:t>
-            </w:r>
-            <w:proofErr w:type="spellEnd"/>
-            <w:r>
-              <w:t xml:space="preserve">, A. W. Senior, K. </w:t>
-            </w:r>
-            <w:proofErr w:type="spellStart"/>
-            <w:r>
-              <w:t>Kavukcuoglu</w:t>
-            </w:r>
-            <w:proofErr w:type="spellEnd"/>
-            <w:r>
-              <w:t xml:space="preserve">, P. Kohli and D. Hassabis, "Highly accurate protein structure prediction with AlphaFold," </w:t>
-            </w:r>
-            <w:r>
-              <w:rPr>
-                <w:i/>
-                <w:iCs/>
-              </w:rPr>
-              <w:t xml:space="preserve">Nature, </w:t>
-            </w:r>
-            <w:r>
-              <w:t>vol. 596, no. 7873, p. 583–589, 2021.</w:t>
-            </w:r>
-            <w:r>
-              <w:t xml:space="preserve"> </w:t>
-            </w:r>
-            <w:proofErr w:type="spellStart"/>
-            <w:r>
-              <w:t>doi</w:t>
-            </w:r>
-            <w:proofErr w:type="spellEnd"/>
-            <w:r>
-              <w:t>: 10.1038/s41586-021-03819-2.</w:t>
-            </w:r>
-            <w:r>
-              <w:t xml:space="preserve"> </w:t>
-            </w:r>
-          </w:p>
-        </w:tc>
-      </w:tr>
-      <w:tr>
-        <w:trPr>
-          <w:divId w:val="2024670519"/>
-          <w:tblCellSpacing w:w="15" w:type="dxa"/>
-        </w:trPr>
-        <w:tc>
-          <w:tcPr>
-            <w:tcW w:w="315" w:type="dxa"/>
-            <w:tcMar>
-              <w:top w:w="15" w:type="dxa"/>
-              <w:left w:w="15" w:type="dxa"/>
-              <w:bottom w:w="15" w:type="dxa"/>
-              <w:right w:w="15" w:type="dxa"/>
-            </w:tcMar>
-            <w:hideMark/>
-          </w:tcPr>
-          <w:p>
-            <w:pPr>
-              <w:pStyle w:val="Bibliography"/>
-              <w:suppressAutoHyphens/>
-              <w:ind w:left="0" w:firstLine="0"/>
-            </w:pPr>
-            <w:r>
-              <w:t xml:space="preserve">[2] </w:t>
-            </w:r>
-          </w:p>
-        </w:tc>
-        <w:tc>
-          <w:tcPr>
-            <w:tcW w:w="4187" w:type="dxa"/>
-            <w:tcMar>
-              <w:top w:w="15" w:type="dxa"/>
-              <w:left w:w="15" w:type="dxa"/>
-              <w:bottom w:w="15" w:type="dxa"/>
-              <w:right w:w="15" w:type="dxa"/>
-            </w:tcMar>
-            <w:hideMark/>
-          </w:tcPr>
-          <w:p>
-            <w:pPr>
-              <w:pStyle w:val="Bibliography"/>
-              <w:suppressAutoHyphens/>
-              <w:ind w:left="0" w:firstLine="0"/>
-            </w:pPr>
-            <w:r>
-              <w:t xml:space="preserve">K. Schütt, P.-J. </w:t>
-            </w:r>
-            <w:proofErr w:type="spellStart"/>
-            <w:r>
-              <w:t>Kindermans</w:t>
-            </w:r>
-            <w:proofErr w:type="spellEnd"/>
-            <w:r>
-              <w:t xml:space="preserve">, H. E. Sauceda Felix, S. </w:t>
-            </w:r>
-            <w:proofErr w:type="spellStart"/>
-            <w:r>
-              <w:t>Chmiela</w:t>
-            </w:r>
-            <w:proofErr w:type="spellEnd"/>
-            <w:r>
-              <w:t xml:space="preserve">, A. </w:t>
-            </w:r>
-            <w:proofErr w:type="spellStart"/>
-            <w:r>
-              <w:t>Tkatchenko</w:t>
-            </w:r>
-            <w:proofErr w:type="spellEnd"/>
-            <w:r>
-              <w:t xml:space="preserve"> and K.-R. Müller, "</w:t>
-            </w:r>
-            <w:proofErr w:type="spellStart"/>
-            <w:r>
-              <w:t>SchNet</w:t>
-            </w:r>
-            <w:proofErr w:type="spellEnd"/>
-            <w:r>
-              <w:t xml:space="preserve">: A continuous-filter convolutional neural network for modeling quantum interactions," in </w:t>
-            </w:r>
-            <w:r>
-              <w:rPr>
-                <w:i/>
-                <w:iCs/>
-              </w:rPr>
-              <w:t>Advances in Neural Information Processing Systems</w:t>
-            </w:r>
-            <w:r>
-              <w:t>, 2017.</w:t>
-            </w:r>
-            <w:r>
-              <w:t xml:space="preserve"> [Online]. Available: https://proceedings.neurips.cc/paper_files/paper/2017/file/303ed4c69846ab36c2904d3ba8573050-Paper.pdf.</w:t>
-            </w:r>
-            <w:r>
-              <w:t xml:space="preserve"> </w:t>
-            </w:r>
-          </w:p>
-        </w:tc>
-      </w:tr>
-      <w:tr>
-        <w:trPr>
-          <w:divId w:val="2024670519"/>
-          <w:tblCellSpacing w:w="15" w:type="dxa"/>
-        </w:trPr>
-        <w:tc>
-          <w:tcPr>
-            <w:tcW w:w="315" w:type="dxa"/>
-            <w:tcMar>
-              <w:top w:w="15" w:type="dxa"/>
-              <w:left w:w="15" w:type="dxa"/>
-              <w:bottom w:w="15" w:type="dxa"/>
-              <w:right w:w="15" w:type="dxa"/>
-            </w:tcMar>
-            <w:hideMark/>
-          </w:tcPr>
-          <w:p>
-            <w:pPr>
-              <w:pStyle w:val="Bibliography"/>
-              <w:suppressAutoHyphens/>
-              <w:ind w:left="0" w:firstLine="0"/>
-            </w:pPr>
-            <w:r>
-              <w:t xml:space="preserve">[3] </w:t>
-            </w:r>
-          </w:p>
-        </w:tc>
-        <w:tc>
-          <w:tcPr>
-            <w:tcW w:w="4187" w:type="dxa"/>
-            <w:tcMar>
-              <w:top w:w="15" w:type="dxa"/>
-              <w:left w:w="15" w:type="dxa"/>
-              <w:bottom w:w="15" w:type="dxa"/>
-              <w:right w:w="15" w:type="dxa"/>
-            </w:tcMar>
-            <w:hideMark/>
-          </w:tcPr>
-          <w:p>
-            <w:pPr>
-              <w:pStyle w:val="Bibliography"/>
-              <w:suppressAutoHyphens/>
-              <w:ind w:left="0" w:firstLine="0"/>
-            </w:pPr>
-            <w:r>
-              <w:t xml:space="preserve">T. Xie and J. C. Grossman, "Crystal graph convolutional neural networks for an accurate and interpretable prediction of material </w:t>
-            </w:r>
-            <w:r>
-              <w:t xml:space="preserve">properties," </w:t>
-            </w:r>
-            <w:r>
-              <w:rPr>
-                <w:i/>
-                <w:iCs/>
-              </w:rPr>
-              <w:t xml:space="preserve">Physical Review Letters, </w:t>
-            </w:r>
-            <w:r>
-              <w:t>vol. 120, no. 14, p. 145301, 2018.</w:t>
-            </w:r>
-            <w:r>
-              <w:t xml:space="preserve"> </w:t>
-            </w:r>
-            <w:proofErr w:type="spellStart"/>
-            <w:r>
-              <w:t>doi</w:t>
-            </w:r>
-            <w:proofErr w:type="spellEnd"/>
-            <w:r>
-              <w:t>: 10.1103/PhysRevLett.120.145301.</w:t>
-            </w:r>
-            <w:r>
-              <w:t xml:space="preserve"> </w:t>
-            </w:r>
-          </w:p>
-        </w:tc>
-      </w:tr>
-      <w:tr>
-        <w:trPr>
-          <w:divId w:val="2024670519"/>
-          <w:tblCellSpacing w:w="15" w:type="dxa"/>
-        </w:trPr>
-        <w:tc>
-          <w:tcPr>
-            <w:tcW w:w="315" w:type="dxa"/>
-            <w:tcMar>
-              <w:top w:w="15" w:type="dxa"/>
-              <w:left w:w="15" w:type="dxa"/>
-              <w:bottom w:w="15" w:type="dxa"/>
-              <w:right w:w="15" w:type="dxa"/>
-            </w:tcMar>
-            <w:hideMark/>
-          </w:tcPr>
-          <w:p>
-            <w:pPr>
-              <w:pStyle w:val="Bibliography"/>
-              <w:suppressAutoHyphens/>
-              <w:ind w:left="0" w:firstLine="0"/>
-            </w:pPr>
-            <w:r>
-              <w:t xml:space="preserve">[4] </w:t>
-            </w:r>
-          </w:p>
-        </w:tc>
-        <w:tc>
-          <w:tcPr>
-            <w:tcW w:w="4187" w:type="dxa"/>
-            <w:tcMar>
-              <w:top w:w="15" w:type="dxa"/>
-              <w:left w:w="15" w:type="dxa"/>
-              <w:bottom w:w="15" w:type="dxa"/>
-              <w:right w:w="15" w:type="dxa"/>
-            </w:tcMar>
-            <w:hideMark/>
-          </w:tcPr>
-          <w:p>
-            <w:pPr>
-              <w:pStyle w:val="Bibliography"/>
-              <w:suppressAutoHyphens/>
-              <w:ind w:left="0" w:firstLine="0"/>
-            </w:pPr>
-            <w:r>
-              <w:t xml:space="preserve">A. Merchant, S. </w:t>
-            </w:r>
-            <w:proofErr w:type="spellStart"/>
-            <w:r>
-              <w:t>Batzner</w:t>
-            </w:r>
-            <w:proofErr w:type="spellEnd"/>
-            <w:r>
-              <w:t xml:space="preserve">, S. S. Schoenholz, M. </w:t>
-            </w:r>
-            <w:proofErr w:type="spellStart"/>
-            <w:r>
-              <w:t>Aykol</w:t>
-            </w:r>
-            <w:proofErr w:type="spellEnd"/>
-            <w:r>
-              <w:t xml:space="preserve">, G. Cheon and E. D. </w:t>
-            </w:r>
-            <w:proofErr w:type="spellStart"/>
-            <w:r>
-              <w:t>Cubuk</w:t>
-            </w:r>
-            <w:proofErr w:type="spellEnd"/>
-            <w:r>
-              <w:t xml:space="preserve">, "Scaling deep learning for materials discovery," </w:t>
-            </w:r>
-            <w:r>
-              <w:rPr>
-                <w:i/>
-                <w:iCs/>
-              </w:rPr>
-              <w:t xml:space="preserve">Nature, </w:t>
-            </w:r>
-            <w:r>
-              <w:t>vol. 624, no. 7990, p. 80–85, 2023.</w:t>
-            </w:r>
-            <w:r>
-              <w:t xml:space="preserve"> </w:t>
-            </w:r>
-            <w:proofErr w:type="spellStart"/>
-            <w:r>
-              <w:t>doi</w:t>
-            </w:r>
-            <w:proofErr w:type="spellEnd"/>
-            <w:r>
-              <w:t>: 10.1038/s41586-023-06735-9.</w:t>
-            </w:r>
-            <w:r>
-              <w:t xml:space="preserve"> </w:t>
-            </w:r>
-          </w:p>
-        </w:tc>
-      </w:tr>
-      <w:tr>
-        <w:trPr>
-          <w:divId w:val="2024670519"/>
-          <w:tblCellSpacing w:w="15" w:type="dxa"/>
-        </w:trPr>
-        <w:tc>
-          <w:tcPr>
-            <w:tcW w:w="315" w:type="dxa"/>
-            <w:tcMar>
-              <w:top w:w="15" w:type="dxa"/>
-              <w:left w:w="15" w:type="dxa"/>
-              <w:bottom w:w="15" w:type="dxa"/>
-              <w:right w:w="15" w:type="dxa"/>
-            </w:tcMar>
-            <w:hideMark/>
-          </w:tcPr>
-          <w:p>
-            <w:pPr>
-              <w:pStyle w:val="Bibliography"/>
-              <w:suppressAutoHyphens/>
-              <w:ind w:left="0" w:firstLine="0"/>
-            </w:pPr>
-            <w:r>
-              <w:t xml:space="preserve">[5] </w:t>
-            </w:r>
-          </w:p>
-        </w:tc>
-        <w:tc>
-          <w:tcPr>
-            <w:tcW w:w="4187" w:type="dxa"/>
-            <w:tcMar>
-              <w:top w:w="15" w:type="dxa"/>
-              <w:left w:w="15" w:type="dxa"/>
-              <w:bottom w:w="15" w:type="dxa"/>
-              <w:right w:w="15" w:type="dxa"/>
-            </w:tcMar>
-            <w:hideMark/>
-          </w:tcPr>
-          <w:p>
-            <w:pPr>
-              <w:pStyle w:val="Bibliography"/>
-              <w:suppressAutoHyphens/>
-              <w:ind w:left="0" w:firstLine="0"/>
-            </w:pPr>
-            <w:r>
-              <w:t>B. Burger, P. M. Maffettone, V.</w:t>
-            </w:r>
-            <w:r>
-              <w:rPr>
-                <w:i/>
-                <w:iCs/>
-              </w:rPr>
-              <w:t xml:space="preserve"> V.</w:t>
-            </w:r>
-            <w:r>
-              <w:t xml:space="preserve"> Gusev, C. M. Aitchison, Y. Bai, X. Wang, X. Li, B. M. Alston, B. Li, R. Clowes, N. Rankin, B. Harris, R. S. Sprick and A. I. Cooper, "A mobile robotic chemist," </w:t>
-            </w:r>
-            <w:r>
-              <w:rPr>
-                <w:i/>
-                <w:iCs/>
-              </w:rPr>
-              <w:t xml:space="preserve">Nature, </w:t>
-            </w:r>
-            <w:r>
-              <w:t>vol. 583, no. 7815, p. 237–241, 2020.</w:t>
-            </w:r>
-            <w:r>
-              <w:t xml:space="preserve"> </w:t>
-            </w:r>
-            <w:proofErr w:type="spellStart"/>
-            <w:r>
-              <w:t>doi</w:t>
-            </w:r>
-            <w:proofErr w:type="spellEnd"/>
-            <w:r>
-              <w:t>: 10.1038/s41586-020-2442-2.</w:t>
-            </w:r>
-            <w:r>
-              <w:t xml:space="preserve"> </w:t>
-            </w:r>
-          </w:p>
-        </w:tc>
-      </w:tr>
-      <w:tr>
-        <w:trPr>
-          <w:divId w:val="2024670519"/>
-          <w:tblCellSpacing w:w="15" w:type="dxa"/>
-        </w:trPr>
-        <w:tc>
-          <w:tcPr>
-            <w:tcW w:w="315" w:type="dxa"/>
-            <w:tcMar>
-              <w:top w:w="15" w:type="dxa"/>
-              <w:left w:w="15" w:type="dxa"/>
-              <w:bottom w:w="15" w:type="dxa"/>
-              <w:right w:w="15" w:type="dxa"/>
-            </w:tcMar>
-            <w:hideMark/>
-          </w:tcPr>
-          <w:p>
-            <w:pPr>
-              <w:pStyle w:val="Bibliography"/>
-              <w:suppressAutoHyphens/>
-              <w:ind w:left="0" w:firstLine="0"/>
-            </w:pPr>
-            <w:r>
-              <w:t xml:space="preserve">[6] </w:t>
-            </w:r>
-          </w:p>
-        </w:tc>
-        <w:tc>
-          <w:tcPr>
-            <w:tcW w:w="4187" w:type="dxa"/>
-            <w:tcMar>
-              <w:top w:w="15" w:type="dxa"/>
-              <w:left w:w="15" w:type="dxa"/>
-              <w:bottom w:w="15" w:type="dxa"/>
-              <w:right w:w="15" w:type="dxa"/>
-            </w:tcMar>
-            <w:hideMark/>
-          </w:tcPr>
-          <w:p>
-            <w:pPr>
-              <w:pStyle w:val="Bibliography"/>
-              <w:suppressAutoHyphens/>
-              <w:ind w:left="0" w:firstLine="0"/>
-            </w:pPr>
-            <w:r>
-              <w:t xml:space="preserve">S. G. Dale, N. Kazeev, A. J. A. Price, V. Posligua, S. Roche, O. A. von Lilienfeld, K. S. Novoselov, X. Bresson, G. Mengaldo, X. Chen, T. J. O’Kane, E. R. Lines, M. J. Allen, A. E. Debus, C. Miller, J. Zhou, H. H. Dodge, D. Rousseau, A. Ustyuzhanin, Z. Yan, M. Lanza, F. Sciarrino, R. Yoshida, Z. Leong, T. L. Tan, Q. Li, A. </w:t>
-            </w:r>
-            <w:proofErr w:type="spellStart"/>
-            <w:r>
-              <w:t>Kabylda</w:t>
-            </w:r>
-            <w:proofErr w:type="spellEnd"/>
-            <w:r>
-              <w:t xml:space="preserve">, I. Poltavsky, A. Tkatchenko, S. A. Tawfik, P. D. Kamath, T. J. </w:t>
-            </w:r>
-            <w:proofErr w:type="spellStart"/>
-            <w:r>
-              <w:t>Inizan</w:t>
-            </w:r>
-            <w:proofErr w:type="spellEnd"/>
-            <w:r>
-              <w:t xml:space="preserve">, K. A. Persson, B. Y. Li, V. Karan, C. Duan, H. Jia, Q. Zhao, H. Hayashi, A. Seko, I. Tanaka, O. M. Yaghi, T. Gould, B. Chan, S. Vuckovic, T. Li, M. Lin, Z. Tang, Y. Li, Y. Xu, A. Joshi, X. Wang, L. W. T. Ng, S. V. Kalinin, M. Ahmadi, J. Zhang, S. Zhang, A. Lapkin, M. Xiao, Z. Wu, K. </w:t>
-            </w:r>
-            <w:proofErr w:type="spellStart"/>
-            <w:r>
-              <w:t>Hippalgaonkar</w:t>
-            </w:r>
-            <w:proofErr w:type="spellEnd"/>
-            <w:r>
-              <w:t xml:space="preserve">, L. Wong, L. </w:t>
-            </w:r>
-            <w:proofErr w:type="spellStart"/>
-            <w:r>
-              <w:t>Bastonero</w:t>
-            </w:r>
-            <w:proofErr w:type="spellEnd"/>
-            <w:r>
-              <w:t>, N. Marzari, D. L. Esteras Cordoba, A. Tomut, A. Quinones Andrade and J.-H. Garcia, "Ai4x roadmap: Artificial intelligence for the advancement of scientific pursuit and its future directions," 2025.</w:t>
-            </w:r>
-            <w:r>
-              <w:t xml:space="preserve"> [Online]. Available: https://arxiv.org/abs/2511.20976.</w:t>
-            </w:r>
-          </w:p>
-        </w:tc>
-      </w:tr>
-      <w:tr>
-        <w:trPr>
-          <w:divId w:val="2024670519"/>
-          <w:tblCellSpacing w:w="15" w:type="dxa"/>
-        </w:trPr>
-        <w:tc>
-          <w:tcPr>
-            <w:tcW w:w="315" w:type="dxa"/>
-            <w:tcMar>
-              <w:top w:w="15" w:type="dxa"/>
-              <w:left w:w="15" w:type="dxa"/>
-              <w:bottom w:w="15" w:type="dxa"/>
-              <w:right w:w="15" w:type="dxa"/>
-            </w:tcMar>
-            <w:hideMark/>
-          </w:tcPr>
-          <w:p>
-            <w:pPr>
-              <w:pStyle w:val="Bibliography"/>
-              <w:suppressAutoHyphens/>
-              <w:ind w:left="0" w:firstLine="0"/>
-            </w:pPr>
-            <w:r>
-              <w:t xml:space="preserve">[7] </w:t>
-            </w:r>
-          </w:p>
-        </w:tc>
-        <w:tc>
-          <w:tcPr>
-            <w:tcW w:w="4187" w:type="dxa"/>
-            <w:tcMar>
-              <w:top w:w="15" w:type="dxa"/>
-              <w:left w:w="15" w:type="dxa"/>
-              <w:bottom w:w="15" w:type="dxa"/>
-              <w:right w:w="15" w:type="dxa"/>
-            </w:tcMar>
-            <w:hideMark/>
-          </w:tcPr>
-          <w:p>
-            <w:pPr>
-              <w:pStyle w:val="Bibliography"/>
-              <w:suppressAutoHyphens/>
-              <w:ind w:left="0" w:firstLine="0"/>
-            </w:pPr>
-            <w:r>
-              <w:t xml:space="preserve">AI4X Program Committee, "Hallucinated citations and Desk Rejections – is there a </w:t>
-            </w:r>
-            <w:proofErr w:type="gramStart"/>
-            <w:r>
-              <w:t>connection?,</w:t>
-            </w:r>
-            <w:proofErr w:type="gramEnd"/>
-            <w:r>
-              <w:t xml:space="preserve">" Nature, 2028. </w:t>
-            </w:r>
-          </w:p>
-        </w:tc>
-      </w:tr>
-      <w:tr>
-        <w:trPr>
-          <w:divId w:val="2024670519"/>
-          <w:tblCellSpacing w:w="15" w:type="dxa"/>
-        </w:trPr>
-        <w:tc>
-          <w:tcPr>
-            <w:tcW w:w="315" w:type="dxa"/>
-            <w:tcMar>
-              <w:top w:w="15" w:type="dxa"/>
-              <w:left w:w="15" w:type="dxa"/>
-              <w:bottom w:w="15" w:type="dxa"/>
-              <w:right w:w="15" w:type="dxa"/>
-            </w:tcMar>
-            <w:hideMark/>
-          </w:tcPr>
-          <w:p>
-            <w:pPr>
-              <w:pStyle w:val="Bibliography"/>
-              <w:suppressAutoHyphens/>
-              <w:ind w:left="0" w:firstLine="0"/>
-            </w:pPr>
-            <w:r>
-              <w:t xml:space="preserve">[8] </w:t>
-            </w:r>
-          </w:p>
-        </w:tc>
-        <w:tc>
-          <w:tcPr>
-            <w:tcW w:w="4187" w:type="dxa"/>
-            <w:tcMar>
-              <w:top w:w="15" w:type="dxa"/>
-              <w:left w:w="15" w:type="dxa"/>
-              <w:bottom w:w="15" w:type="dxa"/>
-              <w:right w:w="15" w:type="dxa"/>
-            </w:tcMar>
-            <w:hideMark/>
-          </w:tcPr>
-          <w:p>
-            <w:pPr>
-              <w:pStyle w:val="Bibliography"/>
-              <w:suppressAutoHyphens/>
-              <w:ind w:left="0" w:firstLine="0"/>
-            </w:pPr>
-            <w:r>
-              <w:t>N. Kazeev, "AI4X Conference 2027 abstract template," 2026. [Online]. Available: https:</w:t>
-            </w:r>
-            <w:r>
-              <w:rPr>
-                <w:i/>
-                <w:iCs/>
-              </w:rPr>
-              <w:t>//github</w:t>
-            </w:r>
-            <w:r>
-              <w:t>.com/kazeevn/AI4X-Abstract-Template.</w:t>
-            </w:r>
-          </w:p>
-        </w:tc>
-      </w:tr>
-      <w:tr>
-        <w:trPr>
-          <w:divId w:val="2024670519"/>
-          <w:tblCellSpacing w:w="15" w:type="dxa"/>
-        </w:trPr>
-        <w:tc>
-          <w:tcPr>
-            <w:tcW w:w="315" w:type="dxa"/>
-            <w:tcMar>
-              <w:top w:w="15" w:type="dxa"/>
-              <w:left w:w="15" w:type="dxa"/>
-              <w:bottom w:w="15" w:type="dxa"/>
-              <w:right w:w="15" w:type="dxa"/>
-            </w:tcMar>
-            <w:hideMark/>
-          </w:tcPr>
-          <w:p>
-            <w:pPr>
-              <w:pStyle w:val="Bibliography"/>
-              <w:suppressAutoHyphens/>
-              <w:ind w:left="0" w:firstLine="0"/>
-            </w:pPr>
-            <w:r>
-              <w:t xml:space="preserve">[9] </w:t>
-            </w:r>
-          </w:p>
-        </w:tc>
-        <w:tc>
-          <w:tcPr>
-            <w:tcW w:w="4187" w:type="dxa"/>
-            <w:tcMar>
-              <w:top w:w="15" w:type="dxa"/>
-              <w:left w:w="15" w:type="dxa"/>
-              <w:bottom w:w="15" w:type="dxa"/>
-              <w:right w:w="15" w:type="dxa"/>
-            </w:tcMar>
-            <w:hideMark/>
-          </w:tcPr>
-          <w:p>
-            <w:pPr>
-              <w:pStyle w:val="Bibliography"/>
-              <w:suppressAutoHyphens/>
-              <w:ind w:left="0" w:firstLine="0"/>
-            </w:pPr>
-            <w:r>
-              <w:t xml:space="preserve">J. O. Woods, D. Grande and S. </w:t>
-            </w:r>
-            <w:proofErr w:type="spellStart"/>
-            <w:r>
-              <w:t>Farì</w:t>
-            </w:r>
-            <w:proofErr w:type="spellEnd"/>
-            <w:r>
-              <w:t>, "International Astronautical Congress LaTeX template," 2025. [Online]. Available: https://github.com/grande-dev/International-Astronautical-Congress-LaTeX-template.</w:t>
-            </w:r>
-          </w:p>
-        </w:tc>
-      </w:tr>
-    </w:tbl>
-    <w:p>
-      <w:pPr>
-        <w:spacing w:line="20" w:lineRule="auto"/>
-        <w:divId w:val="2024670519"/>
-        <w:rPr>
-          <w:rFonts w:eastAsia="Times New Roman"/>
-          <w:noProof/>
-          <w:sz w:val="2"/>
-        </w:rPr>
-      </w:pPr>
+      <w:r>
+        <w:rPr>
+          <w:noProof/>
+        </w:rPr>
+        <w:t xml:space="preserve">AI4X Program Committee. (2028). Hallucinated citations and Desk Rejections – is there a connection? </w:t>
+      </w:r>
+      <w:r>
+        <w:rPr>
+          <w:i/>
+          <w:iCs/>
+          <w:noProof/>
+        </w:rPr>
+        <w:t>Nature</w:t>
+      </w:r>
+      <w:r>
+        <w:rPr>
+          <w:noProof/>
+        </w:rPr>
+        <w:t>.</w:t>
+      </w:r>
+    </w:p>
+    <w:p>
+      <w:pPr>
+        <w:pStyle w:val="Bibliography"/>
+        <w:ind w:left="720" w:hanging="720"/>
+        <w:rPr>
+          <w:noProof/>
+        </w:rPr>
+      </w:pPr>
+      <w:r>
+        <w:rPr>
+          <w:noProof/>
+        </w:rPr>
+        <w:t xml:space="preserve">Burger, B., Maffettone, P. M., Gusev, V. V., Aitchison, C. M., Bai, Y., Wang, X., . . . Cooper, A. I. (2020). A mobile robotic chemist. </w:t>
+      </w:r>
+      <w:r>
+        <w:rPr>
+          <w:i/>
+          <w:iCs/>
+          <w:noProof/>
+        </w:rPr>
+        <w:t>Nature, 583</w:t>
+      </w:r>
+      <w:r>
+        <w:rPr>
+          <w:noProof/>
+        </w:rPr>
+        <w:t>(7815), 237–241. doi:10.1038/s41586-020-2442-2</w:t>
+      </w:r>
+    </w:p>
+    <w:p>
+      <w:pPr>
+        <w:pStyle w:val="Bibliography"/>
+        <w:ind w:left="720" w:hanging="720"/>
+        <w:rPr>
+          <w:noProof/>
+        </w:rPr>
+      </w:pPr>
+      <w:r>
+        <w:rPr>
+          <w:noProof/>
+        </w:rPr>
+        <w:t xml:space="preserve">Dale, S. G., Kazeev, N., Price, A. J., Posligua, V., Roche, S., von Lilienfeld, O. A., . . . Garcia, J.-H. (2025). </w:t>
+      </w:r>
+      <w:r>
+        <w:rPr>
+          <w:i/>
+          <w:iCs/>
+          <w:noProof/>
+        </w:rPr>
+        <w:t>AI4X roadmap: Artificial intelligence for the advancement of scientific pursuit and its future directions.</w:t>
+      </w:r>
+      <w:r>
+        <w:rPr>
+          <w:noProof/>
+        </w:rPr>
+        <w:t xml:space="preserve"> Retrieved from https://arxiv.org/abs/2511.20976</w:t>
+      </w:r>
+    </w:p>
+    <w:p>
+      <w:pPr>
+        <w:pStyle w:val="Bibliography"/>
+        <w:ind w:left="720" w:hanging="720"/>
+        <w:rPr>
+          <w:noProof/>
+        </w:rPr>
+      </w:pPr>
+      <w:r>
+        <w:rPr>
+          <w:noProof/>
+        </w:rPr>
+        <w:t xml:space="preserve">Jumper, J., Evans, R., Pritzel, A., Green, T., Figurnov, M., Ronneberger, O., . . . Hassabis, D. (2021). Highly accurate protein structure prediction with AlphaFold. </w:t>
+      </w:r>
+      <w:r>
+        <w:rPr>
+          <w:i/>
+          <w:iCs/>
+          <w:noProof/>
+        </w:rPr>
+        <w:t>Nature, 596</w:t>
+      </w:r>
+      <w:r>
+        <w:rPr>
+          <w:noProof/>
+        </w:rPr>
+        <w:t>(7873), 583–589. doi:10.1038/s41586-021-03819-2</w:t>
+      </w:r>
+    </w:p>
+    <w:p>
+      <w:pPr>
+        <w:pStyle w:val="Bibliography"/>
+        <w:ind w:left="720" w:hanging="720"/>
+        <w:rPr>
+          <w:noProof/>
+        </w:rPr>
+      </w:pPr>
+      <w:r>
+        <w:rPr>
+          <w:noProof/>
+        </w:rPr>
+        <w:t xml:space="preserve">Kazeev, N. (2026). </w:t>
+      </w:r>
+      <w:r>
+        <w:rPr>
+          <w:i/>
+          <w:iCs/>
+          <w:noProof/>
+        </w:rPr>
+        <w:t>AI4X Conference 2027 abstract template.</w:t>
+      </w:r>
+      <w:r>
+        <w:rPr>
+          <w:noProof/>
+        </w:rPr>
+        <w:t xml:space="preserve"> Retrieved from https://github.com/kazeevn/AI4X-Abstract-Template</w:t>
+      </w:r>
+    </w:p>
+    <w:p>
+      <w:pPr>
+        <w:pStyle w:val="Bibliography"/>
+        <w:ind w:left="720" w:hanging="720"/>
+        <w:rPr>
+          <w:noProof/>
+        </w:rPr>
+      </w:pPr>
+      <w:r>
+        <w:rPr>
+          <w:noProof/>
+        </w:rPr>
+        <w:t xml:space="preserve">Merchant, A., Batzner, S., Schoenholz, S. S., Aykol, M., Cheon, G., &amp; Cubuk, E. D. (2023). Scaling deep learning for materials discovery. </w:t>
+      </w:r>
+      <w:r>
+        <w:rPr>
+          <w:i/>
+          <w:iCs/>
+          <w:noProof/>
+        </w:rPr>
+        <w:t>Nature, 624</w:t>
+      </w:r>
+      <w:r>
+        <w:rPr>
+          <w:noProof/>
+        </w:rPr>
+        <w:t>(7990), 80–85. doi:10.1038/s41586-023-06735-9</w:t>
+      </w:r>
+    </w:p>
+    <w:p>
+      <w:pPr>
+        <w:pStyle w:val="Bibliography"/>
+        <w:ind w:left="720" w:hanging="720"/>
+        <w:rPr>
+          <w:noProof/>
+        </w:rPr>
+      </w:pPr>
+      <w:r>
+        <w:rPr>
+          <w:noProof/>
+        </w:rPr>
+        <w:t xml:space="preserve">Schütt, K., Kindermans, P.-J., Sauceda Felix, H. E., Chmiela, S., Tkatchenko, A., &amp; Müller, K.-R. (2017). SchNet: A continuous-filter convolutional neural network for modeling quantum interactions. </w:t>
+      </w:r>
+      <w:r>
+        <w:rPr>
+          <w:i/>
+          <w:iCs/>
+          <w:noProof/>
+        </w:rPr>
+        <w:t>Advances in Neural Information Processing Systems.</w:t>
+      </w:r>
+      <w:r>
+        <w:rPr>
+          <w:noProof/>
+        </w:rPr>
+        <w:t xml:space="preserve"> </w:t>
+      </w:r>
+      <w:r>
+        <w:rPr>
+          <w:i/>
+          <w:iCs/>
+          <w:noProof/>
+        </w:rPr>
+        <w:t>30.</w:t>
+      </w:r>
+      <w:r>
+        <w:rPr>
+          <w:noProof/>
+        </w:rPr>
+        <w:t xml:space="preserve"> Curran Associates, Inc. Retrieved from https://proceedings.neurips.cc/paper_files/paper/2017/file/303ed4c69846ab36c2904d3ba8573050-Paper.pdf</w:t>
+      </w:r>
+    </w:p>
+    <w:p>
+      <w:pPr>
+        <w:pStyle w:val="Bibliography"/>
+        <w:ind w:left="720" w:hanging="720"/>
+        <w:rPr>
+          <w:noProof/>
+        </w:rPr>
+      </w:pPr>
+      <w:r>
+        <w:rPr>
+          <w:noProof/>
+        </w:rPr>
+        <w:t xml:space="preserve">Woods, J. O., Grande, D., &amp; Farì, S. (2025). </w:t>
+      </w:r>
+      <w:r>
+        <w:rPr>
+          <w:i/>
+          <w:iCs/>
+          <w:noProof/>
+        </w:rPr>
+        <w:t>International Astronautical Congress LaTeX template.</w:t>
+      </w:r>
+      <w:r>
+        <w:rPr>
+          <w:noProof/>
+        </w:rPr>
+        <w:t xml:space="preserve"> Retrieved from https://github.com/grande-dev/International-Astronautical-Congress-LaTeX-template</w:t>
+      </w:r>
+    </w:p>
+    <w:p>
+      <w:pPr>
+        <w:pStyle w:val="Bibliography"/>
+        <w:ind w:left="720" w:hanging="720"/>
+        <w:rPr>
+          <w:noProof/>
+        </w:rPr>
+      </w:pPr>
+      <w:r>
+        <w:rPr>
+          <w:noProof/>
+        </w:rPr>
+        <w:t xml:space="preserve">Xie, T., &amp; Grossman, J. C. (2018). Crystal graph convolutional neural networks for an accurate and interpretable prediction of material properties. </w:t>
+      </w:r>
+      <w:r>
+        <w:rPr>
+          <w:i/>
+          <w:iCs/>
+          <w:noProof/>
+        </w:rPr>
+        <w:t>Physical Review Letters, 120</w:t>
+      </w:r>
+      <w:r>
+        <w:rPr>
+          <w:noProof/>
+        </w:rPr>
+        <w:t>(14), 145301. doi:10.1103/PhysRevLett.120.145301</w:t>
+      </w:r>
     </w:p>
     <w:p>
       <w:pPr>
@@ -3792,30 +3297,8 @@
 </a:theme>
 </file>
 
-<file path=word/webextensions/taskpanes.xml><?xml version="1.0" encoding="utf-8"?>
-<wetp:taskpanes xmlns:wetp="http://schemas.microsoft.com/office/webextensions/taskpanes/2010/11">
-  <wetp:taskpane dockstate="right" visibility="0" width="900" row="0">
-    <wetp:webextensionref xmlns:r="http://schemas.openxmlformats.org/officeDocument/2006/relationships" r:id="rId1"/>
-  </wetp:taskpane>
-</wetp:taskpanes>
-</file>
-
-<file path=word/webextensions/webextension1.xml><?xml version="1.0" encoding="utf-8"?>
-<we:webextension xmlns:we="http://schemas.microsoft.com/office/webextensions/webextension/2010/11" id="{223A97BB-DE75-4AEE-B1B7-1EC06FB427CE}">
-  <we:reference id="cba9fc06-6fc9-492e-9525-923870a3b909" version="2.0.0.1" store="EXCatalog" storeType="EXCatalog"/>
-  <we:alternateReferences>
-    <we:reference id="WA200010215" version="2.0.0.1" store="en-US" storeType="OMEX"/>
-  </we:alternateReferences>
-  <we:properties>
-    <we:property name="bps.codex_control.document_id" value="&quot;55eb142b-024f-4d29-8011-eb0461edc021&quot;"/>
-  </we:properties>
-  <we:bindings/>
-  <we:snapshot xmlns:r="http://schemas.openxmlformats.org/officeDocument/2006/relationships"/>
-</we:webextension>
-</file>
-
 <file path=customXml/item1.xml><?xml version="1.0" encoding="utf-8"?>
-<b:Sources xmlns:b="http://schemas.openxmlformats.org/officeDocument/2006/bibliography" xmlns="http://schemas.openxmlformats.org/officeDocument/2006/bibliography" SelectedStyle="\IEEE2006OfficeOnline.xsl" StyleName="IEEE" Version="2006">
+<b:Sources xmlns:b="http://schemas.openxmlformats.org/officeDocument/2006/bibliography" xmlns="http://schemas.openxmlformats.org/officeDocument/2006/bibliography" SelectedStyle="\APASixthEditionOfficeOnline.xsl" StyleName="APA" Version="6">
   <b:Source>
     <b:Tag>AI4X_Schutt2017</b:Tag>
     <b:SourceType>ConferenceProceedings</b:SourceType>
@@ -3939,312 +3422,6 @@
     <b:RefOrder>4</b:RefOrder>
   </b:Source>
   <b:Source>
-    <b:Tag>AI4X_Roadmap2025</b:Tag>
-    <b:SourceType>Report</b:SourceType>
-    <b:Author>
-      <b:Author>
-        <b:NameList>
-          <b:Person>
-            <b:Last>Dale</b:Last>
-            <b:First>Stephen</b:First>
-            <b:Middle>G.</b:Middle>
-          </b:Person>
-          <b:Person>
-            <b:Last>Kazeev</b:Last>
-            <b:First>Nikita</b:First>
-          </b:Person>
-          <b:Person>
-            <b:Last>Price</b:Last>
-            <b:First>Alastair</b:First>
-            <b:Middle>J. A.</b:Middle>
-          </b:Person>
-          <b:Person>
-            <b:Last>Posligua</b:Last>
-            <b:First>Victor</b:First>
-          </b:Person>
-          <b:Person>
-            <b:Last>Roche</b:Last>
-            <b:First>Stephan</b:First>
-          </b:Person>
-          <b:Person>
-            <b:Last>von Lilienfeld</b:Last>
-            <b:First>O.</b:First>
-            <b:Middle>Anatole</b:Middle>
-          </b:Person>
-          <b:Person>
-            <b:Last>Novoselov</b:Last>
-            <b:First>Konstantin</b:First>
-            <b:Middle>S.</b:Middle>
-          </b:Person>
-          <b:Person>
-            <b:Last>Bresson</b:Last>
-            <b:First>Xavier</b:First>
-          </b:Person>
-          <b:Person>
-            <b:Last>Mengaldo</b:Last>
-            <b:First>Gianmarco</b:First>
-          </b:Person>
-          <b:Person>
-            <b:Last>Chen</b:Last>
-            <b:First>Xudong</b:First>
-          </b:Person>
-          <b:Person>
-            <b:Last>O’Kane</b:Last>
-            <b:First>Terence</b:First>
-            <b:Middle>J.</b:Middle>
-          </b:Person>
-          <b:Person>
-            <b:Last>Lines</b:Last>
-            <b:First>Emily</b:First>
-            <b:Middle>R.</b:Middle>
-          </b:Person>
-          <b:Person>
-            <b:Last>Allen</b:Last>
-            <b:First>Matthew</b:First>
-            <b:Middle>J.</b:Middle>
-          </b:Person>
-          <b:Person>
-            <b:Last>Debus</b:Last>
-            <b:First>Amandine</b:First>
-            <b:Middle>E.</b:Middle>
-          </b:Person>
-          <b:Person>
-            <b:Last>Miller</b:Last>
-            <b:First>Clayton</b:First>
-          </b:Person>
-          <b:Person>
-            <b:Last>Zhou</b:Last>
-            <b:First>Jiayu</b:First>
-          </b:Person>
-          <b:Person>
-            <b:Last>Dodge</b:Last>
-            <b:First>Hiroko</b:First>
-            <b:Middle>H.</b:Middle>
-          </b:Person>
-          <b:Person>
-            <b:Last>Rousseau</b:Last>
-            <b:First>David</b:First>
-          </b:Person>
-          <b:Person>
-            <b:Last>Ustyuzhanin</b:Last>
-            <b:First>Andrey</b:First>
-          </b:Person>
-          <b:Person>
-            <b:Last>Yan</b:Last>
-            <b:First>Ziyun</b:First>
-          </b:Person>
-          <b:Person>
-            <b:Last>Lanza</b:Last>
-            <b:First>Mario</b:First>
-          </b:Person>
-          <b:Person>
-            <b:Last>Sciarrino</b:Last>
-            <b:First>Fabio</b:First>
-          </b:Person>
-          <b:Person>
-            <b:Last>Yoshida</b:Last>
-            <b:First>Ryo</b:First>
-          </b:Person>
-          <b:Person>
-            <b:Last>Leong</b:Last>
-            <b:First>Zhidong</b:First>
-          </b:Person>
-          <b:Person>
-            <b:Last>Tan</b:Last>
-            <b:First>Teck</b:First>
-            <b:Middle>Leong</b:Middle>
-          </b:Person>
-          <b:Person>
-            <b:Last>Li</b:Last>
-            <b:First>Qianxiao</b:First>
-          </b:Person>
-          <b:Person>
-            <b:Last>Kabylda</b:Last>
-            <b:First>Adil</b:First>
-          </b:Person>
-          <b:Person>
-            <b:Last>Poltavsky</b:Last>
-            <b:First>Igor</b:First>
-          </b:Person>
-          <b:Person>
-            <b:Last>Tkatchenko</b:Last>
-            <b:First>Alexandre</b:First>
-          </b:Person>
-          <b:Person>
-            <b:Last>Tawfik</b:Last>
-            <b:First>Sherif</b:First>
-            <b:Middle>Abdulkader</b:Middle>
-          </b:Person>
-          <b:Person>
-            <b:Last>Kamath</b:Last>
-            <b:First>Prathami</b:First>
-            <b:Middle>Divakar</b:Middle>
-          </b:Person>
-          <b:Person>
-            <b:Last>Inizan</b:Last>
-            <b:First>Theo</b:First>
-            <b:Middle>Jaffrelot</b:Middle>
-          </b:Person>
-          <b:Person>
-            <b:Last>Persson</b:Last>
-            <b:First>Kristin</b:First>
-            <b:Middle>A.</b:Middle>
-          </b:Person>
-          <b:Person>
-            <b:Last>Li</b:Last>
-            <b:First>Bryant</b:First>
-            <b:Middle>Y.</b:Middle>
-          </b:Person>
-          <b:Person>
-            <b:Last>Karan</b:Last>
-            <b:First>Vir</b:First>
-          </b:Person>
-          <b:Person>
-            <b:Last>Duan</b:Last>
-            <b:First>Chenru</b:First>
-          </b:Person>
-          <b:Person>
-            <b:Last>Jia</b:Last>
-            <b:First>Haojun</b:First>
-          </b:Person>
-          <b:Person>
-            <b:Last>Zhao</b:Last>
-            <b:First>Qiyuan</b:First>
-          </b:Person>
-          <b:Person>
-            <b:Last>Hayashi</b:Last>
-            <b:First>Hiroyuki</b:First>
-          </b:Person>
-          <b:Person>
-            <b:Last>Seko</b:Last>
-            <b:First>Atsuto</b:First>
-          </b:Person>
-          <b:Person>
-            <b:Last>Tanaka</b:Last>
-            <b:First>Isao</b:First>
-          </b:Person>
-          <b:Person>
-            <b:Last>Yaghi</b:Last>
-            <b:First>Omar</b:First>
-            <b:Middle>M.</b:Middle>
-          </b:Person>
-          <b:Person>
-            <b:Last>Gould</b:Last>
-            <b:First>Tim</b:First>
-          </b:Person>
-          <b:Person>
-            <b:Last>Chan</b:Last>
-            <b:First>Bun</b:First>
-          </b:Person>
-          <b:Person>
-            <b:Last>Vuckovic</b:Last>
-            <b:First>Stefan</b:First>
-          </b:Person>
-          <b:Person>
-            <b:Last>Li</b:Last>
-            <b:First>Tianbo</b:First>
-          </b:Person>
-          <b:Person>
-            <b:Last>Lin</b:Last>
-            <b:First>Min</b:First>
-          </b:Person>
-          <b:Person>
-            <b:Last>Tang</b:Last>
-            <b:First>Zehcen</b:First>
-          </b:Person>
-          <b:Person>
-            <b:Last>Li</b:Last>
-            <b:First>Yang</b:First>
-          </b:Person>
-          <b:Person>
-            <b:Last>Xu</b:Last>
-            <b:First>Yong</b:First>
-          </b:Person>
-          <b:Person>
-            <b:Last>Joshi</b:Last>
-            <b:First>Amrita</b:First>
-          </b:Person>
-          <b:Person>
-            <b:Last>Wang</b:Last>
-            <b:First>Xiaonan</b:First>
-          </b:Person>
-          <b:Person>
-            <b:Last>Ng</b:Last>
-            <b:First>Leonard</b:First>
-            <b:Middle>W. T.</b:Middle>
-          </b:Person>
-          <b:Person>
-            <b:Last>Kalinin</b:Last>
-            <b:First>Sergei</b:First>
-            <b:Middle>V.</b:Middle>
-          </b:Person>
-          <b:Person>
-            <b:Last>Ahmadi</b:Last>
-            <b:First>Mahshid</b:First>
-          </b:Person>
-          <b:Person>
-            <b:Last>Zhang</b:Last>
-            <b:First>Jiyizhe</b:First>
-          </b:Person>
-          <b:Person>
-            <b:Last>Zhang</b:Last>
-            <b:First>Shuyuan</b:First>
-          </b:Person>
-          <b:Person>
-            <b:Last>Lapkin</b:Last>
-            <b:First>Alexei</b:First>
-          </b:Person>
-          <b:Person>
-            <b:Last>Xiao</b:Last>
-            <b:First>Ming</b:First>
-          </b:Person>
-          <b:Person>
-            <b:Last>Wu</b:Last>
-            <b:First>Zhe</b:First>
-          </b:Person>
-          <b:Person>
-            <b:Last>Hippalgaonkar</b:Last>
-            <b:First>Kedar</b:First>
-          </b:Person>
-          <b:Person>
-            <b:Last>Wong</b:Last>
-            <b:First>Limsoon</b:First>
-          </b:Person>
-          <b:Person>
-            <b:Last>Bastonero</b:Last>
-            <b:First>Lorenzo</b:First>
-          </b:Person>
-          <b:Person>
-            <b:Last>Marzari</b:Last>
-            <b:First>Nicola</b:First>
-          </b:Person>
-          <b:Person>
-            <b:Last>Esteras Cordoba</b:Last>
-            <b:First>Dorye</b:First>
-            <b:Middle>Luis</b:Middle>
-          </b:Person>
-          <b:Person>
-            <b:Last>Tomut</b:Last>
-            <b:First>Andrei</b:First>
-          </b:Person>
-          <b:Person>
-            <b:Last>Quinones Andrade</b:Last>
-            <b:First>Alba</b:First>
-          </b:Person>
-          <b:Person>
-            <b:Last>Garcia</b:Last>
-            <b:First>Jose-Hugo</b:First>
-          </b:Person>
-        </b:NameList>
-      </b:Author>
-    </b:Author>
-    <b:Title>Ai4x roadmap: Artificial intelligence for the advancement of scientific pursuit and its future directions</b:Title>
-    <b:Year>2025</b:Year>
-    <b:URL>https://arxiv.org/abs/2511.20976</b:URL>
-    <b:StandardNumber>arXiv:2511.20976</b:StandardNumber>
-    <b:RefOrder>6</b:RefOrder>
-  </b:Source>
-  <b:Source>
     <b:Tag>AI4X_Committee2028</b:Tag>
     <b:SourceType>JournalArticle</b:SourceType>
     <b:Author>
@@ -4544,11 +3721,318 @@
     <b:URL>https://doi.org/10.1038/s41586-020-2442-2</b:URL>
     <b:RefOrder>5</b:RefOrder>
   </b:Source>
+  <b:Source>
+    <b:Tag>AI4X_Roadmap2025</b:Tag>
+    <b:SourceType>Report</b:SourceType>
+    <b:Author>
+      <b:Author>
+        <b:NameList>
+          <b:Person>
+            <b:Last>Dale</b:Last>
+            <b:First>Stephen</b:First>
+            <b:Middle>G.</b:Middle>
+          </b:Person>
+          <b:Person>
+            <b:Last>Kazeev</b:Last>
+            <b:First>Nikita</b:First>
+          </b:Person>
+          <b:Person>
+            <b:Last>Price</b:Last>
+            <b:First>Alastair</b:First>
+            <b:Middle>J. A.</b:Middle>
+          </b:Person>
+          <b:Person>
+            <b:Last>Posligua</b:Last>
+            <b:First>Victor</b:First>
+          </b:Person>
+          <b:Person>
+            <b:Last>Roche</b:Last>
+            <b:First>Stephan</b:First>
+          </b:Person>
+          <b:Person>
+            <b:Last>von Lilienfeld</b:Last>
+            <b:First>O.</b:First>
+            <b:Middle>Anatole</b:Middle>
+          </b:Person>
+          <b:Person>
+            <b:Last>Novoselov</b:Last>
+            <b:First>Konstantin</b:First>
+            <b:Middle>S.</b:Middle>
+          </b:Person>
+          <b:Person>
+            <b:Last>Bresson</b:Last>
+            <b:First>Xavier</b:First>
+          </b:Person>
+          <b:Person>
+            <b:Last>Mengaldo</b:Last>
+            <b:First>Gianmarco</b:First>
+          </b:Person>
+          <b:Person>
+            <b:Last>Chen</b:Last>
+            <b:First>Xudong</b:First>
+          </b:Person>
+          <b:Person>
+            <b:Last>O’Kane</b:Last>
+            <b:First>Terence</b:First>
+            <b:Middle>J.</b:Middle>
+          </b:Person>
+          <b:Person>
+            <b:Last>Lines</b:Last>
+            <b:First>Emily</b:First>
+            <b:Middle>R.</b:Middle>
+          </b:Person>
+          <b:Person>
+            <b:Last>Allen</b:Last>
+            <b:First>Matthew</b:First>
+            <b:Middle>J.</b:Middle>
+          </b:Person>
+          <b:Person>
+            <b:Last>Debus</b:Last>
+            <b:First>Amandine</b:First>
+            <b:Middle>E.</b:Middle>
+          </b:Person>
+          <b:Person>
+            <b:Last>Miller</b:Last>
+            <b:First>Clayton</b:First>
+          </b:Person>
+          <b:Person>
+            <b:Last>Zhou</b:Last>
+            <b:First>Jiayu</b:First>
+          </b:Person>
+          <b:Person>
+            <b:Last>Dodge</b:Last>
+            <b:First>Hiroko</b:First>
+            <b:Middle>H.</b:Middle>
+          </b:Person>
+          <b:Person>
+            <b:Last>Rousseau</b:Last>
+            <b:First>David</b:First>
+          </b:Person>
+          <b:Person>
+            <b:Last>Ustyuzhanin</b:Last>
+            <b:First>Andrey</b:First>
+          </b:Person>
+          <b:Person>
+            <b:Last>Yan</b:Last>
+            <b:First>Ziyun</b:First>
+          </b:Person>
+          <b:Person>
+            <b:Last>Lanza</b:Last>
+            <b:First>Mario</b:First>
+          </b:Person>
+          <b:Person>
+            <b:Last>Sciarrino</b:Last>
+            <b:First>Fabio</b:First>
+          </b:Person>
+          <b:Person>
+            <b:Last>Yoshida</b:Last>
+            <b:First>Ryo</b:First>
+          </b:Person>
+          <b:Person>
+            <b:Last>Leong</b:Last>
+            <b:First>Zhidong</b:First>
+          </b:Person>
+          <b:Person>
+            <b:Last>Tan</b:Last>
+            <b:First>Teck</b:First>
+            <b:Middle>Leong</b:Middle>
+          </b:Person>
+          <b:Person>
+            <b:Last>Li</b:Last>
+            <b:First>Qianxiao</b:First>
+          </b:Person>
+          <b:Person>
+            <b:Last>Kabylda</b:Last>
+            <b:First>Adil</b:First>
+          </b:Person>
+          <b:Person>
+            <b:Last>Poltavsky</b:Last>
+            <b:First>Igor</b:First>
+          </b:Person>
+          <b:Person>
+            <b:Last>Tkatchenko</b:Last>
+            <b:First>Alexandre</b:First>
+          </b:Person>
+          <b:Person>
+            <b:Last>Tawfik</b:Last>
+            <b:First>Sherif</b:First>
+            <b:Middle>Abdulkader</b:Middle>
+          </b:Person>
+          <b:Person>
+            <b:Last>Kamath</b:Last>
+            <b:First>Prathami</b:First>
+            <b:Middle>Divakar</b:Middle>
+          </b:Person>
+          <b:Person>
+            <b:Last>Inizan</b:Last>
+            <b:First>Theo</b:First>
+            <b:Middle>Jaffrelot</b:Middle>
+          </b:Person>
+          <b:Person>
+            <b:Last>Persson</b:Last>
+            <b:First>Kristin</b:First>
+            <b:Middle>A.</b:Middle>
+          </b:Person>
+          <b:Person>
+            <b:Last>Li</b:Last>
+            <b:First>Bryant</b:First>
+            <b:Middle>Y.</b:Middle>
+          </b:Person>
+          <b:Person>
+            <b:Last>Karan</b:Last>
+            <b:First>Vir</b:First>
+          </b:Person>
+          <b:Person>
+            <b:Last>Duan</b:Last>
+            <b:First>Chenru</b:First>
+          </b:Person>
+          <b:Person>
+            <b:Last>Jia</b:Last>
+            <b:First>Haojun</b:First>
+          </b:Person>
+          <b:Person>
+            <b:Last>Zhao</b:Last>
+            <b:First>Qiyuan</b:First>
+          </b:Person>
+          <b:Person>
+            <b:Last>Hayashi</b:Last>
+            <b:First>Hiroyuki</b:First>
+          </b:Person>
+          <b:Person>
+            <b:Last>Seko</b:Last>
+            <b:First>Atsuto</b:First>
+          </b:Person>
+          <b:Person>
+            <b:Last>Tanaka</b:Last>
+            <b:First>Isao</b:First>
+          </b:Person>
+          <b:Person>
+            <b:Last>Yaghi</b:Last>
+            <b:First>Omar</b:First>
+            <b:Middle>M.</b:Middle>
+          </b:Person>
+          <b:Person>
+            <b:Last>Gould</b:Last>
+            <b:First>Tim</b:First>
+          </b:Person>
+          <b:Person>
+            <b:Last>Chan</b:Last>
+            <b:First>Bun</b:First>
+          </b:Person>
+          <b:Person>
+            <b:Last>Vuckovic</b:Last>
+            <b:First>Stefan</b:First>
+          </b:Person>
+          <b:Person>
+            <b:Last>Li</b:Last>
+            <b:First>Tianbo</b:First>
+          </b:Person>
+          <b:Person>
+            <b:Last>Lin</b:Last>
+            <b:First>Min</b:First>
+          </b:Person>
+          <b:Person>
+            <b:Last>Tang</b:Last>
+            <b:First>Zehcen</b:First>
+          </b:Person>
+          <b:Person>
+            <b:Last>Li</b:Last>
+            <b:First>Yang</b:First>
+          </b:Person>
+          <b:Person>
+            <b:Last>Xu</b:Last>
+            <b:First>Yong</b:First>
+          </b:Person>
+          <b:Person>
+            <b:Last>Joshi</b:Last>
+            <b:First>Amrita</b:First>
+          </b:Person>
+          <b:Person>
+            <b:Last>Wang</b:Last>
+            <b:First>Xiaonan</b:First>
+          </b:Person>
+          <b:Person>
+            <b:Last>Ng</b:Last>
+            <b:First>Leonard</b:First>
+            <b:Middle>W. T.</b:Middle>
+          </b:Person>
+          <b:Person>
+            <b:Last>Kalinin</b:Last>
+            <b:First>Sergei</b:First>
+            <b:Middle>V.</b:Middle>
+          </b:Person>
+          <b:Person>
+            <b:Last>Ahmadi</b:Last>
+            <b:First>Mahshid</b:First>
+          </b:Person>
+          <b:Person>
+            <b:Last>Zhang</b:Last>
+            <b:First>Jiyizhe</b:First>
+          </b:Person>
+          <b:Person>
+            <b:Last>Zhang</b:Last>
+            <b:First>Shuyuan</b:First>
+          </b:Person>
+          <b:Person>
+            <b:Last>Lapkin</b:Last>
+            <b:First>Alexei</b:First>
+          </b:Person>
+          <b:Person>
+            <b:Last>Xiao</b:Last>
+            <b:First>Ming</b:First>
+          </b:Person>
+          <b:Person>
+            <b:Last>Wu</b:Last>
+            <b:First>Zhe</b:First>
+          </b:Person>
+          <b:Person>
+            <b:Last>Hippalgaonkar</b:Last>
+            <b:First>Kedar</b:First>
+          </b:Person>
+          <b:Person>
+            <b:Last>Wong</b:Last>
+            <b:First>Limsoon</b:First>
+          </b:Person>
+          <b:Person>
+            <b:Last>Bastonero</b:Last>
+            <b:First>Lorenzo</b:First>
+          </b:Person>
+          <b:Person>
+            <b:Last>Marzari</b:Last>
+            <b:First>Nicola</b:First>
+          </b:Person>
+          <b:Person>
+            <b:Last>Esteras Cordoba</b:Last>
+            <b:First>Dorye</b:First>
+            <b:Middle>Luis</b:Middle>
+          </b:Person>
+          <b:Person>
+            <b:Last>Tomut</b:Last>
+            <b:First>Andrei</b:First>
+          </b:Person>
+          <b:Person>
+            <b:Last>Quinones Andrade</b:Last>
+            <b:First>Alba</b:First>
+          </b:Person>
+          <b:Person>
+            <b:Last>Garcia</b:Last>
+            <b:First>Jose-Hugo</b:First>
+          </b:Person>
+        </b:NameList>
+      </b:Author>
+    </b:Author>
+    <b:Title>AI4X roadmap: Artificial intelligence for the advancement of scientific pursuit and its future directions</b:Title>
+    <b:Year>2025</b:Year>
+    <b:URL>https://arxiv.org/abs/2511.20976</b:URL>
+    <b:StandardNumber>arXiv:2511.20976</b:StandardNumber>
+    <b:Guid>{CC21A67A-573A-47FF-8670-7E92309B1B0D}</b:Guid>
+    <b:RefOrder>6</b:RefOrder>
+  </b:Source>
 </b:Sources>
 </file>
 
 <file path=customXml/itemProps1.xml><?xml version="1.0" encoding="utf-8"?>
-<ds:datastoreItem xmlns:ds="http://schemas.openxmlformats.org/officeDocument/2006/customXml" ds:itemID="{9DC85235-CF34-4759-965B-36C81F2E1985}">
+<ds:datastoreItem xmlns:ds="http://schemas.openxmlformats.org/officeDocument/2006/customXml" ds:itemID="{02E33FD9-19E3-4F25-9BF6-EC053C7996F3}">
   <ds:schemaRefs>
     <ds:schemaRef ds:uri="http://schemas.openxmlformats.org/officeDocument/2006/bibliography"/>
   </ds:schemaRefs>
